--- a/internal_doc/03.开发设计/文档生成/Story-文档生成工具.docx
+++ b/internal_doc/03.开发设计/文档生成/Story-文档生成工具.docx
@@ -110,7 +110,7 @@
     </w:p>
     <w:tbl>
       <w:tblPr>
-        <w:tblStyle w:val="a6"/>
+        <w:tblStyle w:val="TableGrid"/>
         <w:tblW w:w="0" w:type="auto"/>
         <w:tblLook w:val="04A0"/>
       </w:tblPr>
@@ -358,7 +358,7 @@
     </w:p>
     <w:p>
       <w:pPr>
-        <w:pStyle w:val="a7"/>
+        <w:pStyle w:val="ListParagraph"/>
         <w:numPr>
           <w:ilvl w:val="0"/>
           <w:numId w:val="1"/>
@@ -422,7 +422,7 @@
     </w:p>
     <w:p>
       <w:pPr>
-        <w:pStyle w:val="a7"/>
+        <w:pStyle w:val="ListParagraph"/>
         <w:numPr>
           <w:ilvl w:val="0"/>
           <w:numId w:val="1"/>
@@ -451,7 +451,7 @@
     </w:p>
     <w:p>
       <w:pPr>
-        <w:pStyle w:val="a7"/>
+        <w:pStyle w:val="ListParagraph"/>
         <w:numPr>
           <w:ilvl w:val="0"/>
           <w:numId w:val="1"/>
@@ -467,7 +467,7 @@
     </w:p>
     <w:p>
       <w:pPr>
-        <w:pStyle w:val="a7"/>
+        <w:pStyle w:val="ListParagraph"/>
         <w:numPr>
           <w:ilvl w:val="0"/>
           <w:numId w:val="1"/>
@@ -496,7 +496,7 @@
     </w:p>
     <w:p>
       <w:pPr>
-        <w:pStyle w:val="a7"/>
+        <w:pStyle w:val="ListParagraph"/>
         <w:numPr>
           <w:ilvl w:val="0"/>
           <w:numId w:val="1"/>
@@ -558,7 +558,7 @@
       <w:sdtContent>
         <w:p>
           <w:pPr>
-            <w:pStyle w:val="TOC"/>
+            <w:pStyle w:val="TOCHeading"/>
             <w:rPr>
               <w:lang w:eastAsia="zh-CN"/>
             </w:rPr>
@@ -573,7 +573,7 @@
         </w:p>
         <w:p>
           <w:pPr>
-            <w:pStyle w:val="10"/>
+            <w:pStyle w:val="TOC1"/>
             <w:tabs>
               <w:tab w:val="right" w:leader="dot" w:pos="8296"/>
             </w:tabs>
@@ -594,7 +594,7 @@
           <w:bookmarkEnd w:id="0"/>
           <w:r>
             <w:rPr>
-              <w:rStyle w:val="a8"/>
+              <w:rStyle w:val="Hyperlink"/>
               <w:noProof/>
             </w:rPr>
             <w:fldChar w:fldCharType="begin"/>
@@ -607,14 +607,14 @@
           </w:r>
           <w:r>
             <w:rPr>
-              <w:rStyle w:val="a8"/>
+              <w:rStyle w:val="Hyperlink"/>
               <w:noProof/>
             </w:rPr>
             <w:fldChar w:fldCharType="separate"/>
           </w:r>
           <w:r>
             <w:rPr>
-              <w:rStyle w:val="a8"/>
+              <w:rStyle w:val="Hyperlink"/>
               <w:rFonts w:hint="eastAsia"/>
               <w:noProof/>
             </w:rPr>
@@ -670,7 +670,7 @@
           </w:r>
           <w:r>
             <w:rPr>
-              <w:rStyle w:val="a8"/>
+              <w:rStyle w:val="Hyperlink"/>
               <w:noProof/>
             </w:rPr>
             <w:fldChar w:fldCharType="end"/>
@@ -678,7 +678,7 @@
         </w:p>
         <w:p>
           <w:pPr>
-            <w:pStyle w:val="20"/>
+            <w:pStyle w:val="TOC2"/>
             <w:tabs>
               <w:tab w:val="right" w:leader="dot" w:pos="8296"/>
             </w:tabs>
@@ -689,14 +689,14 @@
           <w:hyperlink w:anchor="_Toc419333391" w:history="1">
             <w:r>
               <w:rPr>
-                <w:rStyle w:val="a8"/>
+                <w:rStyle w:val="Hyperlink"/>
                 <w:noProof/>
               </w:rPr>
               <w:t xml:space="preserve">0.1 </w:t>
             </w:r>
             <w:r>
               <w:rPr>
-                <w:rStyle w:val="a8"/>
+                <w:rStyle w:val="Hyperlink"/>
                 <w:rFonts w:hint="eastAsia"/>
                 <w:noProof/>
               </w:rPr>
@@ -754,7 +754,7 @@
         </w:p>
         <w:p>
           <w:pPr>
-            <w:pStyle w:val="20"/>
+            <w:pStyle w:val="TOC2"/>
             <w:tabs>
               <w:tab w:val="right" w:leader="dot" w:pos="8296"/>
             </w:tabs>
@@ -765,14 +765,14 @@
           <w:hyperlink w:anchor="_Toc419333392" w:history="1">
             <w:r>
               <w:rPr>
-                <w:rStyle w:val="a8"/>
+                <w:rStyle w:val="Hyperlink"/>
                 <w:noProof/>
               </w:rPr>
               <w:t xml:space="preserve">0.2 </w:t>
             </w:r>
             <w:r>
               <w:rPr>
-                <w:rStyle w:val="a8"/>
+                <w:rStyle w:val="Hyperlink"/>
                 <w:rFonts w:hint="eastAsia"/>
                 <w:noProof/>
               </w:rPr>
@@ -830,7 +830,7 @@
         </w:p>
         <w:p>
           <w:pPr>
-            <w:pStyle w:val="20"/>
+            <w:pStyle w:val="TOC2"/>
             <w:tabs>
               <w:tab w:val="right" w:leader="dot" w:pos="8296"/>
             </w:tabs>
@@ -841,14 +841,14 @@
           <w:hyperlink w:anchor="_Toc419333393" w:history="1">
             <w:r>
               <w:rPr>
-                <w:rStyle w:val="a8"/>
+                <w:rStyle w:val="Hyperlink"/>
                 <w:noProof/>
               </w:rPr>
               <w:t xml:space="preserve">0.3 </w:t>
             </w:r>
             <w:r>
               <w:rPr>
-                <w:rStyle w:val="a8"/>
+                <w:rStyle w:val="Hyperlink"/>
                 <w:rFonts w:hint="eastAsia"/>
                 <w:noProof/>
               </w:rPr>
@@ -906,7 +906,7 @@
         </w:p>
         <w:p>
           <w:pPr>
-            <w:pStyle w:val="20"/>
+            <w:pStyle w:val="TOC2"/>
             <w:tabs>
               <w:tab w:val="right" w:leader="dot" w:pos="8296"/>
             </w:tabs>
@@ -917,14 +917,14 @@
           <w:hyperlink w:anchor="_Toc419333394" w:history="1">
             <w:r>
               <w:rPr>
-                <w:rStyle w:val="a8"/>
+                <w:rStyle w:val="Hyperlink"/>
                 <w:noProof/>
               </w:rPr>
               <w:t xml:space="preserve">0.4 </w:t>
             </w:r>
             <w:r>
               <w:rPr>
-                <w:rStyle w:val="a8"/>
+                <w:rStyle w:val="Hyperlink"/>
                 <w:rFonts w:hint="eastAsia"/>
                 <w:noProof/>
               </w:rPr>
@@ -982,7 +982,7 @@
         </w:p>
         <w:p>
           <w:pPr>
-            <w:pStyle w:val="10"/>
+            <w:pStyle w:val="TOC1"/>
             <w:tabs>
               <w:tab w:val="right" w:leader="dot" w:pos="8296"/>
             </w:tabs>
@@ -993,7 +993,7 @@
           <w:hyperlink w:anchor="_Toc419333395" w:history="1">
             <w:r>
               <w:rPr>
-                <w:rStyle w:val="a8"/>
+                <w:rStyle w:val="Hyperlink"/>
                 <w:rFonts w:hint="eastAsia"/>
                 <w:noProof/>
               </w:rPr>
@@ -1051,7 +1051,7 @@
         </w:p>
         <w:p>
           <w:pPr>
-            <w:pStyle w:val="20"/>
+            <w:pStyle w:val="TOC2"/>
             <w:tabs>
               <w:tab w:val="right" w:leader="dot" w:pos="8296"/>
             </w:tabs>
@@ -1062,14 +1062,14 @@
           <w:hyperlink w:anchor="_Toc419333396" w:history="1">
             <w:r>
               <w:rPr>
-                <w:rStyle w:val="a8"/>
+                <w:rStyle w:val="Hyperlink"/>
                 <w:noProof/>
               </w:rPr>
               <w:t xml:space="preserve">1.1 </w:t>
             </w:r>
             <w:r>
               <w:rPr>
-                <w:rStyle w:val="a8"/>
+                <w:rStyle w:val="Hyperlink"/>
                 <w:rFonts w:hint="eastAsia"/>
                 <w:noProof/>
               </w:rPr>
@@ -1127,7 +1127,7 @@
         </w:p>
         <w:p>
           <w:pPr>
-            <w:pStyle w:val="20"/>
+            <w:pStyle w:val="TOC2"/>
             <w:tabs>
               <w:tab w:val="right" w:leader="dot" w:pos="8296"/>
             </w:tabs>
@@ -1138,14 +1138,14 @@
           <w:hyperlink w:anchor="_Toc419333397" w:history="1">
             <w:r>
               <w:rPr>
-                <w:rStyle w:val="a8"/>
+                <w:rStyle w:val="Hyperlink"/>
                 <w:noProof/>
               </w:rPr>
               <w:t xml:space="preserve">1.2 </w:t>
             </w:r>
             <w:r>
               <w:rPr>
-                <w:rStyle w:val="a8"/>
+                <w:rStyle w:val="Hyperlink"/>
                 <w:rFonts w:hint="eastAsia"/>
                 <w:noProof/>
               </w:rPr>
@@ -1203,7 +1203,7 @@
         </w:p>
         <w:p>
           <w:pPr>
-            <w:pStyle w:val="20"/>
+            <w:pStyle w:val="TOC2"/>
             <w:tabs>
               <w:tab w:val="right" w:leader="dot" w:pos="8296"/>
             </w:tabs>
@@ -1214,14 +1214,14 @@
           <w:hyperlink w:anchor="_Toc419333398" w:history="1">
             <w:r>
               <w:rPr>
-                <w:rStyle w:val="a8"/>
+                <w:rStyle w:val="Hyperlink"/>
                 <w:noProof/>
               </w:rPr>
               <w:t xml:space="preserve">1.3 </w:t>
             </w:r>
             <w:r>
               <w:rPr>
-                <w:rStyle w:val="a8"/>
+                <w:rStyle w:val="Hyperlink"/>
                 <w:rFonts w:hint="eastAsia"/>
                 <w:noProof/>
               </w:rPr>
@@ -1279,7 +1279,7 @@
         </w:p>
         <w:p>
           <w:pPr>
-            <w:pStyle w:val="20"/>
+            <w:pStyle w:val="TOC2"/>
             <w:tabs>
               <w:tab w:val="right" w:leader="dot" w:pos="8296"/>
             </w:tabs>
@@ -1290,14 +1290,14 @@
           <w:hyperlink w:anchor="_Toc419333399" w:history="1">
             <w:r>
               <w:rPr>
-                <w:rStyle w:val="a8"/>
+                <w:rStyle w:val="Hyperlink"/>
                 <w:noProof/>
               </w:rPr>
               <w:t>1.3.1</w:t>
             </w:r>
             <w:r>
               <w:rPr>
-                <w:rStyle w:val="a8"/>
+                <w:rStyle w:val="Hyperlink"/>
                 <w:rFonts w:hint="eastAsia"/>
                 <w:noProof/>
               </w:rPr>
@@ -1355,7 +1355,7 @@
         </w:p>
         <w:p>
           <w:pPr>
-            <w:pStyle w:val="20"/>
+            <w:pStyle w:val="TOC2"/>
             <w:tabs>
               <w:tab w:val="right" w:leader="dot" w:pos="8296"/>
             </w:tabs>
@@ -1366,14 +1366,14 @@
           <w:hyperlink w:anchor="_Toc419333400" w:history="1">
             <w:r>
               <w:rPr>
-                <w:rStyle w:val="a8"/>
+                <w:rStyle w:val="Hyperlink"/>
                 <w:noProof/>
               </w:rPr>
               <w:t xml:space="preserve">1.3.1.1 </w:t>
             </w:r>
             <w:r>
               <w:rPr>
-                <w:rStyle w:val="a8"/>
+                <w:rStyle w:val="Hyperlink"/>
                 <w:rFonts w:hint="eastAsia"/>
                 <w:noProof/>
               </w:rPr>
@@ -1381,14 +1381,14 @@
             </w:r>
             <w:r>
               <w:rPr>
-                <w:rStyle w:val="a8"/>
+                <w:rStyle w:val="Hyperlink"/>
                 <w:noProof/>
               </w:rPr>
               <w:t>Markdown</w:t>
             </w:r>
             <w:r>
               <w:rPr>
-                <w:rStyle w:val="a8"/>
+                <w:rStyle w:val="Hyperlink"/>
                 <w:rFonts w:hint="eastAsia"/>
                 <w:noProof/>
               </w:rPr>
@@ -1396,14 +1396,14 @@
             </w:r>
             <w:r>
               <w:rPr>
-                <w:rStyle w:val="a8"/>
+                <w:rStyle w:val="Hyperlink"/>
                 <w:noProof/>
               </w:rPr>
               <w:t>toc</w:t>
             </w:r>
             <w:r>
               <w:rPr>
-                <w:rStyle w:val="a8"/>
+                <w:rStyle w:val="Hyperlink"/>
                 <w:rFonts w:hint="eastAsia"/>
                 <w:noProof/>
               </w:rPr>
@@ -1411,14 +1411,14 @@
             </w:r>
             <w:r>
               <w:rPr>
-                <w:rStyle w:val="a8"/>
+                <w:rStyle w:val="Hyperlink"/>
                 <w:noProof/>
               </w:rPr>
               <w:t>html</w:t>
             </w:r>
             <w:r>
               <w:rPr>
-                <w:rStyle w:val="a8"/>
+                <w:rStyle w:val="Hyperlink"/>
                 <w:rFonts w:hint="eastAsia"/>
                 <w:noProof/>
               </w:rPr>
@@ -1476,7 +1476,7 @@
         </w:p>
         <w:p>
           <w:pPr>
-            <w:pStyle w:val="20"/>
+            <w:pStyle w:val="TOC2"/>
             <w:tabs>
               <w:tab w:val="right" w:leader="dot" w:pos="8296"/>
             </w:tabs>
@@ -1487,14 +1487,14 @@
           <w:hyperlink w:anchor="_Toc419333401" w:history="1">
             <w:r>
               <w:rPr>
-                <w:rStyle w:val="a8"/>
+                <w:rStyle w:val="Hyperlink"/>
                 <w:noProof/>
               </w:rPr>
               <w:t xml:space="preserve">1.3.1.2 </w:t>
             </w:r>
             <w:r>
               <w:rPr>
-                <w:rStyle w:val="a8"/>
+                <w:rStyle w:val="Hyperlink"/>
                 <w:rFonts w:hint="eastAsia"/>
                 <w:noProof/>
               </w:rPr>
@@ -1502,14 +1502,14 @@
             </w:r>
             <w:r>
               <w:rPr>
-                <w:rStyle w:val="a8"/>
+                <w:rStyle w:val="Hyperlink"/>
                 <w:noProof/>
               </w:rPr>
               <w:t>Html</w:t>
             </w:r>
             <w:r>
               <w:rPr>
-                <w:rStyle w:val="a8"/>
+                <w:rStyle w:val="Hyperlink"/>
                 <w:rFonts w:hint="eastAsia"/>
                 <w:noProof/>
               </w:rPr>
@@ -1517,14 +1517,14 @@
             </w:r>
             <w:r>
               <w:rPr>
-                <w:rStyle w:val="a8"/>
+                <w:rStyle w:val="Hyperlink"/>
                 <w:noProof/>
               </w:rPr>
               <w:t>toc</w:t>
             </w:r>
             <w:r>
               <w:rPr>
-                <w:rStyle w:val="a8"/>
+                <w:rStyle w:val="Hyperlink"/>
                 <w:rFonts w:hint="eastAsia"/>
                 <w:noProof/>
               </w:rPr>
@@ -1532,14 +1532,14 @@
             </w:r>
             <w:r>
               <w:rPr>
-                <w:rStyle w:val="a8"/>
+                <w:rStyle w:val="Hyperlink"/>
                 <w:noProof/>
               </w:rPr>
               <w:t>mysql</w:t>
             </w:r>
             <w:r>
               <w:rPr>
-                <w:rStyle w:val="a8"/>
+                <w:rStyle w:val="Hyperlink"/>
                 <w:rFonts w:hint="eastAsia"/>
                 <w:noProof/>
               </w:rPr>
@@ -1597,7 +1597,7 @@
         </w:p>
         <w:p>
           <w:pPr>
-            <w:pStyle w:val="20"/>
+            <w:pStyle w:val="TOC2"/>
             <w:tabs>
               <w:tab w:val="right" w:leader="dot" w:pos="8296"/>
             </w:tabs>
@@ -1608,14 +1608,14 @@
           <w:hyperlink w:anchor="_Toc419333402" w:history="1">
             <w:r>
               <w:rPr>
-                <w:rStyle w:val="a8"/>
+                <w:rStyle w:val="Hyperlink"/>
                 <w:noProof/>
               </w:rPr>
               <w:t xml:space="preserve">1.3.1.3 </w:t>
             </w:r>
             <w:r>
               <w:rPr>
-                <w:rStyle w:val="a8"/>
+                <w:rStyle w:val="Hyperlink"/>
                 <w:rFonts w:hint="eastAsia"/>
                 <w:noProof/>
               </w:rPr>
@@ -1623,14 +1623,14 @@
             </w:r>
             <w:r>
               <w:rPr>
-                <w:rStyle w:val="a8"/>
+                <w:rStyle w:val="Hyperlink"/>
                 <w:noProof/>
               </w:rPr>
               <w:t>Html</w:t>
             </w:r>
             <w:r>
               <w:rPr>
-                <w:rStyle w:val="a8"/>
+                <w:rStyle w:val="Hyperlink"/>
                 <w:rFonts w:hint="eastAsia"/>
                 <w:noProof/>
               </w:rPr>
@@ -1638,14 +1638,14 @@
             </w:r>
             <w:r>
               <w:rPr>
-                <w:rStyle w:val="a8"/>
+                <w:rStyle w:val="Hyperlink"/>
                 <w:noProof/>
               </w:rPr>
               <w:t>dita</w:t>
             </w:r>
             <w:r>
               <w:rPr>
-                <w:rStyle w:val="a8"/>
+                <w:rStyle w:val="Hyperlink"/>
                 <w:rFonts w:hint="eastAsia"/>
                 <w:noProof/>
               </w:rPr>
@@ -1703,7 +1703,7 @@
         </w:p>
         <w:p>
           <w:pPr>
-            <w:pStyle w:val="20"/>
+            <w:pStyle w:val="TOC2"/>
             <w:tabs>
               <w:tab w:val="right" w:leader="dot" w:pos="8296"/>
             </w:tabs>
@@ -1714,14 +1714,14 @@
           <w:hyperlink w:anchor="_Toc419333403" w:history="1">
             <w:r>
               <w:rPr>
-                <w:rStyle w:val="a8"/>
+                <w:rStyle w:val="Hyperlink"/>
                 <w:noProof/>
               </w:rPr>
               <w:t>1.3.1.4</w:t>
             </w:r>
             <w:r>
               <w:rPr>
-                <w:rStyle w:val="a8"/>
+                <w:rStyle w:val="Hyperlink"/>
                 <w:rFonts w:hint="eastAsia"/>
                 <w:noProof/>
               </w:rPr>
@@ -1729,14 +1729,14 @@
             </w:r>
             <w:r>
               <w:rPr>
-                <w:rStyle w:val="a8"/>
+                <w:rStyle w:val="Hyperlink"/>
                 <w:noProof/>
               </w:rPr>
               <w:t>conf</w:t>
             </w:r>
             <w:r>
               <w:rPr>
-                <w:rStyle w:val="a8"/>
+                <w:rStyle w:val="Hyperlink"/>
                 <w:rFonts w:hint="eastAsia"/>
                 <w:noProof/>
               </w:rPr>
@@ -1744,14 +1744,14 @@
             </w:r>
             <w:r>
               <w:rPr>
-                <w:rStyle w:val="a8"/>
+                <w:rStyle w:val="Hyperlink"/>
                 <w:noProof/>
               </w:rPr>
               <w:t>man page</w:t>
             </w:r>
             <w:r>
               <w:rPr>
-                <w:rStyle w:val="a8"/>
+                <w:rStyle w:val="Hyperlink"/>
                 <w:rFonts w:hint="eastAsia"/>
                 <w:noProof/>
               </w:rPr>
@@ -1809,7 +1809,7 @@
         </w:p>
         <w:p>
           <w:pPr>
-            <w:pStyle w:val="20"/>
+            <w:pStyle w:val="TOC2"/>
             <w:tabs>
               <w:tab w:val="right" w:leader="dot" w:pos="8296"/>
             </w:tabs>
@@ -1820,14 +1820,14 @@
           <w:hyperlink w:anchor="_Toc419333404" w:history="1">
             <w:r>
               <w:rPr>
-                <w:rStyle w:val="a8"/>
+                <w:rStyle w:val="Hyperlink"/>
                 <w:noProof/>
               </w:rPr>
               <w:t>1.3.1.5</w:t>
             </w:r>
             <w:r>
               <w:rPr>
-                <w:rStyle w:val="a8"/>
+                <w:rStyle w:val="Hyperlink"/>
                 <w:rFonts w:hint="eastAsia"/>
                 <w:noProof/>
               </w:rPr>
@@ -1835,14 +1835,14 @@
             </w:r>
             <w:r>
               <w:rPr>
-                <w:rStyle w:val="a8"/>
+                <w:rStyle w:val="Hyperlink"/>
                 <w:noProof/>
               </w:rPr>
               <w:t>dita</w:t>
             </w:r>
             <w:r>
               <w:rPr>
-                <w:rStyle w:val="a8"/>
+                <w:rStyle w:val="Hyperlink"/>
                 <w:rFonts w:hint="eastAsia"/>
                 <w:noProof/>
               </w:rPr>
@@ -1850,14 +1850,14 @@
             </w:r>
             <w:r>
               <w:rPr>
-                <w:rStyle w:val="a8"/>
+                <w:rStyle w:val="Hyperlink"/>
                 <w:noProof/>
               </w:rPr>
               <w:t>man page</w:t>
             </w:r>
             <w:r>
               <w:rPr>
-                <w:rStyle w:val="a8"/>
+                <w:rStyle w:val="Hyperlink"/>
                 <w:rFonts w:hint="eastAsia"/>
                 <w:noProof/>
               </w:rPr>
@@ -1865,14 +1865,14 @@
             </w:r>
             <w:r>
               <w:rPr>
-                <w:rStyle w:val="a8"/>
+                <w:rStyle w:val="Hyperlink"/>
                 <w:noProof/>
               </w:rPr>
               <w:t>webhelp</w:t>
             </w:r>
             <w:r>
               <w:rPr>
-                <w:rStyle w:val="a8"/>
+                <w:rStyle w:val="Hyperlink"/>
                 <w:rFonts w:hint="eastAsia"/>
                 <w:noProof/>
               </w:rPr>
@@ -1930,7 +1930,7 @@
         </w:p>
         <w:p>
           <w:pPr>
-            <w:pStyle w:val="20"/>
+            <w:pStyle w:val="TOC2"/>
             <w:tabs>
               <w:tab w:val="right" w:leader="dot" w:pos="8296"/>
             </w:tabs>
@@ -1941,14 +1941,14 @@
           <w:hyperlink w:anchor="_Toc419333405" w:history="1">
             <w:r>
               <w:rPr>
-                <w:rStyle w:val="a8"/>
+                <w:rStyle w:val="Hyperlink"/>
                 <w:noProof/>
               </w:rPr>
               <w:t>1.3.1.6</w:t>
             </w:r>
             <w:r>
               <w:rPr>
-                <w:rStyle w:val="a8"/>
+                <w:rStyle w:val="Hyperlink"/>
                 <w:rFonts w:hint="eastAsia"/>
                 <w:noProof/>
               </w:rPr>
@@ -1956,14 +1956,14 @@
             </w:r>
             <w:r>
               <w:rPr>
-                <w:rStyle w:val="a8"/>
+                <w:rStyle w:val="Hyperlink"/>
                 <w:noProof/>
               </w:rPr>
               <w:t>dita</w:t>
             </w:r>
             <w:r>
               <w:rPr>
-                <w:rStyle w:val="a8"/>
+                <w:rStyle w:val="Hyperlink"/>
                 <w:rFonts w:hint="eastAsia"/>
                 <w:noProof/>
               </w:rPr>
@@ -1971,14 +1971,14 @@
             </w:r>
             <w:r>
               <w:rPr>
-                <w:rStyle w:val="a8"/>
+                <w:rStyle w:val="Hyperlink"/>
                 <w:noProof/>
               </w:rPr>
               <w:t>cli</w:t>
             </w:r>
             <w:r>
               <w:rPr>
-                <w:rStyle w:val="a8"/>
+                <w:rStyle w:val="Hyperlink"/>
                 <w:rFonts w:hint="eastAsia"/>
                 <w:noProof/>
               </w:rPr>
@@ -2036,7 +2036,7 @@
         </w:p>
         <w:p>
           <w:pPr>
-            <w:pStyle w:val="20"/>
+            <w:pStyle w:val="TOC2"/>
             <w:tabs>
               <w:tab w:val="right" w:leader="dot" w:pos="8296"/>
             </w:tabs>
@@ -2047,14 +2047,14 @@
           <w:hyperlink w:anchor="_Toc419333406" w:history="1">
             <w:r>
               <w:rPr>
-                <w:rStyle w:val="a8"/>
+                <w:rStyle w:val="Hyperlink"/>
                 <w:noProof/>
               </w:rPr>
               <w:t>1.3.2</w:t>
             </w:r>
             <w:r>
               <w:rPr>
-                <w:rStyle w:val="a8"/>
+                <w:rStyle w:val="Hyperlink"/>
                 <w:rFonts w:hint="eastAsia"/>
                 <w:noProof/>
               </w:rPr>
@@ -2112,7 +2112,7 @@
         </w:p>
         <w:p>
           <w:pPr>
-            <w:pStyle w:val="20"/>
+            <w:pStyle w:val="TOC2"/>
             <w:tabs>
               <w:tab w:val="right" w:leader="dot" w:pos="8296"/>
             </w:tabs>
@@ -2123,14 +2123,14 @@
           <w:hyperlink w:anchor="_Toc419333407" w:history="1">
             <w:r>
               <w:rPr>
-                <w:rStyle w:val="a8"/>
+                <w:rStyle w:val="Hyperlink"/>
                 <w:noProof/>
               </w:rPr>
               <w:t xml:space="preserve">1.4 </w:t>
             </w:r>
             <w:r>
               <w:rPr>
-                <w:rStyle w:val="a8"/>
+                <w:rStyle w:val="Hyperlink"/>
                 <w:rFonts w:hint="eastAsia"/>
                 <w:noProof/>
               </w:rPr>
@@ -2188,7 +2188,7 @@
         </w:p>
         <w:p>
           <w:pPr>
-            <w:pStyle w:val="20"/>
+            <w:pStyle w:val="TOC2"/>
             <w:tabs>
               <w:tab w:val="right" w:leader="dot" w:pos="8296"/>
             </w:tabs>
@@ -2199,14 +2199,14 @@
           <w:hyperlink w:anchor="_Toc419333408" w:history="1">
             <w:r>
               <w:rPr>
-                <w:rStyle w:val="a8"/>
+                <w:rStyle w:val="Hyperlink"/>
                 <w:noProof/>
               </w:rPr>
               <w:t xml:space="preserve">1.5 </w:t>
             </w:r>
             <w:r>
               <w:rPr>
-                <w:rStyle w:val="a8"/>
+                <w:rStyle w:val="Hyperlink"/>
                 <w:rFonts w:hint="eastAsia"/>
                 <w:noProof/>
               </w:rPr>
@@ -2264,7 +2264,7 @@
         </w:p>
         <w:p>
           <w:pPr>
-            <w:pStyle w:val="20"/>
+            <w:pStyle w:val="TOC2"/>
             <w:tabs>
               <w:tab w:val="right" w:leader="dot" w:pos="8296"/>
             </w:tabs>
@@ -2275,14 +2275,14 @@
           <w:hyperlink w:anchor="_Toc419333409" w:history="1">
             <w:r>
               <w:rPr>
-                <w:rStyle w:val="a8"/>
+                <w:rStyle w:val="Hyperlink"/>
                 <w:noProof/>
               </w:rPr>
               <w:t xml:space="preserve">1.6 </w:t>
             </w:r>
             <w:r>
               <w:rPr>
-                <w:rStyle w:val="a8"/>
+                <w:rStyle w:val="Hyperlink"/>
                 <w:rFonts w:hint="eastAsia"/>
                 <w:noProof/>
               </w:rPr>
@@ -2340,7 +2340,7 @@
         </w:p>
         <w:p>
           <w:pPr>
-            <w:pStyle w:val="20"/>
+            <w:pStyle w:val="TOC2"/>
             <w:tabs>
               <w:tab w:val="right" w:leader="dot" w:pos="8296"/>
             </w:tabs>
@@ -2351,14 +2351,14 @@
           <w:hyperlink w:anchor="_Toc419333410" w:history="1">
             <w:r>
               <w:rPr>
-                <w:rStyle w:val="a8"/>
+                <w:rStyle w:val="Hyperlink"/>
                 <w:noProof/>
               </w:rPr>
               <w:t xml:space="preserve">1.7 </w:t>
             </w:r>
             <w:r>
               <w:rPr>
-                <w:rStyle w:val="a8"/>
+                <w:rStyle w:val="Hyperlink"/>
                 <w:rFonts w:hint="eastAsia"/>
                 <w:noProof/>
               </w:rPr>
@@ -2416,7 +2416,7 @@
         </w:p>
         <w:p>
           <w:pPr>
-            <w:pStyle w:val="20"/>
+            <w:pStyle w:val="TOC2"/>
             <w:tabs>
               <w:tab w:val="right" w:leader="dot" w:pos="8296"/>
             </w:tabs>
@@ -2427,14 +2427,14 @@
           <w:hyperlink w:anchor="_Toc419333411" w:history="1">
             <w:r>
               <w:rPr>
-                <w:rStyle w:val="a8"/>
+                <w:rStyle w:val="Hyperlink"/>
                 <w:noProof/>
               </w:rPr>
               <w:t xml:space="preserve">1.8 </w:t>
             </w:r>
             <w:r>
               <w:rPr>
-                <w:rStyle w:val="a8"/>
+                <w:rStyle w:val="Hyperlink"/>
                 <w:rFonts w:hint="eastAsia"/>
                 <w:noProof/>
               </w:rPr>
@@ -2492,7 +2492,7 @@
         </w:p>
         <w:p>
           <w:pPr>
-            <w:pStyle w:val="10"/>
+            <w:pStyle w:val="TOC1"/>
             <w:tabs>
               <w:tab w:val="right" w:leader="dot" w:pos="8296"/>
             </w:tabs>
@@ -2503,7 +2503,7 @@
           <w:hyperlink w:anchor="_Toc419333412" w:history="1">
             <w:r>
               <w:rPr>
-                <w:rStyle w:val="a8"/>
+                <w:rStyle w:val="Hyperlink"/>
                 <w:rFonts w:hint="eastAsia"/>
                 <w:noProof/>
               </w:rPr>
@@ -2561,7 +2561,7 @@
         </w:p>
         <w:p>
           <w:pPr>
-            <w:pStyle w:val="20"/>
+            <w:pStyle w:val="TOC2"/>
             <w:tabs>
               <w:tab w:val="right" w:leader="dot" w:pos="8296"/>
             </w:tabs>
@@ -2572,14 +2572,14 @@
           <w:hyperlink w:anchor="_Toc419333413" w:history="1">
             <w:r>
               <w:rPr>
-                <w:rStyle w:val="a8"/>
+                <w:rStyle w:val="Hyperlink"/>
                 <w:noProof/>
               </w:rPr>
               <w:t xml:space="preserve">2.1 </w:t>
             </w:r>
             <w:r>
               <w:rPr>
-                <w:rStyle w:val="a8"/>
+                <w:rStyle w:val="Hyperlink"/>
                 <w:rFonts w:hint="eastAsia"/>
                 <w:noProof/>
               </w:rPr>
@@ -2637,7 +2637,7 @@
         </w:p>
         <w:p>
           <w:pPr>
-            <w:pStyle w:val="20"/>
+            <w:pStyle w:val="TOC2"/>
             <w:tabs>
               <w:tab w:val="right" w:leader="dot" w:pos="8296"/>
             </w:tabs>
@@ -2648,14 +2648,14 @@
           <w:hyperlink w:anchor="_Toc419333414" w:history="1">
             <w:r>
               <w:rPr>
-                <w:rStyle w:val="a8"/>
+                <w:rStyle w:val="Hyperlink"/>
                 <w:noProof/>
               </w:rPr>
               <w:t xml:space="preserve">2.2 </w:t>
             </w:r>
             <w:r>
               <w:rPr>
-                <w:rStyle w:val="a8"/>
+                <w:rStyle w:val="Hyperlink"/>
                 <w:rFonts w:hint="eastAsia"/>
                 <w:noProof/>
               </w:rPr>
@@ -2713,7 +2713,7 @@
         </w:p>
         <w:p>
           <w:pPr>
-            <w:pStyle w:val="20"/>
+            <w:pStyle w:val="TOC2"/>
             <w:tabs>
               <w:tab w:val="right" w:leader="dot" w:pos="8296"/>
             </w:tabs>
@@ -2724,14 +2724,14 @@
           <w:hyperlink w:anchor="_Toc419333415" w:history="1">
             <w:r>
               <w:rPr>
-                <w:rStyle w:val="a8"/>
+                <w:rStyle w:val="Hyperlink"/>
                 <w:noProof/>
               </w:rPr>
               <w:t xml:space="preserve">2.3 </w:t>
             </w:r>
             <w:r>
               <w:rPr>
-                <w:rStyle w:val="a8"/>
+                <w:rStyle w:val="Hyperlink"/>
                 <w:rFonts w:hint="eastAsia"/>
                 <w:noProof/>
               </w:rPr>
@@ -2789,7 +2789,7 @@
         </w:p>
         <w:p>
           <w:pPr>
-            <w:pStyle w:val="20"/>
+            <w:pStyle w:val="TOC2"/>
             <w:tabs>
               <w:tab w:val="right" w:leader="dot" w:pos="8296"/>
             </w:tabs>
@@ -2800,14 +2800,14 @@
           <w:hyperlink w:anchor="_Toc419333416" w:history="1">
             <w:r>
               <w:rPr>
-                <w:rStyle w:val="a8"/>
+                <w:rStyle w:val="Hyperlink"/>
                 <w:noProof/>
               </w:rPr>
               <w:t xml:space="preserve">2.4 </w:t>
             </w:r>
             <w:r>
               <w:rPr>
-                <w:rStyle w:val="a8"/>
+                <w:rStyle w:val="Hyperlink"/>
                 <w:rFonts w:hint="eastAsia"/>
                 <w:noProof/>
               </w:rPr>
@@ -2865,7 +2865,7 @@
         </w:p>
         <w:p>
           <w:pPr>
-            <w:pStyle w:val="20"/>
+            <w:pStyle w:val="TOC2"/>
             <w:tabs>
               <w:tab w:val="right" w:leader="dot" w:pos="8296"/>
             </w:tabs>
@@ -2876,14 +2876,14 @@
           <w:hyperlink w:anchor="_Toc419333417" w:history="1">
             <w:r>
               <w:rPr>
-                <w:rStyle w:val="a8"/>
+                <w:rStyle w:val="Hyperlink"/>
                 <w:noProof/>
               </w:rPr>
               <w:t xml:space="preserve">2.5 </w:t>
             </w:r>
             <w:r>
               <w:rPr>
-                <w:rStyle w:val="a8"/>
+                <w:rStyle w:val="Hyperlink"/>
                 <w:rFonts w:hint="eastAsia"/>
                 <w:noProof/>
               </w:rPr>
@@ -2941,7 +2941,7 @@
         </w:p>
         <w:p>
           <w:pPr>
-            <w:pStyle w:val="20"/>
+            <w:pStyle w:val="TOC2"/>
             <w:tabs>
               <w:tab w:val="right" w:leader="dot" w:pos="8296"/>
             </w:tabs>
@@ -2952,14 +2952,14 @@
           <w:hyperlink w:anchor="_Toc419333418" w:history="1">
             <w:r>
               <w:rPr>
-                <w:rStyle w:val="a8"/>
+                <w:rStyle w:val="Hyperlink"/>
                 <w:noProof/>
               </w:rPr>
               <w:t xml:space="preserve">2.6 </w:t>
             </w:r>
             <w:r>
               <w:rPr>
-                <w:rStyle w:val="a8"/>
+                <w:rStyle w:val="Hyperlink"/>
                 <w:rFonts w:hint="eastAsia"/>
                 <w:noProof/>
               </w:rPr>
@@ -3017,7 +3017,7 @@
         </w:p>
         <w:p>
           <w:pPr>
-            <w:pStyle w:val="20"/>
+            <w:pStyle w:val="TOC2"/>
             <w:tabs>
               <w:tab w:val="right" w:leader="dot" w:pos="8296"/>
             </w:tabs>
@@ -3028,14 +3028,14 @@
           <w:hyperlink w:anchor="_Toc419333419" w:history="1">
             <w:r>
               <w:rPr>
-                <w:rStyle w:val="a8"/>
+                <w:rStyle w:val="Hyperlink"/>
                 <w:noProof/>
               </w:rPr>
               <w:t xml:space="preserve">2.7 </w:t>
             </w:r>
             <w:r>
               <w:rPr>
-                <w:rStyle w:val="a8"/>
+                <w:rStyle w:val="Hyperlink"/>
                 <w:rFonts w:hint="eastAsia"/>
                 <w:noProof/>
               </w:rPr>
@@ -3093,7 +3093,7 @@
         </w:p>
         <w:p>
           <w:pPr>
-            <w:pStyle w:val="20"/>
+            <w:pStyle w:val="TOC2"/>
             <w:tabs>
               <w:tab w:val="right" w:leader="dot" w:pos="8296"/>
             </w:tabs>
@@ -3104,14 +3104,14 @@
           <w:hyperlink w:anchor="_Toc419333420" w:history="1">
             <w:r>
               <w:rPr>
-                <w:rStyle w:val="a8"/>
+                <w:rStyle w:val="Hyperlink"/>
                 <w:noProof/>
               </w:rPr>
               <w:t xml:space="preserve">2.8 </w:t>
             </w:r>
             <w:r>
               <w:rPr>
-                <w:rStyle w:val="a8"/>
+                <w:rStyle w:val="Hyperlink"/>
                 <w:rFonts w:hint="eastAsia"/>
                 <w:noProof/>
               </w:rPr>
@@ -3176,7 +3176,7 @@
     </w:sdt>
     <w:p>
       <w:pPr>
-        <w:pStyle w:val="a7"/>
+        <w:pStyle w:val="ListParagraph"/>
         <w:ind w:left="360" w:firstLineChars="0" w:firstLine="0"/>
       </w:pPr>
     </w:p>
@@ -3191,7 +3191,7 @@
     </w:p>
     <w:p>
       <w:pPr>
-        <w:pStyle w:val="1"/>
+        <w:pStyle w:val="Heading1"/>
       </w:pPr>
       <w:bookmarkStart w:id="1" w:name="_Toc419333390"/>
       <w:r>
@@ -3205,7 +3205,7 @@
     </w:p>
     <w:p>
       <w:pPr>
-        <w:pStyle w:val="2"/>
+        <w:pStyle w:val="Heading2"/>
       </w:pPr>
       <w:bookmarkStart w:id="2" w:name="_Toc419333391"/>
       <w:r>
@@ -3224,7 +3224,7 @@
     </w:p>
     <w:tbl>
       <w:tblPr>
-        <w:tblStyle w:val="a6"/>
+        <w:tblStyle w:val="TableGrid"/>
         <w:tblW w:w="0" w:type="auto"/>
         <w:tblLook w:val="04A0"/>
       </w:tblPr>
@@ -3409,7 +3409,7 @@
     <w:p/>
     <w:p>
       <w:pPr>
-        <w:pStyle w:val="2"/>
+        <w:pStyle w:val="Heading2"/>
       </w:pPr>
       <w:bookmarkStart w:id="3" w:name="_Toc419333392"/>
       <w:r>
@@ -3466,7 +3466,7 @@
     </w:p>
     <w:p>
       <w:pPr>
-        <w:pStyle w:val="2"/>
+        <w:pStyle w:val="Heading2"/>
       </w:pPr>
       <w:bookmarkStart w:id="4" w:name="_Toc419333393"/>
       <w:r>
@@ -3592,7 +3592,7 @@
     <w:p/>
     <w:p>
       <w:pPr>
-        <w:pStyle w:val="2"/>
+        <w:pStyle w:val="Heading2"/>
       </w:pPr>
       <w:bookmarkStart w:id="5" w:name="_Toc339217959"/>
       <w:bookmarkStart w:id="6" w:name="_Toc419333394"/>
@@ -3613,7 +3613,7 @@
     </w:p>
     <w:p>
       <w:pPr>
-        <w:pStyle w:val="a7"/>
+        <w:pStyle w:val="ListParagraph"/>
         <w:ind w:left="360" w:firstLineChars="0" w:firstLine="0"/>
         <w:rPr>
           <w:color w:val="FF0000"/>
@@ -3643,7 +3643,7 @@
     </w:p>
     <w:tbl>
       <w:tblPr>
-        <w:tblStyle w:val="a6"/>
+        <w:tblStyle w:val="TableGrid"/>
         <w:tblW w:w="0" w:type="auto"/>
         <w:tblInd w:w="360" w:type="dxa"/>
         <w:tblLook w:val="04A0"/>
@@ -3661,7 +3661,7 @@
           </w:tcPr>
           <w:p>
             <w:pPr>
-              <w:pStyle w:val="a7"/>
+              <w:pStyle w:val="ListParagraph"/>
               <w:ind w:firstLineChars="0" w:firstLine="0"/>
             </w:pPr>
             <w:r>
@@ -3678,7 +3678,7 @@
           </w:tcPr>
           <w:p>
             <w:pPr>
-              <w:pStyle w:val="a7"/>
+              <w:pStyle w:val="ListParagraph"/>
               <w:ind w:firstLineChars="0" w:firstLine="0"/>
             </w:pPr>
             <w:r>
@@ -3695,7 +3695,7 @@
           </w:tcPr>
           <w:p>
             <w:pPr>
-              <w:pStyle w:val="a7"/>
+              <w:pStyle w:val="ListParagraph"/>
               <w:ind w:firstLineChars="0" w:firstLine="0"/>
             </w:pPr>
             <w:r>
@@ -3712,7 +3712,7 @@
           </w:tcPr>
           <w:p>
             <w:pPr>
-              <w:pStyle w:val="a7"/>
+              <w:pStyle w:val="ListParagraph"/>
               <w:ind w:firstLineChars="0" w:firstLine="0"/>
             </w:pPr>
             <w:r>
@@ -3731,7 +3731,7 @@
           </w:tcPr>
           <w:p>
             <w:pPr>
-              <w:pStyle w:val="a7"/>
+              <w:pStyle w:val="ListParagraph"/>
               <w:ind w:firstLineChars="0" w:firstLine="0"/>
             </w:pPr>
           </w:p>
@@ -3742,7 +3742,7 @@
           </w:tcPr>
           <w:p>
             <w:pPr>
-              <w:pStyle w:val="a7"/>
+              <w:pStyle w:val="ListParagraph"/>
               <w:ind w:firstLineChars="0" w:firstLine="0"/>
             </w:pPr>
           </w:p>
@@ -3753,7 +3753,7 @@
           </w:tcPr>
           <w:p>
             <w:pPr>
-              <w:pStyle w:val="a7"/>
+              <w:pStyle w:val="ListParagraph"/>
               <w:ind w:firstLineChars="0" w:firstLine="0"/>
             </w:pPr>
           </w:p>
@@ -3764,7 +3764,7 @@
           </w:tcPr>
           <w:p>
             <w:pPr>
-              <w:pStyle w:val="a7"/>
+              <w:pStyle w:val="ListParagraph"/>
               <w:ind w:firstLineChars="0" w:firstLine="0"/>
             </w:pPr>
           </w:p>
@@ -3777,7 +3777,7 @@
           </w:tcPr>
           <w:p>
             <w:pPr>
-              <w:pStyle w:val="a7"/>
+              <w:pStyle w:val="ListParagraph"/>
               <w:ind w:firstLineChars="0" w:firstLine="0"/>
             </w:pPr>
           </w:p>
@@ -3788,7 +3788,7 @@
           </w:tcPr>
           <w:p>
             <w:pPr>
-              <w:pStyle w:val="a7"/>
+              <w:pStyle w:val="ListParagraph"/>
               <w:ind w:firstLineChars="0" w:firstLine="0"/>
             </w:pPr>
           </w:p>
@@ -3799,7 +3799,7 @@
           </w:tcPr>
           <w:p>
             <w:pPr>
-              <w:pStyle w:val="a7"/>
+              <w:pStyle w:val="ListParagraph"/>
               <w:ind w:firstLineChars="0" w:firstLine="0"/>
             </w:pPr>
           </w:p>
@@ -3810,7 +3810,7 @@
           </w:tcPr>
           <w:p>
             <w:pPr>
-              <w:pStyle w:val="a7"/>
+              <w:pStyle w:val="ListParagraph"/>
               <w:ind w:firstLineChars="0" w:firstLine="0"/>
             </w:pPr>
           </w:p>
@@ -3823,7 +3823,7 @@
           </w:tcPr>
           <w:p>
             <w:pPr>
-              <w:pStyle w:val="a7"/>
+              <w:pStyle w:val="ListParagraph"/>
               <w:ind w:firstLineChars="0" w:firstLine="0"/>
             </w:pPr>
           </w:p>
@@ -3834,7 +3834,7 @@
           </w:tcPr>
           <w:p>
             <w:pPr>
-              <w:pStyle w:val="a7"/>
+              <w:pStyle w:val="ListParagraph"/>
               <w:ind w:firstLineChars="0" w:firstLine="0"/>
             </w:pPr>
           </w:p>
@@ -3845,7 +3845,7 @@
           </w:tcPr>
           <w:p>
             <w:pPr>
-              <w:pStyle w:val="a7"/>
+              <w:pStyle w:val="ListParagraph"/>
               <w:ind w:firstLineChars="0" w:firstLine="0"/>
             </w:pPr>
           </w:p>
@@ -3856,7 +3856,7 @@
           </w:tcPr>
           <w:p>
             <w:pPr>
-              <w:pStyle w:val="a7"/>
+              <w:pStyle w:val="ListParagraph"/>
               <w:ind w:firstLineChars="0" w:firstLine="0"/>
             </w:pPr>
           </w:p>
@@ -3865,7 +3865,7 @@
     </w:tbl>
     <w:p>
       <w:pPr>
-        <w:pStyle w:val="a7"/>
+        <w:pStyle w:val="ListParagraph"/>
         <w:ind w:left="360" w:firstLineChars="0" w:firstLine="0"/>
       </w:pPr>
     </w:p>
@@ -3881,7 +3881,7 @@
     </w:p>
     <w:p>
       <w:pPr>
-        <w:pStyle w:val="1"/>
+        <w:pStyle w:val="Heading1"/>
       </w:pPr>
       <w:bookmarkStart w:id="7" w:name="_Toc419333395"/>
       <w:r>
@@ -3895,7 +3895,7 @@
     </w:p>
     <w:p>
       <w:pPr>
-        <w:pStyle w:val="2"/>
+        <w:pStyle w:val="Heading2"/>
       </w:pPr>
       <w:bookmarkStart w:id="8" w:name="_Toc419333396"/>
       <w:r>
@@ -3930,7 +3930,7 @@
     </w:p>
     <w:p>
       <w:pPr>
-        <w:pStyle w:val="a7"/>
+        <w:pStyle w:val="ListParagraph"/>
         <w:numPr>
           <w:ilvl w:val="0"/>
           <w:numId w:val="13"/>
@@ -3964,7 +3964,7 @@
     </w:p>
     <w:p>
       <w:pPr>
-        <w:pStyle w:val="a7"/>
+        <w:pStyle w:val="ListParagraph"/>
         <w:numPr>
           <w:ilvl w:val="0"/>
           <w:numId w:val="13"/>
@@ -4016,7 +4016,7 @@
     </w:p>
     <w:p>
       <w:pPr>
-        <w:pStyle w:val="a7"/>
+        <w:pStyle w:val="ListParagraph"/>
         <w:numPr>
           <w:ilvl w:val="0"/>
           <w:numId w:val="13"/>
@@ -4080,7 +4080,7 @@
     </w:p>
     <w:p>
       <w:pPr>
-        <w:pStyle w:val="a7"/>
+        <w:pStyle w:val="ListParagraph"/>
         <w:numPr>
           <w:ilvl w:val="0"/>
           <w:numId w:val="13"/>
@@ -4117,12 +4117,20 @@
         </w:rPr>
         <w:t>文档</w:t>
       </w:r>
-    </w:p>
-    <w:p>
-      <w:pPr>
-        <w:pStyle w:val="2"/>
-      </w:pPr>
-      <w:bookmarkStart w:id="9" w:name="_Toc419333397"/>
+      <w:ins w:id="9" w:author="longyang" w:date="2015-05-15T11:47:00Z">
+        <w:r>
+          <w:rPr>
+            <w:rFonts w:hint="eastAsia"/>
+          </w:rPr>
+          <w:t>（调整）</w:t>
+        </w:r>
+      </w:ins>
+    </w:p>
+    <w:p>
+      <w:pPr>
+        <w:pStyle w:val="Heading2"/>
+      </w:pPr>
+      <w:bookmarkStart w:id="10" w:name="_Toc419333397"/>
       <w:r>
         <w:rPr>
           <w:rFonts w:hint="eastAsia"/>
@@ -4135,7 +4143,7 @@
         </w:rPr>
         <w:t>设计概述</w:t>
       </w:r>
-      <w:bookmarkEnd w:id="9"/>
+      <w:bookmarkEnd w:id="10"/>
     </w:p>
     <w:p>
       <w:r>
@@ -4451,13 +4459,51 @@
       <w:r>
         <w:t>方法的文档。</w:t>
       </w:r>
+      <w:ins w:id="11" w:author="longyang" w:date="2015-05-15T11:48:00Z">
+        <w:r>
+          <w:rPr>
+            <w:rFonts w:hint="eastAsia"/>
+          </w:rPr>
+          <w:t>（调整</w:t>
+        </w:r>
+        <w:r>
+          <w:rPr>
+            <w:rFonts w:hint="eastAsia"/>
+          </w:rPr>
+          <w:t>last</w:t>
+        </w:r>
+        <w:r>
+          <w:rPr>
+            <w:rFonts w:hint="eastAsia"/>
+          </w:rPr>
+          <w:t>）</w:t>
+        </w:r>
+        <w:r>
+          <w:rPr>
+            <w:rFonts w:hint="eastAsia"/>
+          </w:rPr>
+          <w:t>（整个流程添加手工触发</w:t>
+        </w:r>
+        <w:r>
+          <w:rPr>
+            <w:rFonts w:hint="eastAsia"/>
+          </w:rPr>
+          <w:t>方式</w:t>
+        </w:r>
+        <w:r>
+          <w:rPr>
+            <w:rFonts w:hint="eastAsia"/>
+          </w:rPr>
+          <w:t>）</w:t>
+        </w:r>
+      </w:ins>
     </w:p>
     <w:p/>
     <w:p>
       <w:pPr>
-        <w:pStyle w:val="2"/>
-      </w:pPr>
-      <w:bookmarkStart w:id="10" w:name="_Toc419333398"/>
+        <w:pStyle w:val="Heading2"/>
+      </w:pPr>
+      <w:bookmarkStart w:id="12" w:name="_Toc419333398"/>
       <w:r>
         <w:rPr>
           <w:rFonts w:hint="eastAsia"/>
@@ -4477,14 +4523,14 @@
         </w:rPr>
         <w:t>细节</w:t>
       </w:r>
-      <w:bookmarkEnd w:id="10"/>
-    </w:p>
-    <w:p>
-      <w:pPr>
-        <w:pStyle w:val="2"/>
+      <w:bookmarkEnd w:id="12"/>
+    </w:p>
+    <w:p>
+      <w:pPr>
+        <w:pStyle w:val="Heading2"/>
         <w:ind w:leftChars="100" w:left="210"/>
       </w:pPr>
-      <w:bookmarkStart w:id="11" w:name="_Toc419333399"/>
+      <w:bookmarkStart w:id="13" w:name="_Toc419333399"/>
       <w:r>
         <w:rPr>
           <w:rFonts w:hint="eastAsia"/>
@@ -4497,7 +4543,7 @@
         </w:rPr>
         <w:t>场景分析</w:t>
       </w:r>
-      <w:bookmarkEnd w:id="11"/>
+      <w:bookmarkEnd w:id="13"/>
     </w:p>
     <w:p>
       <w:r>
@@ -4515,7 +4561,7 @@
     </w:p>
     <w:p>
       <w:pPr>
-        <w:pStyle w:val="a7"/>
+        <w:pStyle w:val="ListParagraph"/>
         <w:numPr>
           <w:ilvl w:val="1"/>
           <w:numId w:val="15"/>
@@ -4571,7 +4617,7 @@
     </w:p>
     <w:p>
       <w:pPr>
-        <w:pStyle w:val="a7"/>
+        <w:pStyle w:val="ListParagraph"/>
         <w:numPr>
           <w:ilvl w:val="1"/>
           <w:numId w:val="15"/>
@@ -4621,7 +4667,7 @@
     </w:p>
     <w:p>
       <w:pPr>
-        <w:pStyle w:val="a7"/>
+        <w:pStyle w:val="ListParagraph"/>
         <w:numPr>
           <w:ilvl w:val="1"/>
           <w:numId w:val="15"/>
@@ -4665,7 +4711,7 @@
     </w:p>
     <w:p>
       <w:pPr>
-        <w:pStyle w:val="a7"/>
+        <w:pStyle w:val="ListParagraph"/>
         <w:numPr>
           <w:ilvl w:val="1"/>
           <w:numId w:val="15"/>
@@ -4713,10 +4759,19 @@
         </w:rPr>
         <w:t>文件</w:t>
       </w:r>
-    </w:p>
-    <w:p>
-      <w:pPr>
-        <w:pStyle w:val="a7"/>
+      <w:ins w:id="14" w:author="longyang" w:date="2015-05-15T11:49:00Z">
+        <w:r>
+          <w:rPr>
+            <w:rFonts w:hint="eastAsia"/>
+            <w:noProof/>
+          </w:rPr>
+          <w:t>（修改）</w:t>
+        </w:r>
+      </w:ins>
+    </w:p>
+    <w:p>
+      <w:pPr>
+        <w:pStyle w:val="ListParagraph"/>
         <w:numPr>
           <w:ilvl w:val="1"/>
           <w:numId w:val="15"/>
@@ -4770,10 +4825,19 @@
         </w:rPr>
         <w:t>文档</w:t>
       </w:r>
-    </w:p>
-    <w:p>
-      <w:pPr>
-        <w:pStyle w:val="a7"/>
+      <w:ins w:id="15" w:author="longyang" w:date="2015-05-15T11:49:00Z">
+        <w:r>
+          <w:rPr>
+            <w:rFonts w:hint="eastAsia"/>
+            <w:noProof/>
+          </w:rPr>
+          <w:t>（修改）</w:t>
+        </w:r>
+      </w:ins>
+    </w:p>
+    <w:p>
+      <w:pPr>
+        <w:pStyle w:val="ListParagraph"/>
         <w:numPr>
           <w:ilvl w:val="1"/>
           <w:numId w:val="15"/>
@@ -4821,10 +4885,10 @@
     <w:p/>
     <w:p>
       <w:pPr>
-        <w:pStyle w:val="2"/>
+        <w:pStyle w:val="Heading2"/>
         <w:ind w:leftChars="200" w:left="420"/>
       </w:pPr>
-      <w:bookmarkStart w:id="12" w:name="_Toc419333400"/>
+      <w:bookmarkStart w:id="16" w:name="_Toc419333400"/>
       <w:r>
         <w:rPr>
           <w:rFonts w:hint="eastAsia"/>
@@ -4881,11 +4945,11 @@
         </w:rPr>
         <w:t>文件</w:t>
       </w:r>
-      <w:bookmarkEnd w:id="12"/>
+      <w:bookmarkEnd w:id="16"/>
     </w:p>
     <w:tbl>
       <w:tblPr>
-        <w:tblStyle w:val="a6"/>
+        <w:tblStyle w:val="TableGrid"/>
         <w:tblW w:w="0" w:type="auto"/>
         <w:tblLook w:val="04A0"/>
       </w:tblPr>
@@ -5051,6 +5115,32 @@
               </w:rPr>
               <w:t>配置文件</w:t>
             </w:r>
+            <w:ins w:id="17" w:author="longyang" w:date="2015-05-15T11:50:00Z">
+              <w:r>
+                <w:rPr>
+                  <w:rFonts w:hint="eastAsia"/>
+                  <w:sz w:val="18"/>
+                  <w:szCs w:val="18"/>
+                </w:rPr>
+                <w:t>（去掉</w:t>
+              </w:r>
+              <w:r>
+                <w:rPr>
+                  <w:rFonts w:hint="eastAsia"/>
+                  <w:sz w:val="18"/>
+                  <w:szCs w:val="18"/>
+                </w:rPr>
+                <w:t>ci</w:t>
+              </w:r>
+              <w:r>
+                <w:rPr>
+                  <w:rFonts w:hint="eastAsia"/>
+                  <w:sz w:val="18"/>
+                  <w:szCs w:val="18"/>
+                </w:rPr>
+                <w:t>，下同）</w:t>
+              </w:r>
+            </w:ins>
           </w:p>
         </w:tc>
         <w:tc>
@@ -5294,10 +5384,10 @@
     <w:p/>
     <w:p>
       <w:pPr>
-        <w:pStyle w:val="2"/>
+        <w:pStyle w:val="Heading2"/>
         <w:ind w:leftChars="200" w:left="420"/>
       </w:pPr>
-      <w:bookmarkStart w:id="13" w:name="_Toc419333401"/>
+      <w:bookmarkStart w:id="18" w:name="_Toc419333401"/>
       <w:r>
         <w:rPr>
           <w:rFonts w:hint="eastAsia"/>
@@ -5348,11 +5438,11 @@
         </w:rPr>
         <w:t>建表并进行插入操作</w:t>
       </w:r>
-      <w:bookmarkEnd w:id="13"/>
+      <w:bookmarkEnd w:id="18"/>
     </w:p>
     <w:tbl>
       <w:tblPr>
-        <w:tblStyle w:val="a6"/>
+        <w:tblStyle w:val="TableGrid"/>
         <w:tblW w:w="0" w:type="auto"/>
         <w:tblLook w:val="04A0"/>
       </w:tblPr>
@@ -5455,6 +5545,68 @@
               </w:rPr>
               <w:t>建表</w:t>
             </w:r>
+            <w:ins w:id="19" w:author="longyang" w:date="2015-05-15T11:50:00Z">
+              <w:r>
+                <w:rPr>
+                  <w:rFonts w:hint="eastAsia"/>
+                  <w:sz w:val="18"/>
+                  <w:szCs w:val="18"/>
+                </w:rPr>
+                <w:t>（</w:t>
+              </w:r>
+            </w:ins>
+            <w:ins w:id="20" w:author="longyang" w:date="2015-05-15T11:51:00Z">
+              <w:r>
+                <w:rPr>
+                  <w:rFonts w:hint="eastAsia"/>
+                  <w:sz w:val="18"/>
+                  <w:szCs w:val="18"/>
+                </w:rPr>
+                <w:t>改为</w:t>
+              </w:r>
+              <w:r>
+                <w:rPr>
+                  <w:rFonts w:hint="eastAsia"/>
+                  <w:sz w:val="18"/>
+                  <w:szCs w:val="18"/>
+                </w:rPr>
+                <w:t>update</w:t>
+              </w:r>
+              <w:r>
+                <w:rPr>
+                  <w:rFonts w:hint="eastAsia"/>
+                  <w:sz w:val="18"/>
+                  <w:szCs w:val="18"/>
+                </w:rPr>
+                <w:t>或</w:t>
+              </w:r>
+              <w:r>
+                <w:rPr>
+                  <w:rFonts w:hint="eastAsia"/>
+                  <w:sz w:val="18"/>
+                  <w:szCs w:val="18"/>
+                </w:rPr>
+                <w:t>upsert</w:t>
+              </w:r>
+              <w:r>
+                <w:rPr>
+                  <w:rFonts w:hint="eastAsia"/>
+                  <w:sz w:val="18"/>
+                  <w:szCs w:val="18"/>
+                </w:rPr>
+                <w:t>，下同</w:t>
+              </w:r>
+            </w:ins>
+            <w:ins w:id="21" w:author="longyang" w:date="2015-05-15T11:50:00Z">
+              <w:r>
+                <w:rPr>
+                  <w:rFonts w:hint="eastAsia"/>
+                  <w:sz w:val="18"/>
+                  <w:szCs w:val="18"/>
+                </w:rPr>
+                <w:t>）</w:t>
+              </w:r>
+            </w:ins>
           </w:p>
         </w:tc>
         <w:tc>
@@ -5625,10 +5777,10 @@
     </w:tbl>
     <w:p>
       <w:pPr>
-        <w:pStyle w:val="2"/>
+        <w:pStyle w:val="Heading2"/>
         <w:ind w:leftChars="200" w:left="420"/>
       </w:pPr>
-      <w:bookmarkStart w:id="14" w:name="_Toc419333402"/>
+      <w:bookmarkStart w:id="22" w:name="_Toc419333402"/>
       <w:r>
         <w:rPr>
           <w:rFonts w:hint="eastAsia"/>
@@ -5673,11 +5825,11 @@
         </w:rPr>
         <w:t>文件</w:t>
       </w:r>
-      <w:bookmarkEnd w:id="14"/>
+      <w:bookmarkEnd w:id="22"/>
     </w:p>
     <w:tbl>
       <w:tblPr>
-        <w:tblStyle w:val="a6"/>
+        <w:tblStyle w:val="TableGrid"/>
         <w:tblW w:w="0" w:type="auto"/>
         <w:tblLook w:val="04A0"/>
       </w:tblPr>
@@ -5756,6 +5908,7 @@
                 <w:sz w:val="18"/>
                 <w:szCs w:val="18"/>
               </w:rPr>
+              <w:lastRenderedPageBreak/>
               <w:t>C</w:t>
             </w:r>
             <w:r>
@@ -5900,7 +6053,6 @@
                 <w:sz w:val="18"/>
                 <w:szCs w:val="18"/>
               </w:rPr>
-              <w:lastRenderedPageBreak/>
               <w:t>C</w:t>
             </w:r>
             <w:r>
@@ -6010,10 +6162,10 @@
     </w:tbl>
     <w:p>
       <w:pPr>
-        <w:pStyle w:val="2"/>
+        <w:pStyle w:val="Heading2"/>
         <w:ind w:leftChars="200" w:left="420"/>
       </w:pPr>
-      <w:bookmarkStart w:id="15" w:name="_Toc419333403"/>
+      <w:bookmarkStart w:id="23" w:name="_Toc419333403"/>
       <w:r>
         <w:rPr>
           <w:rFonts w:hint="eastAsia"/>
@@ -6070,11 +6222,11 @@
         </w:rPr>
         <w:t>文件</w:t>
       </w:r>
-      <w:bookmarkEnd w:id="15"/>
+      <w:bookmarkEnd w:id="23"/>
     </w:p>
     <w:tbl>
       <w:tblPr>
-        <w:tblStyle w:val="a6"/>
+        <w:tblStyle w:val="TableGrid"/>
         <w:tblW w:w="0" w:type="auto"/>
         <w:tblLook w:val="04A0"/>
       </w:tblPr>
@@ -6311,6 +6463,62 @@
               </w:rPr>
               <w:t>文件夹</w:t>
             </w:r>
+            <w:ins w:id="24" w:author="longyang" w:date="2015-05-15T11:55:00Z">
+              <w:r>
+                <w:rPr>
+                  <w:rFonts w:hint="eastAsia"/>
+                  <w:sz w:val="18"/>
+                  <w:szCs w:val="18"/>
+                </w:rPr>
+                <w:t>（改为</w:t>
+              </w:r>
+              <w:r>
+                <w:rPr>
+                  <w:rFonts w:hint="eastAsia"/>
+                  <w:sz w:val="18"/>
+                  <w:szCs w:val="18"/>
+                </w:rPr>
+                <w:t>api</w:t>
+              </w:r>
+              <w:r>
+                <w:rPr>
+                  <w:rFonts w:hint="eastAsia"/>
+                  <w:sz w:val="18"/>
+                  <w:szCs w:val="18"/>
+                </w:rPr>
+                <w:t>文档）</w:t>
+              </w:r>
+            </w:ins>
+            <w:ins w:id="25" w:author="longyang" w:date="2015-05-15T11:58:00Z">
+              <w:r>
+                <w:rPr>
+                  <w:rFonts w:hint="eastAsia"/>
+                  <w:sz w:val="18"/>
+                  <w:szCs w:val="18"/>
+                </w:rPr>
+                <w:t>（存储设计</w:t>
+              </w:r>
+            </w:ins>
+            <w:ins w:id="26" w:author="longyang" w:date="2015-05-15T11:59:00Z">
+              <w:r>
+                <w:rPr>
+                  <w:rFonts w:hint="eastAsia"/>
+                  <w:sz w:val="18"/>
+                  <w:szCs w:val="18"/>
+                </w:rPr>
+                <w:t>：静态页面存储</w:t>
+              </w:r>
+            </w:ins>
+            <w:ins w:id="27" w:author="longyang" w:date="2015-05-15T11:58:00Z">
+              <w:r>
+                <w:rPr>
+                  <w:rFonts w:hint="eastAsia"/>
+                  <w:sz w:val="18"/>
+                  <w:szCs w:val="18"/>
+                </w:rPr>
+                <w:t>）</w:t>
+              </w:r>
+            </w:ins>
           </w:p>
         </w:tc>
         <w:tc>
@@ -6463,10 +6671,10 @@
     </w:tbl>
     <w:p>
       <w:pPr>
-        <w:pStyle w:val="2"/>
+        <w:pStyle w:val="Heading2"/>
         <w:ind w:leftChars="200" w:left="420"/>
       </w:pPr>
-      <w:bookmarkStart w:id="16" w:name="_Toc419333404"/>
+      <w:bookmarkStart w:id="28" w:name="_Toc419333404"/>
       <w:r>
         <w:rPr>
           <w:rFonts w:hint="eastAsia"/>
@@ -6504,6 +6712,40 @@
         </w:rPr>
         <w:t>man page</w:t>
       </w:r>
+      <w:ins w:id="29" w:author="longyang" w:date="2015-05-15T11:59:00Z">
+        <w:r>
+          <w:rPr>
+            <w:rFonts w:hint="eastAsia"/>
+            <w:noProof/>
+          </w:rPr>
+          <w:t>（</w:t>
+        </w:r>
+      </w:ins>
+      <w:ins w:id="30" w:author="longyang" w:date="2015-05-15T12:00:00Z">
+        <w:r>
+          <w:rPr>
+            <w:rFonts w:hint="eastAsia"/>
+            <w:noProof/>
+          </w:rPr>
+          <w:t>api</w:t>
+        </w:r>
+        <w:r>
+          <w:rPr>
+            <w:rFonts w:hint="eastAsia"/>
+            <w:noProof/>
+          </w:rPr>
+          <w:t>文件</w:t>
+        </w:r>
+      </w:ins>
+      <w:ins w:id="31" w:author="longyang" w:date="2015-05-15T11:59:00Z">
+        <w:r>
+          <w:rPr>
+            <w:rFonts w:hint="eastAsia"/>
+            <w:noProof/>
+          </w:rPr>
+          <w:t>）</w:t>
+        </w:r>
+      </w:ins>
       <w:r>
         <w:rPr>
           <w:noProof/>
@@ -6523,11 +6765,11 @@
         </w:rPr>
         <w:t>文档</w:t>
       </w:r>
-      <w:bookmarkEnd w:id="16"/>
+      <w:bookmarkEnd w:id="28"/>
     </w:p>
     <w:tbl>
       <w:tblPr>
-        <w:tblStyle w:val="a6"/>
+        <w:tblStyle w:val="TableGrid"/>
         <w:tblW w:w="0" w:type="auto"/>
         <w:tblLook w:val="04A0"/>
       </w:tblPr>
@@ -6903,10 +7145,10 @@
     <w:p/>
     <w:p>
       <w:pPr>
-        <w:pStyle w:val="2"/>
+        <w:pStyle w:val="Heading2"/>
         <w:ind w:leftChars="200" w:left="420"/>
       </w:pPr>
-      <w:bookmarkStart w:id="17" w:name="_Toc419333405"/>
+      <w:bookmarkStart w:id="32" w:name="_Toc419333405"/>
       <w:r>
         <w:rPr>
           <w:rFonts w:hint="eastAsia"/>
@@ -6956,11 +7198,11 @@
         </w:rPr>
         <w:t>文档</w:t>
       </w:r>
-      <w:bookmarkEnd w:id="17"/>
+      <w:bookmarkEnd w:id="32"/>
     </w:p>
     <w:tbl>
       <w:tblPr>
-        <w:tblStyle w:val="a6"/>
+        <w:tblStyle w:val="TableGrid"/>
         <w:tblW w:w="0" w:type="auto"/>
         <w:tblLook w:val="04A0"/>
       </w:tblPr>
@@ -7260,14 +7502,15 @@
     <w:p/>
     <w:p>
       <w:pPr>
-        <w:pStyle w:val="2"/>
+        <w:pStyle w:val="Heading2"/>
         <w:ind w:leftChars="100" w:left="210"/>
       </w:pPr>
-      <w:bookmarkStart w:id="18" w:name="_Toc419333406"/>
-      <w:r>
-        <w:rPr>
-          <w:rFonts w:hint="eastAsia"/>
-        </w:rPr>
+      <w:bookmarkStart w:id="33" w:name="_Toc419333406"/>
+      <w:r>
+        <w:rPr>
+          <w:rFonts w:hint="eastAsia"/>
+        </w:rPr>
+        <w:lastRenderedPageBreak/>
         <w:t>1.3.</w:t>
       </w:r>
       <w:r>
@@ -7282,7 +7525,7 @@
         </w:rPr>
         <w:t>架构设计</w:t>
       </w:r>
-      <w:bookmarkEnd w:id="18"/>
+      <w:bookmarkEnd w:id="33"/>
     </w:p>
     <w:p>
       <w:r>
@@ -7294,50 +7537,331 @@
     </w:p>
     <w:p>
       <w:pPr>
-        <w:pStyle w:val="2"/>
-      </w:pPr>
-      <w:bookmarkStart w:id="19" w:name="_Toc419333407"/>
-      <w:r>
-        <w:rPr>
-          <w:rFonts w:hint="eastAsia"/>
+        <w:pStyle w:val="Heading2"/>
+      </w:pPr>
+      <w:bookmarkStart w:id="34" w:name="_Toc419333407"/>
+      <w:r>
+        <w:rPr>
+          <w:rFonts w:hint="eastAsia"/>
+        </w:rPr>
+        <w:t xml:space="preserve">1.4 </w:t>
+      </w:r>
+      <w:r>
+        <w:rPr>
+          <w:rFonts w:hint="eastAsia"/>
+        </w:rPr>
+        <w:t>依存关系</w:t>
+      </w:r>
+      <w:bookmarkEnd w:id="34"/>
+    </w:p>
+    <w:p>
+      <w:pPr>
+        <w:rPr>
+          <w:color w:val="FF0000"/>
+        </w:rPr>
+      </w:pPr>
+      <w:r>
+        <w:rPr>
+          <w:rFonts w:hint="eastAsia"/>
+          <w:color w:val="FF0000"/>
+        </w:rPr>
+        <w:t>【如果该模块与其他组件或开发小组存在依存关系，则需要被详细记录在本段。例如如果其他模块的某些功能在该模块中必不可少。</w:t>
+      </w:r>
+    </w:p>
+    <w:p>
+      <w:pPr>
+        <w:rPr>
+          <w:color w:val="FF0000"/>
+        </w:rPr>
+      </w:pPr>
+      <w:r>
+        <w:rPr>
+          <w:rFonts w:hint="eastAsia"/>
+          <w:color w:val="FF0000"/>
+        </w:rPr>
+        <w:t>譬如如果在运行库中增加一个新的数据类型，如果需要对该类型进行排序，很显然单纯滴增加一个对比函数完全不足以涵盖所有操作。也许整个的排序算法需要重新讨论与设计，因此如果一个模块涉及到多个领域，则需要与各领域的属主交流。】</w:t>
+      </w:r>
+    </w:p>
+    <w:p/>
+    <w:p>
+      <w:r>
+        <w:rPr>
+          <w:rFonts w:hint="eastAsia"/>
+        </w:rPr>
+        <w:t>《写入详细信息》</w:t>
+      </w:r>
+    </w:p>
+    <w:p/>
+    <w:p>
+      <w:pPr>
+        <w:pStyle w:val="Heading2"/>
+      </w:pPr>
+      <w:bookmarkStart w:id="35" w:name="_Toc419333408"/>
+      <w:r>
+        <w:rPr>
+          <w:rFonts w:hint="eastAsia"/>
+        </w:rPr>
+        <w:t xml:space="preserve">1.5 </w:t>
+      </w:r>
+      <w:r>
+        <w:rPr>
+          <w:rFonts w:hint="eastAsia"/>
+        </w:rPr>
+        <w:t>接口结构</w:t>
+      </w:r>
+      <w:bookmarkEnd w:id="35"/>
+    </w:p>
+    <w:p>
+      <w:pPr>
+        <w:rPr>
+          <w:color w:val="FF0000"/>
+        </w:rPr>
+      </w:pPr>
+      <w:r>
+        <w:rPr>
+          <w:rFonts w:hint="eastAsia"/>
+          <w:color w:val="FF0000"/>
+        </w:rPr>
+        <w:t>【一个模块和其他模块的衔接方式称为接口。对于典型的</w:t>
+      </w:r>
+      <w:r>
+        <w:rPr>
+          <w:color w:val="FF0000"/>
+        </w:rPr>
+        <w:t>C++</w:t>
+      </w:r>
+      <w:r>
+        <w:rPr>
+          <w:rFonts w:hint="eastAsia"/>
+          <w:color w:val="FF0000"/>
+        </w:rPr>
+        <w:t>程序，接口可以是一个</w:t>
+      </w:r>
+      <w:r>
+        <w:rPr>
+          <w:color w:val="FF0000"/>
+        </w:rPr>
+        <w:t>class</w:t>
+      </w:r>
+      <w:r>
+        <w:rPr>
+          <w:rFonts w:hint="eastAsia"/>
+          <w:color w:val="FF0000"/>
+        </w:rPr>
+        <w:t>。而对于典型的</w:t>
+      </w:r>
+      <w:r>
+        <w:rPr>
+          <w:color w:val="FF0000"/>
+        </w:rPr>
+        <w:t>C</w:t>
+      </w:r>
+      <w:r>
+        <w:rPr>
+          <w:rFonts w:hint="eastAsia"/>
+          <w:color w:val="FF0000"/>
+        </w:rPr>
+        <w:t>程序，接口可以是若干函数与</w:t>
+      </w:r>
+      <w:r>
+        <w:rPr>
+          <w:color w:val="FF0000"/>
+        </w:rPr>
+        <w:t>struct</w:t>
+      </w:r>
+      <w:r>
+        <w:rPr>
+          <w:rFonts w:hint="eastAsia"/>
+          <w:color w:val="FF0000"/>
+        </w:rPr>
+        <w:t>。根据模块所使用的编程模式，该部分描述该模块与其他组件衔接的方式。文档属主可以考虑使用伪代码与</w:t>
+      </w:r>
+      <w:r>
+        <w:rPr>
+          <w:color w:val="FF0000"/>
+        </w:rPr>
+        <w:t>UML</w:t>
+      </w:r>
+      <w:r>
+        <w:rPr>
+          <w:rFonts w:hint="eastAsia"/>
+          <w:color w:val="FF0000"/>
+        </w:rPr>
+        <w:t>描述这一部分。】</w:t>
+      </w:r>
+    </w:p>
+    <w:p/>
+    <w:p>
+      <w:r>
+        <w:rPr>
+          <w:rFonts w:hint="eastAsia"/>
+        </w:rPr>
+        <w:t>《写入详细信息》</w:t>
+      </w:r>
+    </w:p>
+    <w:p/>
+    <w:p>
+      <w:pPr>
+        <w:pStyle w:val="Heading2"/>
+      </w:pPr>
+      <w:bookmarkStart w:id="36" w:name="_Toc419333409"/>
+      <w:r>
+        <w:rPr>
+          <w:rFonts w:hint="eastAsia"/>
+        </w:rPr>
+        <w:t xml:space="preserve">1.6 </w:t>
+      </w:r>
+      <w:r>
+        <w:rPr>
+          <w:rFonts w:hint="eastAsia"/>
+        </w:rPr>
+        <w:t>平台相关特性</w:t>
+      </w:r>
+      <w:bookmarkEnd w:id="36"/>
+    </w:p>
+    <w:p>
+      <w:pPr>
+        <w:rPr>
+          <w:color w:val="FF0000"/>
+        </w:rPr>
+      </w:pPr>
+      <w:r>
+        <w:rPr>
+          <w:rFonts w:hint="eastAsia"/>
+          <w:color w:val="FF0000"/>
+        </w:rPr>
+        <w:t>【如果该模块在不同平台的运行方式不同，或者接口有区别，则需要在该部分进行描述。很多模块在</w:t>
+      </w:r>
+      <w:r>
+        <w:rPr>
+          <w:color w:val="FF0000"/>
+        </w:rPr>
+        <w:t>Windows</w:t>
+      </w:r>
+      <w:r>
+        <w:rPr>
+          <w:rFonts w:hint="eastAsia"/>
+          <w:color w:val="FF0000"/>
+        </w:rPr>
+        <w:t>和</w:t>
+      </w:r>
+      <w:r>
+        <w:rPr>
+          <w:color w:val="FF0000"/>
+        </w:rPr>
+        <w:t>Unix/Linux</w:t>
+      </w:r>
+      <w:r>
+        <w:rPr>
+          <w:rFonts w:hint="eastAsia"/>
+          <w:color w:val="FF0000"/>
+        </w:rPr>
+        <w:t>的运行方式大不一样，或者在不同平台上所产生的动态库结构不尽相同。理论上我们应当尽可能将平台的区别隐藏入</w:t>
+      </w:r>
+      <w:r>
+        <w:rPr>
+          <w:color w:val="FF0000"/>
+        </w:rPr>
+        <w:t>OSS</w:t>
+      </w:r>
+      <w:r>
+        <w:rPr>
+          <w:rFonts w:hint="eastAsia"/>
+          <w:color w:val="FF0000"/>
+        </w:rPr>
+        <w:t>层，但是很多时候</w:t>
+      </w:r>
+      <w:r>
+        <w:rPr>
+          <w:color w:val="FF0000"/>
+        </w:rPr>
+        <w:t>OSS</w:t>
+      </w:r>
+      <w:r>
+        <w:rPr>
+          <w:rFonts w:hint="eastAsia"/>
+          <w:color w:val="FF0000"/>
+        </w:rPr>
+        <w:t>并不能使上层做到完全的平台无关。】</w:t>
+      </w:r>
+    </w:p>
+    <w:p/>
+    <w:p>
+      <w:r>
+        <w:rPr>
+          <w:rFonts w:hint="eastAsia"/>
+        </w:rPr>
+        <w:t>《写入详细信息》</w:t>
+      </w:r>
+    </w:p>
+    <w:p/>
+    <w:p>
+      <w:pPr>
+        <w:pStyle w:val="Heading2"/>
+      </w:pPr>
+      <w:bookmarkStart w:id="37" w:name="_Toc419333410"/>
+      <w:r>
+        <w:rPr>
+          <w:rFonts w:hint="eastAsia"/>
+        </w:rPr>
+        <w:t xml:space="preserve">1.7 </w:t>
+      </w:r>
+      <w:r>
+        <w:rPr>
+          <w:rFonts w:hint="eastAsia"/>
+        </w:rPr>
+        <w:t>错误处理</w:t>
+      </w:r>
+      <w:bookmarkEnd w:id="37"/>
+    </w:p>
+    <w:p>
+      <w:pPr>
+        <w:rPr>
+          <w:color w:val="FF0000"/>
+        </w:rPr>
+      </w:pPr>
+      <w:r>
+        <w:rPr>
+          <w:rFonts w:hint="eastAsia"/>
+          <w:color w:val="FF0000"/>
+        </w:rPr>
+        <w:t>【一个成熟的数据库产品中，绝大部分（超过</w:t>
+      </w:r>
+      <w:r>
+        <w:rPr>
+          <w:rFonts w:hint="eastAsia"/>
+          <w:color w:val="FF0000"/>
+        </w:rPr>
+        <w:t>80%</w:t>
+      </w:r>
+      <w:r>
+        <w:rPr>
+          <w:rFonts w:hint="eastAsia"/>
+          <w:color w:val="FF0000"/>
+        </w:rPr>
+        <w:t>以上）的用户问题都来自不完善的错误处理机制。有时是引擎内部没有合理地处理某一种类型的错误，有时是在返回给用户的错误信息不能精确地描述错误的特性。因此错误处理机制是否完善，是一个模块健壮性的直观体现。</w:t>
+      </w:r>
+    </w:p>
+    <w:p>
+      <w:pPr>
+        <w:rPr>
+          <w:color w:val="FF0000"/>
+        </w:rPr>
+      </w:pPr>
+      <w:r>
+        <w:rPr>
+          <w:rFonts w:hint="eastAsia"/>
+          <w:color w:val="FF0000"/>
+        </w:rPr>
+        <w:t>尤其是对很多极限情况，良好设计的模块需要能够处理尽可能多的极限情况（例如内存耗尽，</w:t>
+      </w:r>
+      <w:r>
+        <w:rPr>
+          <w:rFonts w:hint="eastAsia"/>
+          <w:color w:val="FF0000"/>
         </w:rPr>
         <w:lastRenderedPageBreak/>
-        <w:t xml:space="preserve">1.4 </w:t>
-      </w:r>
-      <w:r>
-        <w:rPr>
-          <w:rFonts w:hint="eastAsia"/>
-        </w:rPr>
-        <w:t>依存关系</w:t>
-      </w:r>
-      <w:bookmarkEnd w:id="19"/>
-    </w:p>
-    <w:p>
-      <w:pPr>
-        <w:rPr>
-          <w:color w:val="FF0000"/>
-        </w:rPr>
-      </w:pPr>
-      <w:r>
-        <w:rPr>
-          <w:rFonts w:hint="eastAsia"/>
-          <w:color w:val="FF0000"/>
-        </w:rPr>
-        <w:t>【如果该模块与其他组件或开发小组存在依存关系，则需要被详细记录在本段。例如如果其他模块的某些功能在该模块中必不可少。</w:t>
-      </w:r>
-    </w:p>
-    <w:p>
-      <w:pPr>
-        <w:rPr>
-          <w:color w:val="FF0000"/>
-        </w:rPr>
-      </w:pPr>
-      <w:r>
-        <w:rPr>
-          <w:rFonts w:hint="eastAsia"/>
-          <w:color w:val="FF0000"/>
-        </w:rPr>
-        <w:t>譬如如果在运行库中增加一个新的数据类型，如果需要对该类型进行排序，很显然单纯滴增加一个对比函数完全不足以涵盖所有操作。也许整个的排序算法需要重新讨论与设计，因此如果一个模块涉及到多个领域，则需要与各领域的属主交流。】</w:t>
+        <w:t>磁盘空间满，磁盘损坏，读取数据错误等）】</w:t>
       </w:r>
     </w:p>
     <w:p/>
@@ -7352,288 +7876,17 @@
     <w:p/>
     <w:p>
       <w:pPr>
-        <w:pStyle w:val="2"/>
-      </w:pPr>
-      <w:bookmarkStart w:id="20" w:name="_Toc419333408"/>
-      <w:r>
-        <w:rPr>
-          <w:rFonts w:hint="eastAsia"/>
-        </w:rPr>
-        <w:t xml:space="preserve">1.5 </w:t>
-      </w:r>
-      <w:r>
-        <w:rPr>
-          <w:rFonts w:hint="eastAsia"/>
-        </w:rPr>
-        <w:t>接口结构</w:t>
-      </w:r>
-      <w:bookmarkEnd w:id="20"/>
-    </w:p>
-    <w:p>
-      <w:pPr>
-        <w:rPr>
-          <w:color w:val="FF0000"/>
-        </w:rPr>
-      </w:pPr>
-      <w:r>
-        <w:rPr>
-          <w:rFonts w:hint="eastAsia"/>
-          <w:color w:val="FF0000"/>
-        </w:rPr>
-        <w:t>【一个模块和其他模块的衔接方式称为接口。对于典型的</w:t>
-      </w:r>
-      <w:r>
-        <w:rPr>
-          <w:color w:val="FF0000"/>
-        </w:rPr>
-        <w:t>C++</w:t>
-      </w:r>
-      <w:r>
-        <w:rPr>
-          <w:rFonts w:hint="eastAsia"/>
-          <w:color w:val="FF0000"/>
-        </w:rPr>
-        <w:t>程序，接口可以是一个</w:t>
-      </w:r>
-      <w:r>
-        <w:rPr>
-          <w:color w:val="FF0000"/>
-        </w:rPr>
-        <w:t>class</w:t>
-      </w:r>
-      <w:r>
-        <w:rPr>
-          <w:rFonts w:hint="eastAsia"/>
-          <w:color w:val="FF0000"/>
-        </w:rPr>
-        <w:t>。而对于典型的</w:t>
-      </w:r>
-      <w:r>
-        <w:rPr>
-          <w:color w:val="FF0000"/>
-        </w:rPr>
-        <w:t>C</w:t>
-      </w:r>
-      <w:r>
-        <w:rPr>
-          <w:rFonts w:hint="eastAsia"/>
-          <w:color w:val="FF0000"/>
-        </w:rPr>
-        <w:t>程序，接口可以是若干函数与</w:t>
-      </w:r>
-      <w:r>
-        <w:rPr>
-          <w:color w:val="FF0000"/>
-        </w:rPr>
-        <w:t>struct</w:t>
-      </w:r>
-      <w:r>
-        <w:rPr>
-          <w:rFonts w:hint="eastAsia"/>
-          <w:color w:val="FF0000"/>
-        </w:rPr>
-        <w:t>。根据模块所使用的编程模式，该部分描述该模块与其他组件衔接的方式。文档属主可以考虑使用伪代码与</w:t>
-      </w:r>
-      <w:r>
-        <w:rPr>
-          <w:color w:val="FF0000"/>
-        </w:rPr>
-        <w:t>UML</w:t>
-      </w:r>
-      <w:r>
-        <w:rPr>
-          <w:rFonts w:hint="eastAsia"/>
-          <w:color w:val="FF0000"/>
-        </w:rPr>
-        <w:t>描述这一部分。】</w:t>
-      </w:r>
-    </w:p>
-    <w:p/>
-    <w:p>
-      <w:r>
-        <w:rPr>
-          <w:rFonts w:hint="eastAsia"/>
-        </w:rPr>
-        <w:t>《写入详细信息》</w:t>
-      </w:r>
-    </w:p>
-    <w:p/>
-    <w:p>
-      <w:pPr>
-        <w:pStyle w:val="2"/>
-      </w:pPr>
-      <w:bookmarkStart w:id="21" w:name="_Toc419333409"/>
-      <w:r>
-        <w:rPr>
-          <w:rFonts w:hint="eastAsia"/>
-        </w:rPr>
-        <w:t xml:space="preserve">1.6 </w:t>
-      </w:r>
-      <w:r>
-        <w:rPr>
-          <w:rFonts w:hint="eastAsia"/>
-        </w:rPr>
-        <w:t>平台相关特性</w:t>
-      </w:r>
-      <w:bookmarkEnd w:id="21"/>
-    </w:p>
-    <w:p>
-      <w:pPr>
-        <w:rPr>
-          <w:color w:val="FF0000"/>
-        </w:rPr>
-      </w:pPr>
-      <w:r>
-        <w:rPr>
-          <w:rFonts w:hint="eastAsia"/>
-          <w:color w:val="FF0000"/>
-        </w:rPr>
-        <w:t>【如果该模块在不同平台的运行方式不同，或者接口有区别，则需要在该部分进行描述。很多模块在</w:t>
-      </w:r>
-      <w:r>
-        <w:rPr>
-          <w:color w:val="FF0000"/>
-        </w:rPr>
-        <w:t>Windows</w:t>
-      </w:r>
-      <w:r>
-        <w:rPr>
-          <w:rFonts w:hint="eastAsia"/>
-          <w:color w:val="FF0000"/>
-        </w:rPr>
-        <w:t>和</w:t>
-      </w:r>
-      <w:r>
-        <w:rPr>
-          <w:color w:val="FF0000"/>
-        </w:rPr>
-        <w:t>Unix/Linux</w:t>
-      </w:r>
-      <w:r>
-        <w:rPr>
-          <w:rFonts w:hint="eastAsia"/>
-          <w:color w:val="FF0000"/>
-        </w:rPr>
-        <w:t>的运行方式大不一样，或者在不同平台上所产生的动态库结构不尽相同。理论上我们应当尽可能将平台的区别隐藏入</w:t>
-      </w:r>
-      <w:r>
-        <w:rPr>
-          <w:color w:val="FF0000"/>
-        </w:rPr>
-        <w:t>OSS</w:t>
-      </w:r>
-      <w:r>
-        <w:rPr>
-          <w:rFonts w:hint="eastAsia"/>
-          <w:color w:val="FF0000"/>
-        </w:rPr>
-        <w:t>层，但是很多时候</w:t>
-      </w:r>
-      <w:r>
-        <w:rPr>
-          <w:color w:val="FF0000"/>
-        </w:rPr>
-        <w:t>OSS</w:t>
-      </w:r>
-      <w:r>
-        <w:rPr>
-          <w:rFonts w:hint="eastAsia"/>
-          <w:color w:val="FF0000"/>
-        </w:rPr>
-        <w:t>并不能使上层做到完全的平台无关。】</w:t>
-      </w:r>
-    </w:p>
-    <w:p/>
-    <w:p>
-      <w:r>
-        <w:rPr>
-          <w:rFonts w:hint="eastAsia"/>
-        </w:rPr>
-        <w:t>《写入详细信息》</w:t>
-      </w:r>
-    </w:p>
-    <w:p/>
-    <w:p>
-      <w:pPr>
-        <w:pStyle w:val="2"/>
-      </w:pPr>
-      <w:bookmarkStart w:id="22" w:name="_Toc419333410"/>
-      <w:r>
-        <w:rPr>
-          <w:rFonts w:hint="eastAsia"/>
-        </w:rPr>
-        <w:t xml:space="preserve">1.7 </w:t>
-      </w:r>
-      <w:r>
-        <w:rPr>
-          <w:rFonts w:hint="eastAsia"/>
-        </w:rPr>
-        <w:t>错误处理</w:t>
-      </w:r>
-      <w:bookmarkEnd w:id="22"/>
-    </w:p>
-    <w:p>
-      <w:pPr>
-        <w:rPr>
-          <w:color w:val="FF0000"/>
-        </w:rPr>
-      </w:pPr>
-      <w:r>
-        <w:rPr>
-          <w:rFonts w:hint="eastAsia"/>
-          <w:color w:val="FF0000"/>
-        </w:rPr>
-        <w:t>【一个成熟的数据库产品中，绝大部分（超过</w:t>
-      </w:r>
-      <w:r>
-        <w:rPr>
-          <w:rFonts w:hint="eastAsia"/>
-          <w:color w:val="FF0000"/>
-        </w:rPr>
-        <w:t>80%</w:t>
-      </w:r>
-      <w:r>
-        <w:rPr>
-          <w:rFonts w:hint="eastAsia"/>
-          <w:color w:val="FF0000"/>
-        </w:rPr>
-        <w:t>以上）的用户问题都来自不完善的错误处理机制。有时是引擎内部没有合理地处理某一种类型的错误，有时是在返回给用户的错误信息不能精确地描述错误的特性。因此错误处理机制是否完善，是一个模块健壮性的直观体现。</w:t>
-      </w:r>
-    </w:p>
-    <w:p>
-      <w:pPr>
-        <w:rPr>
-          <w:color w:val="FF0000"/>
-        </w:rPr>
-      </w:pPr>
-      <w:r>
-        <w:rPr>
-          <w:rFonts w:hint="eastAsia"/>
-          <w:color w:val="FF0000"/>
-        </w:rPr>
-        <w:t>尤其是对很多极限情况，良好设计的模块需要能够处理尽可能多的极限情况（例如内存耗尽，磁盘空间满，磁盘损坏，读取数据错误等）】</w:t>
-      </w:r>
-    </w:p>
-    <w:p/>
-    <w:p>
-      <w:r>
-        <w:rPr>
-          <w:rFonts w:hint="eastAsia"/>
-        </w:rPr>
-        <w:t>《写入详细信息》</w:t>
-      </w:r>
-    </w:p>
-    <w:p/>
-    <w:p>
-      <w:pPr>
-        <w:pStyle w:val="2"/>
-      </w:pPr>
-      <w:bookmarkStart w:id="23" w:name="_Toc419333411"/>
-      <w:r>
-        <w:rPr>
-          <w:rFonts w:hint="eastAsia"/>
-        </w:rPr>
-        <w:lastRenderedPageBreak/>
+        <w:pStyle w:val="Heading2"/>
+        <w:rPr>
+          <w:ins w:id="38" w:author="longyang" w:date="2015-05-15T12:10:00Z"/>
+          <w:rFonts w:hint="eastAsia"/>
+        </w:rPr>
+      </w:pPr>
+      <w:bookmarkStart w:id="39" w:name="_Toc419333411"/>
+      <w:r>
+        <w:rPr>
+          <w:rFonts w:hint="eastAsia"/>
+        </w:rPr>
         <w:t xml:space="preserve">1.8 </w:t>
       </w:r>
       <w:r>
@@ -7642,7 +7895,30 @@
         </w:rPr>
         <w:t>假设条件</w:t>
       </w:r>
-      <w:bookmarkEnd w:id="23"/>
+      <w:bookmarkEnd w:id="39"/>
+    </w:p>
+    <w:p>
+      <w:pPr>
+        <w:pPrChange w:id="40" w:author="longyang" w:date="2015-05-15T12:10:00Z">
+          <w:pPr>
+            <w:pStyle w:val="Heading2"/>
+          </w:pPr>
+        </w:pPrChange>
+      </w:pPr>
+      <w:ins w:id="41" w:author="longyang" w:date="2015-05-15T12:10:00Z">
+        <w:r>
+          <w:rPr>
+            <w:rFonts w:hint="eastAsia"/>
+          </w:rPr>
+          <w:tab/>
+        </w:r>
+        <w:r>
+          <w:rPr>
+            <w:rFonts w:hint="eastAsia"/>
+          </w:rPr>
+          <w:t>内网与外网连同的安全问题</w:t>
+        </w:r>
+      </w:ins>
     </w:p>
     <w:p>
       <w:pPr>
@@ -7759,9 +8035,9 @@
     </w:p>
     <w:p>
       <w:pPr>
-        <w:pStyle w:val="1"/>
-      </w:pPr>
-      <w:bookmarkStart w:id="24" w:name="_Toc419333412"/>
+        <w:pStyle w:val="Heading1"/>
+      </w:pPr>
+      <w:bookmarkStart w:id="42" w:name="_Toc419333412"/>
       <w:r>
         <w:rPr>
           <w:rFonts w:hint="eastAsia"/>
@@ -7769,7 +8045,7 @@
         <w:lastRenderedPageBreak/>
         <w:t>第二章：其他特性</w:t>
       </w:r>
-      <w:bookmarkEnd w:id="24"/>
+      <w:bookmarkEnd w:id="42"/>
     </w:p>
     <w:p>
       <w:pPr>
@@ -7780,9 +8056,9 @@
     </w:p>
     <w:p>
       <w:pPr>
-        <w:pStyle w:val="2"/>
-      </w:pPr>
-      <w:bookmarkStart w:id="25" w:name="_Toc419333413"/>
+        <w:pStyle w:val="Heading2"/>
+      </w:pPr>
+      <w:bookmarkStart w:id="43" w:name="_Toc419333413"/>
       <w:r>
         <w:rPr>
           <w:rFonts w:hint="eastAsia"/>
@@ -7795,7 +8071,7 @@
         </w:rPr>
         <w:t>性能</w:t>
       </w:r>
-      <w:bookmarkEnd w:id="25"/>
+      <w:bookmarkEnd w:id="43"/>
     </w:p>
     <w:p>
       <w:pPr>
@@ -7843,9 +8119,9 @@
     </w:p>
     <w:p>
       <w:pPr>
-        <w:pStyle w:val="2"/>
-      </w:pPr>
-      <w:bookmarkStart w:id="26" w:name="_Toc419333414"/>
+        <w:pStyle w:val="Heading2"/>
+      </w:pPr>
+      <w:bookmarkStart w:id="44" w:name="_Toc419333414"/>
       <w:r>
         <w:rPr>
           <w:rFonts w:hint="eastAsia"/>
@@ -7858,7 +8134,7 @@
         </w:rPr>
         <w:t>升级</w:t>
       </w:r>
-      <w:bookmarkEnd w:id="26"/>
+      <w:bookmarkEnd w:id="44"/>
     </w:p>
     <w:p>
       <w:pPr>
@@ -7906,9 +8182,9 @@
     </w:p>
     <w:p>
       <w:pPr>
-        <w:pStyle w:val="2"/>
-      </w:pPr>
-      <w:bookmarkStart w:id="27" w:name="_Toc419333415"/>
+        <w:pStyle w:val="Heading2"/>
+      </w:pPr>
+      <w:bookmarkStart w:id="45" w:name="_Toc419333415"/>
       <w:r>
         <w:rPr>
           <w:rFonts w:hint="eastAsia"/>
@@ -7921,7 +8197,7 @@
         </w:rPr>
         <w:t>安装</w:t>
       </w:r>
-      <w:bookmarkEnd w:id="27"/>
+      <w:bookmarkEnd w:id="45"/>
     </w:p>
     <w:p>
       <w:pPr>
@@ -7969,9 +8245,9 @@
     </w:p>
     <w:p>
       <w:pPr>
-        <w:pStyle w:val="2"/>
-      </w:pPr>
-      <w:bookmarkStart w:id="28" w:name="_Toc419333416"/>
+        <w:pStyle w:val="Heading2"/>
+      </w:pPr>
+      <w:bookmarkStart w:id="46" w:name="_Toc419333416"/>
       <w:r>
         <w:rPr>
           <w:rFonts w:hint="eastAsia"/>
@@ -7984,7 +8260,7 @@
         </w:rPr>
         <w:t>资源消耗</w:t>
       </w:r>
-      <w:bookmarkEnd w:id="28"/>
+      <w:bookmarkEnd w:id="46"/>
     </w:p>
     <w:p>
       <w:pPr>
@@ -8047,9 +8323,9 @@
     </w:p>
     <w:p>
       <w:pPr>
-        <w:pStyle w:val="2"/>
-      </w:pPr>
-      <w:bookmarkStart w:id="29" w:name="_Toc419333417"/>
+        <w:pStyle w:val="Heading2"/>
+      </w:pPr>
+      <w:bookmarkStart w:id="47" w:name="_Toc419333417"/>
       <w:r>
         <w:rPr>
           <w:rFonts w:hint="eastAsia"/>
@@ -8062,7 +8338,7 @@
         </w:rPr>
         <w:t>其他方法</w:t>
       </w:r>
-      <w:bookmarkEnd w:id="29"/>
+      <w:bookmarkEnd w:id="47"/>
     </w:p>
     <w:p>
       <w:pPr>
@@ -8110,9 +8386,9 @@
     </w:p>
     <w:p>
       <w:pPr>
-        <w:pStyle w:val="2"/>
-      </w:pPr>
-      <w:bookmarkStart w:id="30" w:name="_Toc419333418"/>
+        <w:pStyle w:val="Heading2"/>
+      </w:pPr>
+      <w:bookmarkStart w:id="48" w:name="_Toc419333418"/>
       <w:r>
         <w:rPr>
           <w:rFonts w:hint="eastAsia"/>
@@ -8125,7 +8401,7 @@
         </w:rPr>
         <w:t>测试</w:t>
       </w:r>
-      <w:bookmarkEnd w:id="30"/>
+      <w:bookmarkEnd w:id="48"/>
     </w:p>
     <w:p>
       <w:pPr>
@@ -8203,9 +8479,9 @@
     </w:p>
     <w:p>
       <w:pPr>
-        <w:pStyle w:val="2"/>
-      </w:pPr>
-      <w:bookmarkStart w:id="31" w:name="_Toc419333419"/>
+        <w:pStyle w:val="Heading2"/>
+      </w:pPr>
+      <w:bookmarkStart w:id="49" w:name="_Toc419333419"/>
       <w:r>
         <w:rPr>
           <w:rFonts w:hint="eastAsia"/>
@@ -8218,7 +8494,7 @@
         </w:rPr>
         <w:t>其余信息</w:t>
       </w:r>
-      <w:bookmarkEnd w:id="31"/>
+      <w:bookmarkEnd w:id="49"/>
     </w:p>
     <w:p>
       <w:pPr>
@@ -8266,9 +8542,9 @@
     </w:p>
     <w:p>
       <w:pPr>
-        <w:pStyle w:val="2"/>
-      </w:pPr>
-      <w:bookmarkStart w:id="32" w:name="_Toc419333420"/>
+        <w:pStyle w:val="Heading2"/>
+      </w:pPr>
+      <w:bookmarkStart w:id="50" w:name="_Toc419333420"/>
       <w:r>
         <w:rPr>
           <w:rFonts w:hint="eastAsia"/>
@@ -8281,7 +8557,7 @@
         </w:rPr>
         <w:t>检查列表</w:t>
       </w:r>
-      <w:bookmarkEnd w:id="32"/>
+      <w:bookmarkEnd w:id="50"/>
     </w:p>
     <w:p>
       <w:pPr>
@@ -8316,7 +8592,7 @@
     </w:p>
     <w:tbl>
       <w:tblPr>
-        <w:tblStyle w:val="a6"/>
+        <w:tblStyle w:val="TableGrid"/>
         <w:tblW w:w="0" w:type="auto"/>
         <w:tblLook w:val="04A0"/>
       </w:tblPr>
@@ -8778,7 +9054,7 @@
     <w:sdtContent>
       <w:p>
         <w:pPr>
-          <w:pStyle w:val="a4"/>
+          <w:pStyle w:val="Footer"/>
           <w:jc w:val="right"/>
         </w:pPr>
         <w:r>
@@ -8794,7 +9070,7 @@
           <w:rPr>
             <w:noProof/>
           </w:rPr>
-          <w:t>5</w:t>
+          <w:t>9</w:t>
         </w:r>
         <w:r>
           <w:rPr>
@@ -8807,7 +9083,7 @@
   </w:sdt>
   <w:p>
     <w:pPr>
-      <w:pStyle w:val="a4"/>
+      <w:pStyle w:val="Footer"/>
     </w:pPr>
   </w:p>
 </w:ftr>
@@ -8836,7 +9112,7 @@
 <w:hdr xmlns:ve="http://schemas.openxmlformats.org/markup-compatibility/2006" xmlns:o="urn:schemas-microsoft-com:office:office" xmlns:r="http://schemas.openxmlformats.org/officeDocument/2006/relationships" xmlns:m="http://schemas.openxmlformats.org/officeDocument/2006/math" xmlns:v="urn:schemas-microsoft-com:vml" xmlns:wp="http://schemas.openxmlformats.org/drawingml/2006/wordprocessingDrawing" xmlns:w10="urn:schemas-microsoft-com:office:word" xmlns:w="http://schemas.openxmlformats.org/wordprocessingml/2006/main" xmlns:wne="http://schemas.microsoft.com/office/word/2006/wordml">
   <w:p>
     <w:pPr>
-      <w:pStyle w:val="a3"/>
+      <w:pStyle w:val="Header"/>
     </w:pPr>
     <w:r>
       <w:t>SequoiaDB Confidential</w:t>
@@ -8844,7 +9120,7 @@
   </w:p>
   <w:p>
     <w:pPr>
-      <w:pStyle w:val="a3"/>
+      <w:pStyle w:val="Header"/>
     </w:pPr>
     <w:r>
       <w:rPr>
@@ -8855,7 +9131,7 @@
   </w:p>
   <w:p>
     <w:pPr>
-      <w:pStyle w:val="a3"/>
+      <w:pStyle w:val="Header"/>
     </w:pPr>
   </w:p>
 </w:hdr>
@@ -10468,7 +10744,7 @@
     <w:lsdException w:name="Bibliography" w:uiPriority="37"/>
     <w:lsdException w:name="TOC Heading" w:uiPriority="39" w:qFormat="1"/>
   </w:latentStyles>
-  <w:style w:type="paragraph" w:default="1" w:styleId="a">
+  <w:style w:type="paragraph" w:default="1" w:styleId="Normal">
     <w:name w:val="Normal"/>
     <w:qFormat/>
     <w:rsid w:val="007F7E6E"/>
@@ -10477,11 +10753,11 @@
       <w:jc w:val="both"/>
     </w:pPr>
   </w:style>
-  <w:style w:type="paragraph" w:styleId="1">
+  <w:style w:type="paragraph" w:styleId="Heading1">
     <w:name w:val="heading 1"/>
-    <w:basedOn w:val="a"/>
-    <w:next w:val="a"/>
-    <w:link w:val="1Char"/>
+    <w:basedOn w:val="Normal"/>
+    <w:next w:val="Normal"/>
+    <w:link w:val="Heading1Char"/>
     <w:uiPriority w:val="9"/>
     <w:qFormat/>
     <w:rsid w:val="00523509"/>
@@ -10499,11 +10775,11 @@
       <w:szCs w:val="44"/>
     </w:rPr>
   </w:style>
-  <w:style w:type="paragraph" w:styleId="2">
+  <w:style w:type="paragraph" w:styleId="Heading2">
     <w:name w:val="heading 2"/>
-    <w:basedOn w:val="a"/>
-    <w:next w:val="a"/>
-    <w:link w:val="2Char"/>
+    <w:basedOn w:val="Normal"/>
+    <w:next w:val="Normal"/>
+    <w:link w:val="Heading2Char"/>
     <w:uiPriority w:val="9"/>
     <w:unhideWhenUsed/>
     <w:qFormat/>
@@ -10522,13 +10798,13 @@
       <w:szCs w:val="32"/>
     </w:rPr>
   </w:style>
-  <w:style w:type="character" w:default="1" w:styleId="a0">
+  <w:style w:type="character" w:default="1" w:styleId="DefaultParagraphFont">
     <w:name w:val="Default Paragraph Font"/>
     <w:uiPriority w:val="1"/>
     <w:semiHidden/>
     <w:unhideWhenUsed/>
   </w:style>
-  <w:style w:type="table" w:default="1" w:styleId="a1">
+  <w:style w:type="table" w:default="1" w:styleId="TableNormal">
     <w:name w:val="Normal Table"/>
     <w:uiPriority w:val="99"/>
     <w:semiHidden/>
@@ -10544,16 +10820,16 @@
       </w:tblCellMar>
     </w:tblPr>
   </w:style>
-  <w:style w:type="numbering" w:default="1" w:styleId="a2">
+  <w:style w:type="numbering" w:default="1" w:styleId="NoList">
     <w:name w:val="No List"/>
     <w:uiPriority w:val="99"/>
     <w:semiHidden/>
     <w:unhideWhenUsed/>
   </w:style>
-  <w:style w:type="paragraph" w:styleId="a3">
+  <w:style w:type="paragraph" w:styleId="Header">
     <w:name w:val="header"/>
-    <w:basedOn w:val="a"/>
-    <w:link w:val="Char"/>
+    <w:basedOn w:val="Normal"/>
+    <w:link w:val="HeaderChar"/>
     <w:uiPriority w:val="99"/>
     <w:unhideWhenUsed/>
     <w:rsid w:val="00231B1B"/>
@@ -10573,10 +10849,10 @@
       <w:szCs w:val="18"/>
     </w:rPr>
   </w:style>
-  <w:style w:type="character" w:customStyle="1" w:styleId="Char">
-    <w:name w:val="页眉 Char"/>
-    <w:basedOn w:val="a0"/>
-    <w:link w:val="a3"/>
+  <w:style w:type="character" w:customStyle="1" w:styleId="HeaderChar">
+    <w:name w:val="Header Char"/>
+    <w:basedOn w:val="DefaultParagraphFont"/>
+    <w:link w:val="Header"/>
     <w:uiPriority w:val="99"/>
     <w:rsid w:val="00231B1B"/>
     <w:rPr>
@@ -10584,10 +10860,10 @@
       <w:szCs w:val="18"/>
     </w:rPr>
   </w:style>
-  <w:style w:type="paragraph" w:styleId="a4">
+  <w:style w:type="paragraph" w:styleId="Footer">
     <w:name w:val="footer"/>
-    <w:basedOn w:val="a"/>
-    <w:link w:val="Char0"/>
+    <w:basedOn w:val="Normal"/>
+    <w:link w:val="FooterChar"/>
     <w:uiPriority w:val="99"/>
     <w:unhideWhenUsed/>
     <w:rsid w:val="00231B1B"/>
@@ -10604,10 +10880,10 @@
       <w:szCs w:val="18"/>
     </w:rPr>
   </w:style>
-  <w:style w:type="character" w:customStyle="1" w:styleId="Char0">
-    <w:name w:val="页脚 Char"/>
-    <w:basedOn w:val="a0"/>
-    <w:link w:val="a4"/>
+  <w:style w:type="character" w:customStyle="1" w:styleId="FooterChar">
+    <w:name w:val="Footer Char"/>
+    <w:basedOn w:val="DefaultParagraphFont"/>
+    <w:link w:val="Footer"/>
     <w:uiPriority w:val="99"/>
     <w:rsid w:val="00231B1B"/>
     <w:rPr>
@@ -10615,10 +10891,10 @@
       <w:szCs w:val="18"/>
     </w:rPr>
   </w:style>
-  <w:style w:type="paragraph" w:styleId="a5">
+  <w:style w:type="paragraph" w:styleId="BalloonText">
     <w:name w:val="Balloon Text"/>
-    <w:basedOn w:val="a"/>
-    <w:link w:val="Char1"/>
+    <w:basedOn w:val="Normal"/>
+    <w:link w:val="BalloonTextChar"/>
     <w:uiPriority w:val="99"/>
     <w:semiHidden/>
     <w:unhideWhenUsed/>
@@ -10628,10 +10904,10 @@
       <w:szCs w:val="16"/>
     </w:rPr>
   </w:style>
-  <w:style w:type="character" w:customStyle="1" w:styleId="Char1">
-    <w:name w:val="批注框文本 Char"/>
-    <w:basedOn w:val="a0"/>
-    <w:link w:val="a5"/>
+  <w:style w:type="character" w:customStyle="1" w:styleId="BalloonTextChar">
+    <w:name w:val="Balloon Text Char"/>
+    <w:basedOn w:val="DefaultParagraphFont"/>
+    <w:link w:val="BalloonText"/>
     <w:uiPriority w:val="99"/>
     <w:semiHidden/>
     <w:rsid w:val="00231B1B"/>
@@ -10640,9 +10916,9 @@
       <w:szCs w:val="16"/>
     </w:rPr>
   </w:style>
-  <w:style w:type="table" w:styleId="a6">
+  <w:style w:type="table" w:styleId="TableGrid">
     <w:name w:val="Table Grid"/>
-    <w:basedOn w:val="a1"/>
+    <w:basedOn w:val="TableNormal"/>
     <w:uiPriority w:val="59"/>
     <w:rsid w:val="009023C4"/>
     <w:tblPr>
@@ -10663,9 +10939,9 @@
       </w:tblCellMar>
     </w:tblPr>
   </w:style>
-  <w:style w:type="paragraph" w:styleId="a7">
+  <w:style w:type="paragraph" w:styleId="ListParagraph">
     <w:name w:val="List Paragraph"/>
-    <w:basedOn w:val="a"/>
+    <w:basedOn w:val="Normal"/>
     <w:uiPriority w:val="34"/>
     <w:qFormat/>
     <w:rsid w:val="00523509"/>
@@ -10673,10 +10949,10 @@
       <w:ind w:firstLineChars="200" w:firstLine="420"/>
     </w:pPr>
   </w:style>
-  <w:style w:type="character" w:customStyle="1" w:styleId="1Char">
-    <w:name w:val="标题 1 Char"/>
-    <w:basedOn w:val="a0"/>
-    <w:link w:val="1"/>
+  <w:style w:type="character" w:customStyle="1" w:styleId="Heading1Char">
+    <w:name w:val="Heading 1 Char"/>
+    <w:basedOn w:val="DefaultParagraphFont"/>
+    <w:link w:val="Heading1"/>
     <w:uiPriority w:val="9"/>
     <w:rsid w:val="00523509"/>
     <w:rPr>
@@ -10687,10 +10963,10 @@
       <w:szCs w:val="44"/>
     </w:rPr>
   </w:style>
-  <w:style w:type="character" w:customStyle="1" w:styleId="2Char">
-    <w:name w:val="标题 2 Char"/>
-    <w:basedOn w:val="a0"/>
-    <w:link w:val="2"/>
+  <w:style w:type="character" w:customStyle="1" w:styleId="Heading2Char">
+    <w:name w:val="Heading 2 Char"/>
+    <w:basedOn w:val="DefaultParagraphFont"/>
+    <w:link w:val="Heading2"/>
     <w:uiPriority w:val="9"/>
     <w:rsid w:val="00523509"/>
     <w:rPr>
@@ -10701,10 +10977,10 @@
       <w:szCs w:val="32"/>
     </w:rPr>
   </w:style>
-  <w:style w:type="paragraph" w:styleId="TOC">
+  <w:style w:type="paragraph" w:styleId="TOCHeading">
     <w:name w:val="TOC Heading"/>
-    <w:basedOn w:val="1"/>
-    <w:next w:val="a"/>
+    <w:basedOn w:val="Heading1"/>
+    <w:next w:val="Normal"/>
     <w:uiPriority w:val="39"/>
     <w:semiHidden/>
     <w:unhideWhenUsed/>
@@ -10725,19 +11001,19 @@
       <w:lang w:eastAsia="en-US"/>
     </w:rPr>
   </w:style>
-  <w:style w:type="paragraph" w:styleId="10">
+  <w:style w:type="paragraph" w:styleId="TOC1">
     <w:name w:val="toc 1"/>
-    <w:basedOn w:val="a"/>
-    <w:next w:val="a"/>
+    <w:basedOn w:val="Normal"/>
+    <w:next w:val="Normal"/>
     <w:autoRedefine/>
     <w:uiPriority w:val="39"/>
     <w:unhideWhenUsed/>
     <w:rsid w:val="00297BAB"/>
   </w:style>
-  <w:style w:type="paragraph" w:styleId="20">
+  <w:style w:type="paragraph" w:styleId="TOC2">
     <w:name w:val="toc 2"/>
-    <w:basedOn w:val="a"/>
-    <w:next w:val="a"/>
+    <w:basedOn w:val="Normal"/>
+    <w:next w:val="Normal"/>
     <w:autoRedefine/>
     <w:uiPriority w:val="39"/>
     <w:unhideWhenUsed/>
@@ -10746,9 +11022,9 @@
       <w:ind w:leftChars="200" w:left="420"/>
     </w:pPr>
   </w:style>
-  <w:style w:type="character" w:styleId="a8">
+  <w:style w:type="character" w:styleId="Hyperlink">
     <w:name w:val="Hyperlink"/>
-    <w:basedOn w:val="a0"/>
+    <w:basedOn w:val="DefaultParagraphFont"/>
     <w:uiPriority w:val="99"/>
     <w:unhideWhenUsed/>
     <w:rsid w:val="00297BAB"/>
@@ -10757,10 +11033,10 @@
       <w:u w:val="single"/>
     </w:rPr>
   </w:style>
-  <w:style w:type="paragraph" w:styleId="a9">
+  <w:style w:type="paragraph" w:styleId="DocumentMap">
     <w:name w:val="Document Map"/>
-    <w:basedOn w:val="a"/>
-    <w:link w:val="Char2"/>
+    <w:basedOn w:val="Normal"/>
+    <w:link w:val="DocumentMapChar"/>
     <w:uiPriority w:val="99"/>
     <w:semiHidden/>
     <w:unhideWhenUsed/>
@@ -10771,10 +11047,10 @@
       <w:szCs w:val="16"/>
     </w:rPr>
   </w:style>
-  <w:style w:type="character" w:customStyle="1" w:styleId="Char2">
-    <w:name w:val="文档结构图 Char"/>
-    <w:basedOn w:val="a0"/>
-    <w:link w:val="a9"/>
+  <w:style w:type="character" w:customStyle="1" w:styleId="DocumentMapChar">
+    <w:name w:val="Document Map Char"/>
+    <w:basedOn w:val="DefaultParagraphFont"/>
+    <w:link w:val="DocumentMap"/>
     <w:uiPriority w:val="99"/>
     <w:semiHidden/>
     <w:rsid w:val="0090283E"/>
@@ -10784,9 +11060,9 @@
       <w:szCs w:val="16"/>
     </w:rPr>
   </w:style>
-  <w:style w:type="character" w:styleId="aa">
+  <w:style w:type="character" w:styleId="CommentReference">
     <w:name w:val="annotation reference"/>
-    <w:basedOn w:val="a0"/>
+    <w:basedOn w:val="DefaultParagraphFont"/>
     <w:uiPriority w:val="99"/>
     <w:semiHidden/>
     <w:unhideWhenUsed/>
@@ -10796,10 +11072,10 @@
       <w:szCs w:val="21"/>
     </w:rPr>
   </w:style>
-  <w:style w:type="paragraph" w:styleId="ab">
+  <w:style w:type="paragraph" w:styleId="CommentText">
     <w:name w:val="annotation text"/>
-    <w:basedOn w:val="a"/>
-    <w:link w:val="Char3"/>
+    <w:basedOn w:val="Normal"/>
+    <w:link w:val="CommentTextChar"/>
     <w:uiPriority w:val="99"/>
     <w:semiHidden/>
     <w:unhideWhenUsed/>
@@ -10808,19 +11084,19 @@
       <w:jc w:val="left"/>
     </w:pPr>
   </w:style>
-  <w:style w:type="character" w:customStyle="1" w:styleId="Char3">
-    <w:name w:val="批注文字 Char"/>
-    <w:basedOn w:val="a0"/>
-    <w:link w:val="ab"/>
+  <w:style w:type="character" w:customStyle="1" w:styleId="CommentTextChar">
+    <w:name w:val="Comment Text Char"/>
+    <w:basedOn w:val="DefaultParagraphFont"/>
+    <w:link w:val="CommentText"/>
     <w:uiPriority w:val="99"/>
     <w:semiHidden/>
     <w:rsid w:val="00370699"/>
   </w:style>
-  <w:style w:type="paragraph" w:styleId="ac">
+  <w:style w:type="paragraph" w:styleId="CommentSubject">
     <w:name w:val="annotation subject"/>
-    <w:basedOn w:val="ab"/>
-    <w:next w:val="ab"/>
-    <w:link w:val="Char4"/>
+    <w:basedOn w:val="CommentText"/>
+    <w:next w:val="CommentText"/>
+    <w:link w:val="CommentSubjectChar"/>
     <w:uiPriority w:val="99"/>
     <w:semiHidden/>
     <w:unhideWhenUsed/>
@@ -10830,10 +11106,10 @@
       <w:bCs/>
     </w:rPr>
   </w:style>
-  <w:style w:type="character" w:customStyle="1" w:styleId="Char4">
-    <w:name w:val="批注主题 Char"/>
-    <w:basedOn w:val="Char3"/>
-    <w:link w:val="ac"/>
+  <w:style w:type="character" w:customStyle="1" w:styleId="CommentSubjectChar">
+    <w:name w:val="Comment Subject Char"/>
+    <w:basedOn w:val="CommentTextChar"/>
+    <w:link w:val="CommentSubject"/>
     <w:uiPriority w:val="99"/>
     <w:semiHidden/>
     <w:rsid w:val="00370699"/>

--- a/internal_doc/03.开发设计/文档生成/Story-文档生成工具.docx
+++ b/internal_doc/03.开发设计/文档生成/Story-文档生成工具.docx
@@ -601,9 +601,29 @@
           </w:r>
           <w:r>
             <w:rPr>
+              <w:rStyle w:val="Hyperlink"/>
               <w:noProof/>
             </w:rPr>
-            <w:instrText>HYPERLINK \l "_Toc419333390"</w:instrText>
+            <w:instrText xml:space="preserve"> </w:instrText>
+          </w:r>
+          <w:r>
+            <w:rPr>
+              <w:noProof/>
+            </w:rPr>
+            <w:instrText>HYPERLINK \l "_Toc419796294"</w:instrText>
+          </w:r>
+          <w:r>
+            <w:rPr>
+              <w:rStyle w:val="Hyperlink"/>
+              <w:noProof/>
+            </w:rPr>
+            <w:instrText xml:space="preserve"> </w:instrText>
+          </w:r>
+          <w:r>
+            <w:rPr>
+              <w:rStyle w:val="Hyperlink"/>
+              <w:noProof/>
+            </w:rPr>
           </w:r>
           <w:r>
             <w:rPr>
@@ -639,7 +659,7 @@
               <w:noProof/>
               <w:webHidden/>
             </w:rPr>
-            <w:instrText xml:space="preserve"> PAGEREF _Toc419333390 \h </w:instrText>
+            <w:instrText xml:space="preserve"> PAGEREF _Toc419796294 \h </w:instrText>
           </w:r>
           <w:r>
             <w:rPr>
@@ -686,7 +706,7 @@
               <w:noProof/>
             </w:rPr>
           </w:pPr>
-          <w:hyperlink w:anchor="_Toc419333391" w:history="1">
+          <w:hyperlink w:anchor="_Toc419796295" w:history="1">
             <w:r>
               <w:rPr>
                 <w:rStyle w:val="Hyperlink"/>
@@ -721,7 +741,7 @@
                 <w:noProof/>
                 <w:webHidden/>
               </w:rPr>
-              <w:instrText xml:space="preserve"> PAGEREF _Toc419333391 \h </w:instrText>
+              <w:instrText xml:space="preserve"> PAGEREF _Toc419796295 \h </w:instrText>
             </w:r>
             <w:r>
               <w:rPr>
@@ -762,7 +782,7 @@
               <w:noProof/>
             </w:rPr>
           </w:pPr>
-          <w:hyperlink w:anchor="_Toc419333392" w:history="1">
+          <w:hyperlink w:anchor="_Toc419796296" w:history="1">
             <w:r>
               <w:rPr>
                 <w:rStyle w:val="Hyperlink"/>
@@ -797,7 +817,7 @@
                 <w:noProof/>
                 <w:webHidden/>
               </w:rPr>
-              <w:instrText xml:space="preserve"> PAGEREF _Toc419333392 \h </w:instrText>
+              <w:instrText xml:space="preserve"> PAGEREF _Toc419796296 \h </w:instrText>
             </w:r>
             <w:r>
               <w:rPr>
@@ -838,7 +858,7 @@
               <w:noProof/>
             </w:rPr>
           </w:pPr>
-          <w:hyperlink w:anchor="_Toc419333393" w:history="1">
+          <w:hyperlink w:anchor="_Toc419796297" w:history="1">
             <w:r>
               <w:rPr>
                 <w:rStyle w:val="Hyperlink"/>
@@ -873,7 +893,7 @@
                 <w:noProof/>
                 <w:webHidden/>
               </w:rPr>
-              <w:instrText xml:space="preserve"> PAGEREF _Toc419333393 \h </w:instrText>
+              <w:instrText xml:space="preserve"> PAGEREF _Toc419796297 \h </w:instrText>
             </w:r>
             <w:r>
               <w:rPr>
@@ -914,7 +934,7 @@
               <w:noProof/>
             </w:rPr>
           </w:pPr>
-          <w:hyperlink w:anchor="_Toc419333394" w:history="1">
+          <w:hyperlink w:anchor="_Toc419796298" w:history="1">
             <w:r>
               <w:rPr>
                 <w:rStyle w:val="Hyperlink"/>
@@ -949,7 +969,7 @@
                 <w:noProof/>
                 <w:webHidden/>
               </w:rPr>
-              <w:instrText xml:space="preserve"> PAGEREF _Toc419333394 \h </w:instrText>
+              <w:instrText xml:space="preserve"> PAGEREF _Toc419796298 \h </w:instrText>
             </w:r>
             <w:r>
               <w:rPr>
@@ -990,7 +1010,7 @@
               <w:noProof/>
             </w:rPr>
           </w:pPr>
-          <w:hyperlink w:anchor="_Toc419333395" w:history="1">
+          <w:hyperlink w:anchor="_Toc419796299" w:history="1">
             <w:r>
               <w:rPr>
                 <w:rStyle w:val="Hyperlink"/>
@@ -1018,7 +1038,7 @@
                 <w:noProof/>
                 <w:webHidden/>
               </w:rPr>
-              <w:instrText xml:space="preserve"> PAGEREF _Toc419333395 \h </w:instrText>
+              <w:instrText xml:space="preserve"> PAGEREF _Toc419796299 \h </w:instrText>
             </w:r>
             <w:r>
               <w:rPr>
@@ -1059,7 +1079,7 @@
               <w:noProof/>
             </w:rPr>
           </w:pPr>
-          <w:hyperlink w:anchor="_Toc419333396" w:history="1">
+          <w:hyperlink w:anchor="_Toc419796300" w:history="1">
             <w:r>
               <w:rPr>
                 <w:rStyle w:val="Hyperlink"/>
@@ -1094,7 +1114,7 @@
                 <w:noProof/>
                 <w:webHidden/>
               </w:rPr>
-              <w:instrText xml:space="preserve"> PAGEREF _Toc419333396 \h </w:instrText>
+              <w:instrText xml:space="preserve"> PAGEREF _Toc419796300 \h </w:instrText>
             </w:r>
             <w:r>
               <w:rPr>
@@ -1135,13 +1155,13 @@
               <w:noProof/>
             </w:rPr>
           </w:pPr>
-          <w:hyperlink w:anchor="_Toc419333397" w:history="1">
+          <w:hyperlink w:anchor="_Toc419796301" w:history="1">
             <w:r>
               <w:rPr>
                 <w:rStyle w:val="Hyperlink"/>
                 <w:noProof/>
               </w:rPr>
-              <w:t xml:space="preserve">1.2 </w:t>
+              <w:t>1.2</w:t>
             </w:r>
             <w:r>
               <w:rPr>
@@ -1170,7 +1190,7 @@
                 <w:noProof/>
                 <w:webHidden/>
               </w:rPr>
-              <w:instrText xml:space="preserve"> PAGEREF _Toc419333397 \h </w:instrText>
+              <w:instrText xml:space="preserve"> PAGEREF _Toc419796301 \h </w:instrText>
             </w:r>
             <w:r>
               <w:rPr>
@@ -1211,7 +1231,7 @@
               <w:noProof/>
             </w:rPr>
           </w:pPr>
-          <w:hyperlink w:anchor="_Toc419333398" w:history="1">
+          <w:hyperlink w:anchor="_Toc419796302" w:history="1">
             <w:r>
               <w:rPr>
                 <w:rStyle w:val="Hyperlink"/>
@@ -1246,7 +1266,7 @@
                 <w:noProof/>
                 <w:webHidden/>
               </w:rPr>
-              <w:instrText xml:space="preserve"> PAGEREF _Toc419333398 \h </w:instrText>
+              <w:instrText xml:space="preserve"> PAGEREF _Toc419796302 \h </w:instrText>
             </w:r>
             <w:r>
               <w:rPr>
@@ -1287,7 +1307,7 @@
               <w:noProof/>
             </w:rPr>
           </w:pPr>
-          <w:hyperlink w:anchor="_Toc419333399" w:history="1">
+          <w:hyperlink w:anchor="_Toc419796303" w:history="1">
             <w:r>
               <w:rPr>
                 <w:rStyle w:val="Hyperlink"/>
@@ -1322,7 +1342,7 @@
                 <w:noProof/>
                 <w:webHidden/>
               </w:rPr>
-              <w:instrText xml:space="preserve"> PAGEREF _Toc419333399 \h </w:instrText>
+              <w:instrText xml:space="preserve"> PAGEREF _Toc419796303 \h </w:instrText>
             </w:r>
             <w:r>
               <w:rPr>
@@ -1363,13 +1383,13 @@
               <w:noProof/>
             </w:rPr>
           </w:pPr>
-          <w:hyperlink w:anchor="_Toc419333400" w:history="1">
+          <w:hyperlink w:anchor="_Toc419796304" w:history="1">
             <w:r>
               <w:rPr>
                 <w:rStyle w:val="Hyperlink"/>
                 <w:noProof/>
               </w:rPr>
-              <w:t xml:space="preserve">1.3.1.1 </w:t>
+              <w:t>1.3.1.1</w:t>
             </w:r>
             <w:r>
               <w:rPr>
@@ -1384,7 +1404,7 @@
                 <w:rStyle w:val="Hyperlink"/>
                 <w:noProof/>
               </w:rPr>
-              <w:t>Markdown</w:t>
+              <w:t xml:space="preserve"> Markdown</w:t>
             </w:r>
             <w:r>
               <w:rPr>
@@ -1392,14 +1412,14 @@
                 <w:rFonts w:hint="eastAsia"/>
                 <w:noProof/>
               </w:rPr>
-              <w:t>文件根据</w:t>
+              <w:t>文件转换成</w:t>
             </w:r>
             <w:r>
               <w:rPr>
                 <w:rStyle w:val="Hyperlink"/>
                 <w:noProof/>
               </w:rPr>
-              <w:t>toc</w:t>
+              <w:t>html</w:t>
             </w:r>
             <w:r>
               <w:rPr>
@@ -1407,21 +1427,6 @@
                 <w:rFonts w:hint="eastAsia"/>
                 <w:noProof/>
               </w:rPr>
-              <w:t>配置文件转换成</w:t>
-            </w:r>
-            <w:r>
-              <w:rPr>
-                <w:rStyle w:val="Hyperlink"/>
-                <w:noProof/>
-              </w:rPr>
-              <w:t>html</w:t>
-            </w:r>
-            <w:r>
-              <w:rPr>
-                <w:rStyle w:val="Hyperlink"/>
-                <w:rFonts w:hint="eastAsia"/>
-                <w:noProof/>
-              </w:rPr>
               <w:t>文件</w:t>
             </w:r>
             <w:r>
@@ -1443,7 +1448,7 @@
                 <w:noProof/>
                 <w:webHidden/>
               </w:rPr>
-              <w:instrText xml:space="preserve"> PAGEREF _Toc419333400 \h </w:instrText>
+              <w:instrText xml:space="preserve"> PAGEREF _Toc419796304 \h </w:instrText>
             </w:r>
             <w:r>
               <w:rPr>
@@ -1484,13 +1489,13 @@
               <w:noProof/>
             </w:rPr>
           </w:pPr>
-          <w:hyperlink w:anchor="_Toc419333401" w:history="1">
+          <w:hyperlink w:anchor="_Toc419796305" w:history="1">
             <w:r>
               <w:rPr>
                 <w:rStyle w:val="Hyperlink"/>
                 <w:noProof/>
               </w:rPr>
-              <w:t xml:space="preserve">1.3.1.2 </w:t>
+              <w:t>1.3.1.2</w:t>
             </w:r>
             <w:r>
               <w:rPr>
@@ -1505,7 +1510,7 @@
                 <w:rStyle w:val="Hyperlink"/>
                 <w:noProof/>
               </w:rPr>
-              <w:t>Html</w:t>
+              <w:t xml:space="preserve"> Html</w:t>
             </w:r>
             <w:r>
               <w:rPr>
@@ -1520,7 +1525,7 @@
                 <w:rStyle w:val="Hyperlink"/>
                 <w:noProof/>
               </w:rPr>
-              <w:t>toc</w:t>
+              <w:t>docxx.conf</w:t>
             </w:r>
             <w:r>
               <w:rPr>
@@ -1528,7 +1533,7 @@
                 <w:rFonts w:hint="eastAsia"/>
                 <w:noProof/>
               </w:rPr>
-              <w:t>在</w:t>
+              <w:t>配置文档在</w:t>
             </w:r>
             <w:r>
               <w:rPr>
@@ -1543,7 +1548,7 @@
                 <w:rFonts w:hint="eastAsia"/>
                 <w:noProof/>
               </w:rPr>
-              <w:t>建表并进行插入操作</w:t>
+              <w:t>建表并进行更新操作</w:t>
             </w:r>
             <w:r>
               <w:rPr>
@@ -1564,7 +1569,7 @@
                 <w:noProof/>
                 <w:webHidden/>
               </w:rPr>
-              <w:instrText xml:space="preserve"> PAGEREF _Toc419333401 \h </w:instrText>
+              <w:instrText xml:space="preserve"> PAGEREF _Toc419796305 \h </w:instrText>
             </w:r>
             <w:r>
               <w:rPr>
@@ -1605,13 +1610,13 @@
               <w:noProof/>
             </w:rPr>
           </w:pPr>
-          <w:hyperlink w:anchor="_Toc419333402" w:history="1">
+          <w:hyperlink w:anchor="_Toc419796306" w:history="1">
             <w:r>
               <w:rPr>
                 <w:rStyle w:val="Hyperlink"/>
                 <w:noProof/>
               </w:rPr>
-              <w:t xml:space="preserve">1.3.1.3 </w:t>
+              <w:t>1.3.1.3</w:t>
             </w:r>
             <w:r>
               <w:rPr>
@@ -1626,7 +1631,7 @@
                 <w:rStyle w:val="Hyperlink"/>
                 <w:noProof/>
               </w:rPr>
-              <w:t>Html</w:t>
+              <w:t xml:space="preserve"> Html</w:t>
             </w:r>
             <w:r>
               <w:rPr>
@@ -1649,6 +1654,36 @@
                 <w:rFonts w:hint="eastAsia"/>
                 <w:noProof/>
               </w:rPr>
+              <w:t>文件和</w:t>
+            </w:r>
+            <w:r>
+              <w:rPr>
+                <w:rStyle w:val="Hyperlink"/>
+                <w:noProof/>
+              </w:rPr>
+              <w:t>docxx.conf</w:t>
+            </w:r>
+            <w:r>
+              <w:rPr>
+                <w:rStyle w:val="Hyperlink"/>
+                <w:rFonts w:hint="eastAsia"/>
+                <w:noProof/>
+              </w:rPr>
+              <w:t>配置为奸转换为</w:t>
+            </w:r>
+            <w:r>
+              <w:rPr>
+                <w:rStyle w:val="Hyperlink"/>
+                <w:noProof/>
+              </w:rPr>
+              <w:t>ditamap</w:t>
+            </w:r>
+            <w:r>
+              <w:rPr>
+                <w:rStyle w:val="Hyperlink"/>
+                <w:rFonts w:hint="eastAsia"/>
+                <w:noProof/>
+              </w:rPr>
               <w:t>文件</w:t>
             </w:r>
             <w:r>
@@ -1670,7 +1705,7 @@
                 <w:noProof/>
                 <w:webHidden/>
               </w:rPr>
-              <w:instrText xml:space="preserve"> PAGEREF _Toc419333402 \h </w:instrText>
+              <w:instrText xml:space="preserve"> PAGEREF _Toc419796306 \h </w:instrText>
             </w:r>
             <w:r>
               <w:rPr>
@@ -1690,7 +1725,7 @@
                 <w:noProof/>
                 <w:webHidden/>
               </w:rPr>
-              <w:t>6</w:t>
+              <w:t>7</w:t>
             </w:r>
             <w:r>
               <w:rPr>
@@ -1711,7 +1746,7 @@
               <w:noProof/>
             </w:rPr>
           </w:pPr>
-          <w:hyperlink w:anchor="_Toc419333403" w:history="1">
+          <w:hyperlink w:anchor="_Toc419796307" w:history="1">
             <w:r>
               <w:rPr>
                 <w:rStyle w:val="Hyperlink"/>
@@ -1725,13 +1760,28 @@
                 <w:rFonts w:hint="eastAsia"/>
                 <w:noProof/>
               </w:rPr>
-              <w:t>场景根据</w:t>
+              <w:t>场景</w:t>
             </w:r>
             <w:r>
               <w:rPr>
                 <w:rStyle w:val="Hyperlink"/>
                 <w:noProof/>
               </w:rPr>
+              <w:t xml:space="preserve"> </w:t>
+            </w:r>
+            <w:r>
+              <w:rPr>
+                <w:rStyle w:val="Hyperlink"/>
+                <w:rFonts w:hint="eastAsia"/>
+                <w:noProof/>
+              </w:rPr>
+              <w:t>根据</w:t>
+            </w:r>
+            <w:r>
+              <w:rPr>
+                <w:rStyle w:val="Hyperlink"/>
+                <w:noProof/>
+              </w:rPr>
               <w:t>conf</w:t>
             </w:r>
             <w:r>
@@ -1740,14 +1790,14 @@
                 <w:rFonts w:hint="eastAsia"/>
                 <w:noProof/>
               </w:rPr>
-              <w:t>文件生成</w:t>
+              <w:t>文件将驱动中注释生成</w:t>
             </w:r>
             <w:r>
               <w:rPr>
                 <w:rStyle w:val="Hyperlink"/>
                 <w:noProof/>
               </w:rPr>
-              <w:t>man page</w:t>
+              <w:t>API</w:t>
             </w:r>
             <w:r>
               <w:rPr>
@@ -1776,7 +1826,7 @@
                 <w:noProof/>
                 <w:webHidden/>
               </w:rPr>
-              <w:instrText xml:space="preserve"> PAGEREF _Toc419333403 \h </w:instrText>
+              <w:instrText xml:space="preserve"> PAGEREF _Toc419796307 \h </w:instrText>
             </w:r>
             <w:r>
               <w:rPr>
@@ -1817,7 +1867,7 @@
               <w:noProof/>
             </w:rPr>
           </w:pPr>
-          <w:hyperlink w:anchor="_Toc419333404" w:history="1">
+          <w:hyperlink w:anchor="_Toc419796308" w:history="1">
             <w:r>
               <w:rPr>
                 <w:rStyle w:val="Hyperlink"/>
@@ -1831,13 +1881,28 @@
                 <w:rFonts w:hint="eastAsia"/>
                 <w:noProof/>
               </w:rPr>
-              <w:t>场景将</w:t>
+              <w:t>场景</w:t>
             </w:r>
             <w:r>
               <w:rPr>
                 <w:rStyle w:val="Hyperlink"/>
                 <w:noProof/>
               </w:rPr>
+              <w:t xml:space="preserve"> </w:t>
+            </w:r>
+            <w:r>
+              <w:rPr>
+                <w:rStyle w:val="Hyperlink"/>
+                <w:rFonts w:hint="eastAsia"/>
+                <w:noProof/>
+              </w:rPr>
+              <w:t>将</w:t>
+            </w:r>
+            <w:r>
+              <w:rPr>
+                <w:rStyle w:val="Hyperlink"/>
+                <w:noProof/>
+              </w:rPr>
               <w:t>dita</w:t>
             </w:r>
             <w:r>
@@ -1853,7 +1918,7 @@
                 <w:rStyle w:val="Hyperlink"/>
                 <w:noProof/>
               </w:rPr>
-              <w:t>man page</w:t>
+              <w:t>API</w:t>
             </w:r>
             <w:r>
               <w:rPr>
@@ -1868,7 +1933,7 @@
                 <w:rStyle w:val="Hyperlink"/>
                 <w:noProof/>
               </w:rPr>
-              <w:t>webhelp</w:t>
+              <w:t>WebHelp</w:t>
             </w:r>
             <w:r>
               <w:rPr>
@@ -1897,7 +1962,7 @@
                 <w:noProof/>
                 <w:webHidden/>
               </w:rPr>
-              <w:instrText xml:space="preserve"> PAGEREF _Toc419333404 \h </w:instrText>
+              <w:instrText xml:space="preserve"> PAGEREF _Toc419796308 \h </w:instrText>
             </w:r>
             <w:r>
               <w:rPr>
@@ -1938,7 +2003,7 @@
               <w:noProof/>
             </w:rPr>
           </w:pPr>
-          <w:hyperlink w:anchor="_Toc419333405" w:history="1">
+          <w:hyperlink w:anchor="_Toc419796309" w:history="1">
             <w:r>
               <w:rPr>
                 <w:rStyle w:val="Hyperlink"/>
@@ -2003,7 +2068,7 @@
                 <w:noProof/>
                 <w:webHidden/>
               </w:rPr>
-              <w:instrText xml:space="preserve"> PAGEREF _Toc419333405 \h </w:instrText>
+              <w:instrText xml:space="preserve"> PAGEREF _Toc419796309 \h </w:instrText>
             </w:r>
             <w:r>
               <w:rPr>
@@ -2044,7 +2109,7 @@
               <w:noProof/>
             </w:rPr>
           </w:pPr>
-          <w:hyperlink w:anchor="_Toc419333406" w:history="1">
+          <w:hyperlink w:anchor="_Toc419796310" w:history="1">
             <w:r>
               <w:rPr>
                 <w:rStyle w:val="Hyperlink"/>
@@ -2079,7 +2144,7 @@
                 <w:noProof/>
                 <w:webHidden/>
               </w:rPr>
-              <w:instrText xml:space="preserve"> PAGEREF _Toc419333406 \h </w:instrText>
+              <w:instrText xml:space="preserve"> PAGEREF _Toc419796310 \h </w:instrText>
             </w:r>
             <w:r>
               <w:rPr>
@@ -2099,7 +2164,7 @@
                 <w:noProof/>
                 <w:webHidden/>
               </w:rPr>
-              <w:t>7</w:t>
+              <w:t>8</w:t>
             </w:r>
             <w:r>
               <w:rPr>
@@ -2120,7 +2185,7 @@
               <w:noProof/>
             </w:rPr>
           </w:pPr>
-          <w:hyperlink w:anchor="_Toc419333407" w:history="1">
+          <w:hyperlink w:anchor="_Toc419796311" w:history="1">
             <w:r>
               <w:rPr>
                 <w:rStyle w:val="Hyperlink"/>
@@ -2155,7 +2220,7 @@
                 <w:noProof/>
                 <w:webHidden/>
               </w:rPr>
-              <w:instrText xml:space="preserve"> PAGEREF _Toc419333407 \h </w:instrText>
+              <w:instrText xml:space="preserve"> PAGEREF _Toc419796311 \h </w:instrText>
             </w:r>
             <w:r>
               <w:rPr>
@@ -2196,7 +2261,7 @@
               <w:noProof/>
             </w:rPr>
           </w:pPr>
-          <w:hyperlink w:anchor="_Toc419333408" w:history="1">
+          <w:hyperlink w:anchor="_Toc419796312" w:history="1">
             <w:r>
               <w:rPr>
                 <w:rStyle w:val="Hyperlink"/>
@@ -2231,7 +2296,7 @@
                 <w:noProof/>
                 <w:webHidden/>
               </w:rPr>
-              <w:instrText xml:space="preserve"> PAGEREF _Toc419333408 \h </w:instrText>
+              <w:instrText xml:space="preserve"> PAGEREF _Toc419796312 \h </w:instrText>
             </w:r>
             <w:r>
               <w:rPr>
@@ -2272,7 +2337,7 @@
               <w:noProof/>
             </w:rPr>
           </w:pPr>
-          <w:hyperlink w:anchor="_Toc419333409" w:history="1">
+          <w:hyperlink w:anchor="_Toc419796313" w:history="1">
             <w:r>
               <w:rPr>
                 <w:rStyle w:val="Hyperlink"/>
@@ -2307,7 +2372,7 @@
                 <w:noProof/>
                 <w:webHidden/>
               </w:rPr>
-              <w:instrText xml:space="preserve"> PAGEREF _Toc419333409 \h </w:instrText>
+              <w:instrText xml:space="preserve"> PAGEREF _Toc419796313 \h </w:instrText>
             </w:r>
             <w:r>
               <w:rPr>
@@ -2348,7 +2413,7 @@
               <w:noProof/>
             </w:rPr>
           </w:pPr>
-          <w:hyperlink w:anchor="_Toc419333410" w:history="1">
+          <w:hyperlink w:anchor="_Toc419796314" w:history="1">
             <w:r>
               <w:rPr>
                 <w:rStyle w:val="Hyperlink"/>
@@ -2383,7 +2448,7 @@
                 <w:noProof/>
                 <w:webHidden/>
               </w:rPr>
-              <w:instrText xml:space="preserve"> PAGEREF _Toc419333410 \h </w:instrText>
+              <w:instrText xml:space="preserve"> PAGEREF _Toc419796314 \h </w:instrText>
             </w:r>
             <w:r>
               <w:rPr>
@@ -2424,7 +2489,7 @@
               <w:noProof/>
             </w:rPr>
           </w:pPr>
-          <w:hyperlink w:anchor="_Toc419333411" w:history="1">
+          <w:hyperlink w:anchor="_Toc419796315" w:history="1">
             <w:r>
               <w:rPr>
                 <w:rStyle w:val="Hyperlink"/>
@@ -2459,7 +2524,7 @@
                 <w:noProof/>
                 <w:webHidden/>
               </w:rPr>
-              <w:instrText xml:space="preserve"> PAGEREF _Toc419333411 \h </w:instrText>
+              <w:instrText xml:space="preserve"> PAGEREF _Toc419796315 \h </w:instrText>
             </w:r>
             <w:r>
               <w:rPr>
@@ -2500,7 +2565,7 @@
               <w:noProof/>
             </w:rPr>
           </w:pPr>
-          <w:hyperlink w:anchor="_Toc419333412" w:history="1">
+          <w:hyperlink w:anchor="_Toc419796316" w:history="1">
             <w:r>
               <w:rPr>
                 <w:rStyle w:val="Hyperlink"/>
@@ -2528,7 +2593,7 @@
                 <w:noProof/>
                 <w:webHidden/>
               </w:rPr>
-              <w:instrText xml:space="preserve"> PAGEREF _Toc419333412 \h </w:instrText>
+              <w:instrText xml:space="preserve"> PAGEREF _Toc419796316 \h </w:instrText>
             </w:r>
             <w:r>
               <w:rPr>
@@ -2569,7 +2634,7 @@
               <w:noProof/>
             </w:rPr>
           </w:pPr>
-          <w:hyperlink w:anchor="_Toc419333413" w:history="1">
+          <w:hyperlink w:anchor="_Toc419796317" w:history="1">
             <w:r>
               <w:rPr>
                 <w:rStyle w:val="Hyperlink"/>
@@ -2604,7 +2669,7 @@
                 <w:noProof/>
                 <w:webHidden/>
               </w:rPr>
-              <w:instrText xml:space="preserve"> PAGEREF _Toc419333413 \h </w:instrText>
+              <w:instrText xml:space="preserve"> PAGEREF _Toc419796317 \h </w:instrText>
             </w:r>
             <w:r>
               <w:rPr>
@@ -2645,7 +2710,7 @@
               <w:noProof/>
             </w:rPr>
           </w:pPr>
-          <w:hyperlink w:anchor="_Toc419333414" w:history="1">
+          <w:hyperlink w:anchor="_Toc419796318" w:history="1">
             <w:r>
               <w:rPr>
                 <w:rStyle w:val="Hyperlink"/>
@@ -2680,7 +2745,7 @@
                 <w:noProof/>
                 <w:webHidden/>
               </w:rPr>
-              <w:instrText xml:space="preserve"> PAGEREF _Toc419333414 \h </w:instrText>
+              <w:instrText xml:space="preserve"> PAGEREF _Toc419796318 \h </w:instrText>
             </w:r>
             <w:r>
               <w:rPr>
@@ -2721,7 +2786,7 @@
               <w:noProof/>
             </w:rPr>
           </w:pPr>
-          <w:hyperlink w:anchor="_Toc419333415" w:history="1">
+          <w:hyperlink w:anchor="_Toc419796319" w:history="1">
             <w:r>
               <w:rPr>
                 <w:rStyle w:val="Hyperlink"/>
@@ -2756,7 +2821,7 @@
                 <w:noProof/>
                 <w:webHidden/>
               </w:rPr>
-              <w:instrText xml:space="preserve"> PAGEREF _Toc419333415 \h </w:instrText>
+              <w:instrText xml:space="preserve"> PAGEREF _Toc419796319 \h </w:instrText>
             </w:r>
             <w:r>
               <w:rPr>
@@ -2797,7 +2862,7 @@
               <w:noProof/>
             </w:rPr>
           </w:pPr>
-          <w:hyperlink w:anchor="_Toc419333416" w:history="1">
+          <w:hyperlink w:anchor="_Toc419796320" w:history="1">
             <w:r>
               <w:rPr>
                 <w:rStyle w:val="Hyperlink"/>
@@ -2832,7 +2897,7 @@
                 <w:noProof/>
                 <w:webHidden/>
               </w:rPr>
-              <w:instrText xml:space="preserve"> PAGEREF _Toc419333416 \h </w:instrText>
+              <w:instrText xml:space="preserve"> PAGEREF _Toc419796320 \h </w:instrText>
             </w:r>
             <w:r>
               <w:rPr>
@@ -2873,7 +2938,7 @@
               <w:noProof/>
             </w:rPr>
           </w:pPr>
-          <w:hyperlink w:anchor="_Toc419333417" w:history="1">
+          <w:hyperlink w:anchor="_Toc419796321" w:history="1">
             <w:r>
               <w:rPr>
                 <w:rStyle w:val="Hyperlink"/>
@@ -2908,7 +2973,7 @@
                 <w:noProof/>
                 <w:webHidden/>
               </w:rPr>
-              <w:instrText xml:space="preserve"> PAGEREF _Toc419333417 \h </w:instrText>
+              <w:instrText xml:space="preserve"> PAGEREF _Toc419796321 \h </w:instrText>
             </w:r>
             <w:r>
               <w:rPr>
@@ -2949,7 +3014,7 @@
               <w:noProof/>
             </w:rPr>
           </w:pPr>
-          <w:hyperlink w:anchor="_Toc419333418" w:history="1">
+          <w:hyperlink w:anchor="_Toc419796322" w:history="1">
             <w:r>
               <w:rPr>
                 <w:rStyle w:val="Hyperlink"/>
@@ -2984,7 +3049,7 @@
                 <w:noProof/>
                 <w:webHidden/>
               </w:rPr>
-              <w:instrText xml:space="preserve"> PAGEREF _Toc419333418 \h </w:instrText>
+              <w:instrText xml:space="preserve"> PAGEREF _Toc419796322 \h </w:instrText>
             </w:r>
             <w:r>
               <w:rPr>
@@ -3025,7 +3090,7 @@
               <w:noProof/>
             </w:rPr>
           </w:pPr>
-          <w:hyperlink w:anchor="_Toc419333419" w:history="1">
+          <w:hyperlink w:anchor="_Toc419796323" w:history="1">
             <w:r>
               <w:rPr>
                 <w:rStyle w:val="Hyperlink"/>
@@ -3060,7 +3125,7 @@
                 <w:noProof/>
                 <w:webHidden/>
               </w:rPr>
-              <w:instrText xml:space="preserve"> PAGEREF _Toc419333419 \h </w:instrText>
+              <w:instrText xml:space="preserve"> PAGEREF _Toc419796323 \h </w:instrText>
             </w:r>
             <w:r>
               <w:rPr>
@@ -3101,7 +3166,7 @@
               <w:noProof/>
             </w:rPr>
           </w:pPr>
-          <w:hyperlink w:anchor="_Toc419333420" w:history="1">
+          <w:hyperlink w:anchor="_Toc419796324" w:history="1">
             <w:r>
               <w:rPr>
                 <w:rStyle w:val="Hyperlink"/>
@@ -3136,7 +3201,7 @@
                 <w:noProof/>
                 <w:webHidden/>
               </w:rPr>
-              <w:instrText xml:space="preserve"> PAGEREF _Toc419333420 \h </w:instrText>
+              <w:instrText xml:space="preserve"> PAGEREF _Toc419796324 \h </w:instrText>
             </w:r>
             <w:r>
               <w:rPr>
@@ -3193,7 +3258,7 @@
       <w:pPr>
         <w:pStyle w:val="Heading1"/>
       </w:pPr>
-      <w:bookmarkStart w:id="1" w:name="_Toc419333390"/>
+      <w:bookmarkStart w:id="1" w:name="_Toc419796294"/>
       <w:r>
         <w:rPr>
           <w:rFonts w:hint="eastAsia"/>
@@ -3207,7 +3272,7 @@
       <w:pPr>
         <w:pStyle w:val="Heading2"/>
       </w:pPr>
-      <w:bookmarkStart w:id="2" w:name="_Toc419333391"/>
+      <w:bookmarkStart w:id="2" w:name="_Toc419796295"/>
       <w:r>
         <w:rPr>
           <w:rFonts w:hint="eastAsia"/>
@@ -3411,7 +3476,7 @@
       <w:pPr>
         <w:pStyle w:val="Heading2"/>
       </w:pPr>
-      <w:bookmarkStart w:id="3" w:name="_Toc419333392"/>
+      <w:bookmarkStart w:id="3" w:name="_Toc419796296"/>
       <w:r>
         <w:rPr>
           <w:rFonts w:hint="eastAsia"/>
@@ -3468,7 +3533,7 @@
       <w:pPr>
         <w:pStyle w:val="Heading2"/>
       </w:pPr>
-      <w:bookmarkStart w:id="4" w:name="_Toc419333393"/>
+      <w:bookmarkStart w:id="4" w:name="_Toc419796297"/>
       <w:r>
         <w:rPr>
           <w:rFonts w:hint="eastAsia"/>
@@ -3595,7 +3660,7 @@
         <w:pStyle w:val="Heading2"/>
       </w:pPr>
       <w:bookmarkStart w:id="5" w:name="_Toc339217959"/>
-      <w:bookmarkStart w:id="6" w:name="_Toc419333394"/>
+      <w:bookmarkStart w:id="6" w:name="_Toc419796298"/>
       <w:r>
         <w:rPr>
           <w:rFonts w:hint="eastAsia"/>
@@ -3883,7 +3948,7 @@
       <w:pPr>
         <w:pStyle w:val="Heading1"/>
       </w:pPr>
-      <w:bookmarkStart w:id="7" w:name="_Toc419333395"/>
+      <w:bookmarkStart w:id="7" w:name="_Toc419796299"/>
       <w:r>
         <w:rPr>
           <w:rFonts w:hint="eastAsia"/>
@@ -3897,7 +3962,7 @@
       <w:pPr>
         <w:pStyle w:val="Heading2"/>
       </w:pPr>
-      <w:bookmarkStart w:id="8" w:name="_Toc419333396"/>
+      <w:bookmarkStart w:id="8" w:name="_Toc419796300"/>
       <w:r>
         <w:rPr>
           <w:rFonts w:hint="eastAsia"/>
@@ -3953,13 +4018,19 @@
         <w:rPr>
           <w:rFonts w:hint="eastAsia"/>
         </w:rPr>
-        <w:t>Sequoiadb</w:t>
-      </w:r>
-      <w:r>
-        <w:rPr>
-          <w:rFonts w:hint="eastAsia"/>
-        </w:rPr>
-        <w:t>新的文档采用的编写语言</w:t>
+        <w:t>SequoiaDB</w:t>
+      </w:r>
+      <w:r>
+        <w:rPr>
+          <w:rFonts w:hint="eastAsia"/>
+        </w:rPr>
+        <w:t>文档采用的编写语言</w:t>
+      </w:r>
+      <w:r>
+        <w:rPr>
+          <w:rFonts w:hint="eastAsia"/>
+        </w:rPr>
+        <w:t>。</w:t>
       </w:r>
     </w:p>
     <w:p>
@@ -3975,7 +4046,7 @@
         <w:rPr>
           <w:rFonts w:hint="eastAsia"/>
         </w:rPr>
-        <w:t>webhelp</w:t>
+        <w:t>WebHelp</w:t>
       </w:r>
       <w:r>
         <w:rPr>
@@ -3993,7 +4064,7 @@
         <w:rPr>
           <w:rFonts w:hint="eastAsia"/>
         </w:rPr>
-        <w:t>sequoiadb</w:t>
+        <w:t>SequoiaDB</w:t>
       </w:r>
       <w:r>
         <w:rPr>
@@ -4012,6 +4083,12 @@
           <w:rFonts w:hint="eastAsia"/>
         </w:rPr>
         <w:t>包中包含的离线文档</w:t>
+      </w:r>
+      <w:r>
+        <w:rPr>
+          <w:rFonts w:hint="eastAsia"/>
+        </w:rPr>
+        <w:t>。</w:t>
       </w:r>
     </w:p>
     <w:p>
@@ -4027,7 +4104,13 @@
         <w:rPr>
           <w:rFonts w:hint="eastAsia"/>
         </w:rPr>
-        <w:t>cli</w:t>
+        <w:t>Man</w:t>
+      </w:r>
+      <w:r>
+        <w:rPr>
+          <w:rFonts w:hint="eastAsia"/>
+        </w:rPr>
+        <w:t xml:space="preserve"> page</w:t>
       </w:r>
       <w:r>
         <w:rPr>
@@ -4039,7 +4122,7 @@
         <w:rPr>
           <w:rFonts w:hint="eastAsia"/>
         </w:rPr>
-        <w:t>全称</w:t>
+        <w:t>即为</w:t>
       </w:r>
       <w:r>
         <w:rPr>
@@ -4057,7 +4140,13 @@
         <w:rPr>
           <w:rFonts w:hint="eastAsia"/>
         </w:rPr>
-        <w:t>sequoiadb shell</w:t>
+        <w:t>SequoiaDB</w:t>
+      </w:r>
+      <w:r>
+        <w:rPr>
+          <w:rFonts w:hint="eastAsia"/>
+        </w:rPr>
+        <w:t>shell</w:t>
       </w:r>
       <w:r>
         <w:rPr>
@@ -4076,6 +4165,12 @@
           <w:rFonts w:hint="eastAsia"/>
         </w:rPr>
         <w:t>文档</w:t>
+      </w:r>
+      <w:r>
+        <w:rPr>
+          <w:rFonts w:hint="eastAsia"/>
+        </w:rPr>
+        <w:t>。</w:t>
       </w:r>
     </w:p>
     <w:p>
@@ -4091,46 +4186,32 @@
         <w:rPr>
           <w:rFonts w:hint="eastAsia"/>
         </w:rPr>
-        <w:t>man page</w:t>
-      </w:r>
-      <w:r>
-        <w:rPr>
-          <w:rFonts w:hint="eastAsia"/>
-        </w:rPr>
-        <w:t>：</w:t>
-      </w:r>
-      <w:r>
-        <w:rPr>
-          <w:rFonts w:hint="eastAsia"/>
-        </w:rPr>
-        <w:t>根据驱动代码注释生成的</w:t>
-      </w:r>
-      <w:r>
-        <w:rPr>
-          <w:rFonts w:hint="eastAsia"/>
-        </w:rPr>
         <w:t>API</w:t>
       </w:r>
       <w:r>
         <w:rPr>
           <w:rFonts w:hint="eastAsia"/>
         </w:rPr>
-        <w:t>文档</w:t>
-      </w:r>
-      <w:ins w:id="9" w:author="longyang" w:date="2015-05-15T11:47:00Z">
-        <w:r>
-          <w:rPr>
-            <w:rFonts w:hint="eastAsia"/>
-          </w:rPr>
-          <w:t>（调整）</w:t>
-        </w:r>
-      </w:ins>
+        <w:t>文档：根据驱动中的注释生成的</w:t>
+      </w:r>
+      <w:r>
+        <w:rPr>
+          <w:rFonts w:hint="eastAsia"/>
+        </w:rPr>
+        <w:t>SequoiaDB</w:t>
+      </w:r>
+      <w:r>
+        <w:rPr>
+          <w:rFonts w:hint="eastAsia"/>
+        </w:rPr>
+        <w:t>各个驱动的接口说明文档。</w:t>
+      </w:r>
     </w:p>
     <w:p>
       <w:pPr>
         <w:pStyle w:val="Heading2"/>
       </w:pPr>
-      <w:bookmarkStart w:id="10" w:name="_Toc419333397"/>
+      <w:bookmarkStart w:id="9" w:name="_Toc419796301"/>
       <w:r>
         <w:rPr>
           <w:rFonts w:hint="eastAsia"/>
@@ -4143,7 +4224,7 @@
         </w:rPr>
         <w:t>设计概述</w:t>
       </w:r>
-      <w:bookmarkEnd w:id="10"/>
+      <w:bookmarkEnd w:id="9"/>
     </w:p>
     <w:p>
       <w:r>
@@ -4163,51 +4244,732 @@
         <w:rPr>
           <w:noProof/>
         </w:rPr>
-        <w:drawing>
-          <wp:inline distT="0" distB="0" distL="0" distR="0">
-            <wp:extent cx="5274310" cy="3516207"/>
-            <wp:effectExtent l="19050" t="0" r="2540" b="0"/>
-            <wp:docPr id="2" name="图片 1" descr="C:\Users\LongYang\AppData\Roaming\Tencent\Users\827845843\QQ\WinTemp\RichOle\`_MYRGJPZRTE)_2WWJI_GQ4.png"/>
-            <wp:cNvGraphicFramePr>
-              <a:graphicFrameLocks xmlns:a="http://schemas.openxmlformats.org/drawingml/2006/main" noChangeAspect="1"/>
-            </wp:cNvGraphicFramePr>
-            <a:graphic xmlns:a="http://schemas.openxmlformats.org/drawingml/2006/main">
-              <a:graphicData uri="http://schemas.openxmlformats.org/drawingml/2006/picture">
-                <pic:pic xmlns:pic="http://schemas.openxmlformats.org/drawingml/2006/picture">
-                  <pic:nvPicPr>
-                    <pic:cNvPr id="0" name="Picture 1" descr="C:\Users\LongYang\AppData\Roaming\Tencent\Users\827845843\QQ\WinTemp\RichOle\`_MYRGJPZRTE)_2WWJI_GQ4.png"/>
-                    <pic:cNvPicPr>
-                      <a:picLocks noChangeAspect="1" noChangeArrowheads="1"/>
-                    </pic:cNvPicPr>
-                  </pic:nvPicPr>
-                  <pic:blipFill>
-                    <a:blip r:embed="rId8"/>
-                    <a:srcRect/>
-                    <a:stretch>
-                      <a:fillRect/>
-                    </a:stretch>
-                  </pic:blipFill>
-                  <pic:spPr bwMode="auto">
-                    <a:xfrm>
-                      <a:off x="0" y="0"/>
-                      <a:ext cx="5274310" cy="3516207"/>
-                    </a:xfrm>
-                    <a:prstGeom prst="rect">
-                      <a:avLst/>
-                    </a:prstGeom>
-                    <a:noFill/>
-                    <a:ln w="9525">
-                      <a:noFill/>
-                      <a:miter lim="800000"/>
-                      <a:headEnd/>
-                      <a:tailEnd/>
-                    </a:ln>
-                  </pic:spPr>
-                </pic:pic>
-              </a:graphicData>
-            </a:graphic>
-          </wp:inline>
-        </w:drawing>
+        <w:pict>
+          <v:shapetype id="_x0000_t34" coordsize="21600,21600" o:spt="34" o:oned="t" adj="10800" path="m,l@0,0@0,21600,21600,21600e" filled="f">
+            <v:stroke joinstyle="miter"/>
+            <v:formulas>
+              <v:f eqn="val #0"/>
+            </v:formulas>
+            <v:path arrowok="t" fillok="f" o:connecttype="none"/>
+            <v:handles>
+              <v:h position="#0,center"/>
+            </v:handles>
+            <o:lock v:ext="edit" shapetype="t"/>
+          </v:shapetype>
+          <v:shape id="_x0000_s1067" type="#_x0000_t34" style="position:absolute;left:0;text-align:left;margin-left:269.2pt;margin-top:63.9pt;width:168.7pt;height:69.3pt;rotation:90;z-index:251713536" o:connectortype="elbow" adj="21523,-106348,-61228" strokeweight="1pt"/>
+        </w:pict>
+      </w:r>
+      <w:r>
+        <w:rPr>
+          <w:noProof/>
+        </w:rPr>
+        <w:pict>
+          <v:shape id="_x0000_s1066" type="#_x0000_t34" style="position:absolute;left:0;text-align:left;margin-left:190.5pt;margin-top:14.2pt;width:197.7pt;height:18.8pt;flip:y;z-index:251712512" o:connectortype="elbow" adj="60,413617,-30646" strokeweight="1pt"/>
+        </w:pict>
+      </w:r>
+    </w:p>
+    <w:p>
+      <w:pPr>
+        <w:rPr>
+          <w:noProof/>
+        </w:rPr>
+      </w:pPr>
+      <w:r>
+        <w:rPr>
+          <w:noProof/>
+        </w:rPr>
+        <w:pict>
+          <v:shapetype id="_x0000_t22" coordsize="21600,21600" o:spt="22" adj="5400" path="m10800,qx0@1l0@2qy10800,21600,21600@2l21600@1qy10800,xem0@1qy10800@0,21600@1nfe">
+            <v:formulas>
+              <v:f eqn="val #0"/>
+              <v:f eqn="prod #0 1 2"/>
+              <v:f eqn="sum height 0 @1"/>
+            </v:formulas>
+            <v:path o:extrusionok="f" gradientshapeok="t" o:connecttype="custom" o:connectlocs="10800,@0;10800,0;0,10800;10800,21600;21600,10800" o:connectangles="270,270,180,90,0" textboxrect="0,@0,21600,@2"/>
+            <v:handles>
+              <v:h position="center,#0" yrange="0,10800"/>
+            </v:handles>
+            <o:complex v:ext="view"/>
+          </v:shapetype>
+          <v:shape id="_x0000_s1046" type="#_x0000_t22" style="position:absolute;left:0;text-align:left;margin-left:305.95pt;margin-top:9.85pt;width:53.7pt;height:68.25pt;z-index:251694080" fillcolor="white [3201]" strokecolor="#9bbb59 [3206]" strokeweight="1pt">
+            <v:stroke dashstyle="dash"/>
+            <v:shadow color="#868686"/>
+            <v:textbox style="mso-next-textbox:#_x0000_s1046">
+              <w:txbxContent>
+                <w:p>
+                  <w:pPr>
+                    <w:jc w:val="center"/>
+                    <w:rPr>
+                      <w:b/>
+                    </w:rPr>
+                  </w:pPr>
+                  <w:r>
+                    <w:rPr>
+                      <w:rFonts w:hint="eastAsia"/>
+                      <w:b/>
+                    </w:rPr>
+                    <w:t>MySQL</w:t>
+                  </w:r>
+                  <w:r>
+                    <w:rPr>
+                      <w:rFonts w:hint="eastAsia"/>
+                      <w:b/>
+                    </w:rPr>
+                    <w:t>数据库</w:t>
+                  </w:r>
+                </w:p>
+              </w:txbxContent>
+            </v:textbox>
+          </v:shape>
+        </w:pict>
+      </w:r>
+    </w:p>
+    <w:p>
+      <w:pPr>
+        <w:rPr>
+          <w:noProof/>
+        </w:rPr>
+      </w:pPr>
+      <w:r>
+        <w:rPr>
+          <w:noProof/>
+        </w:rPr>
+        <w:pict>
+          <v:roundrect id="_x0000_s1043" style="position:absolute;left:0;text-align:left;margin-left:146.6pt;margin-top:1.8pt;width:90.6pt;height:32.2pt;z-index:251691008" arcsize="10923f" fillcolor="#9bbb59 [3206]" stroked="f" strokecolor="#f2f2f2 [3041]" strokeweight="3pt">
+            <v:shadow on="t" type="perspective" color="#4e6128 [1606]" opacity=".5" offset="1pt" offset2="-1pt"/>
+            <v:textbox style="mso-next-textbox:#_x0000_s1043">
+              <w:txbxContent>
+                <w:p>
+                  <w:pPr>
+                    <w:jc w:val="center"/>
+                    <w:rPr>
+                      <w:b/>
+                    </w:rPr>
+                  </w:pPr>
+                  <w:r>
+                    <w:rPr>
+                      <w:rFonts w:hint="eastAsia"/>
+                      <w:b/>
+                    </w:rPr>
+                    <w:t>API</w:t>
+                  </w:r>
+                  <w:r>
+                    <w:rPr>
+                      <w:rFonts w:hint="eastAsia"/>
+                      <w:b/>
+                    </w:rPr>
+                    <w:t>文档</w:t>
+                  </w:r>
+                </w:p>
+              </w:txbxContent>
+            </v:textbox>
+          </v:roundrect>
+        </w:pict>
+      </w:r>
+      <w:r>
+        <w:rPr>
+          <w:noProof/>
+        </w:rPr>
+        <w:pict>
+          <v:roundrect id="_x0000_s1039" style="position:absolute;left:0;text-align:left;margin-left:31.95pt;margin-top:6.6pt;width:72.55pt;height:20.95pt;z-index:251686912" arcsize="10923f" fillcolor="#4f81bd [3204]" stroked="f" strokecolor="#f2f2f2 [3041]" strokeweight="3pt">
+            <v:shadow on="t" type="perspective" color="#243f60 [1604]" opacity=".5" offset="1pt" offset2="-1pt"/>
+            <v:textbox style="mso-next-textbox:#_x0000_s1039">
+              <w:txbxContent>
+                <w:p>
+                  <w:pPr>
+                    <w:jc w:val="center"/>
+                    <w:rPr>
+                      <w:b/>
+                    </w:rPr>
+                  </w:pPr>
+                  <w:r>
+                    <w:rPr>
+                      <w:rFonts w:hint="eastAsia"/>
+                      <w:b/>
+                    </w:rPr>
+                    <w:t>.conf</w:t>
+                  </w:r>
+                  <w:r>
+                    <w:rPr>
+                      <w:rFonts w:hint="eastAsia"/>
+                      <w:b/>
+                    </w:rPr>
+                    <w:t>文件</w:t>
+                  </w:r>
+                </w:p>
+              </w:txbxContent>
+            </v:textbox>
+          </v:roundrect>
+        </w:pict>
+      </w:r>
+    </w:p>
+    <w:p>
+      <w:pPr>
+        <w:rPr>
+          <w:noProof/>
+        </w:rPr>
+      </w:pPr>
+      <w:r>
+        <w:rPr>
+          <w:noProof/>
+        </w:rPr>
+        <w:pict>
+          <v:shapetype id="_x0000_t32" coordsize="21600,21600" o:spt="32" o:oned="t" path="m,l21600,21600e" filled="f">
+            <v:path arrowok="t" fillok="f" o:connecttype="none"/>
+            <o:lock v:ext="edit" shapetype="t"/>
+          </v:shapetype>
+          <v:shape id="_x0000_s1057" type="#_x0000_t32" style="position:absolute;left:0;text-align:left;margin-left:11.3pt;margin-top:3.95pt;width:0;height:97.3pt;flip:y;z-index:251704320" o:connectortype="straight">
+            <v:stroke dashstyle="dash"/>
+          </v:shape>
+        </w:pict>
+      </w:r>
+      <w:r>
+        <w:rPr>
+          <w:noProof/>
+        </w:rPr>
+        <w:pict>
+          <v:shape id="_x0000_s1047" type="#_x0000_t32" style="position:absolute;left:0;text-align:left;margin-left:11.3pt;margin-top:3.95pt;width:20.65pt;height:.05pt;z-index:251695104" o:connectortype="straight">
+            <v:stroke dashstyle="dash" endarrow="block"/>
+          </v:shape>
+        </w:pict>
+      </w:r>
+      <w:r>
+        <w:rPr>
+          <w:noProof/>
+        </w:rPr>
+        <w:pict>
+          <v:shape id="_x0000_s1050" type="#_x0000_t32" style="position:absolute;left:0;text-align:left;margin-left:237.2pt;margin-top:-.4pt;width:68.75pt;height:0;z-index:251698176" o:connectortype="straight">
+            <v:stroke dashstyle="dash" endarrow="block"/>
+          </v:shape>
+        </w:pict>
+      </w:r>
+      <w:r>
+        <w:rPr>
+          <w:noProof/>
+        </w:rPr>
+        <w:pict>
+          <v:shape id="_x0000_s1051" type="#_x0000_t34" style="position:absolute;left:0;text-align:left;margin-left:215.05pt;margin-top:3.7pt;width:47.3pt;height:39.05pt;rotation:270;z-index:251699200" o:connectortype="elbow" adj="1461,-241334,-141176">
+            <v:stroke dashstyle="dash"/>
+          </v:shape>
+        </w:pict>
+      </w:r>
+      <w:r>
+        <w:rPr>
+          <w:noProof/>
+        </w:rPr>
+        <w:pict>
+          <v:shape id="_x0000_s1052" type="#_x0000_t32" style="position:absolute;left:0;text-align:left;margin-left:104.5pt;margin-top:3.95pt;width:42.1pt;height:0;z-index:251700224" o:connectortype="straight" strokeweight="1pt">
+            <v:stroke endarrow="block"/>
+          </v:shape>
+        </w:pict>
+      </w:r>
+    </w:p>
+    <w:p>
+      <w:pPr>
+        <w:rPr>
+          <w:noProof/>
+        </w:rPr>
+      </w:pPr>
+    </w:p>
+    <w:p>
+      <w:pPr>
+        <w:rPr>
+          <w:noProof/>
+        </w:rPr>
+      </w:pPr>
+      <w:r>
+        <w:rPr>
+          <w:noProof/>
+        </w:rPr>
+        <w:pict>
+          <v:roundrect id="_x0000_s1041" style="position:absolute;left:0;text-align:left;margin-left:146.6pt;margin-top:6.6pt;width:72.55pt;height:20.95pt;z-index:251688960" arcsize="10923f" fillcolor="#4f81bd [3204]" stroked="f" strokecolor="#f2f2f2 [3041]" strokeweight="3pt">
+            <v:shadow on="t" type="perspective" color="#243f60 [1604]" opacity=".5" offset="1pt" offset2="-1pt"/>
+            <v:textbox style="mso-next-textbox:#_x0000_s1041">
+              <w:txbxContent>
+                <w:p>
+                  <w:pPr>
+                    <w:jc w:val="center"/>
+                    <w:rPr>
+                      <w:b/>
+                    </w:rPr>
+                  </w:pPr>
+                  <w:r>
+                    <w:rPr>
+                      <w:rFonts w:hint="eastAsia"/>
+                      <w:b/>
+                    </w:rPr>
+                    <w:t>.html</w:t>
+                  </w:r>
+                  <w:r>
+                    <w:rPr>
+                      <w:rFonts w:hint="eastAsia"/>
+                      <w:b/>
+                    </w:rPr>
+                    <w:t>文件</w:t>
+                  </w:r>
+                </w:p>
+              </w:txbxContent>
+            </v:textbox>
+          </v:roundrect>
+        </w:pict>
+      </w:r>
+      <w:r>
+        <w:rPr>
+          <w:noProof/>
+        </w:rPr>
+        <w:pict>
+          <v:roundrect id="_x0000_s1037" style="position:absolute;left:0;text-align:left;margin-left:31.95pt;margin-top:6.6pt;width:72.55pt;height:20.95pt;z-index:251684864" arcsize="10923f" fillcolor="#4f81bd [3204]" stroked="f" strokecolor="#f2f2f2 [3041]" strokeweight="3pt">
+            <v:shadow on="t" type="perspective" color="#243f60 [1604]" opacity=".5" offset="1pt" offset2="-1pt"/>
+            <v:textbox style="mso-next-textbox:#_x0000_s1037">
+              <w:txbxContent>
+                <w:p>
+                  <w:pPr>
+                    <w:jc w:val="center"/>
+                    <w:rPr>
+                      <w:b/>
+                    </w:rPr>
+                  </w:pPr>
+                  <w:r>
+                    <w:rPr>
+                      <w:rFonts w:hint="eastAsia"/>
+                      <w:b/>
+                    </w:rPr>
+                    <w:t>.md</w:t>
+                  </w:r>
+                  <w:r>
+                    <w:rPr>
+                      <w:rFonts w:hint="eastAsia"/>
+                      <w:b/>
+                    </w:rPr>
+                    <w:t>文件</w:t>
+                  </w:r>
+                </w:p>
+              </w:txbxContent>
+            </v:textbox>
+          </v:roundrect>
+        </w:pict>
+      </w:r>
+    </w:p>
+    <w:p>
+      <w:pPr>
+        <w:rPr>
+          <w:noProof/>
+        </w:rPr>
+      </w:pPr>
+      <w:r>
+        <w:rPr>
+          <w:noProof/>
+        </w:rPr>
+        <w:pict>
+          <v:shape id="_x0000_s1055" type="#_x0000_t34" style="position:absolute;left:0;text-align:left;margin-left:219.15pt;margin-top:2.8pt;width:96pt;height:40.85pt;z-index:251703296" o:connectortype="elbow" adj="21555,-232127,-69559" strokeweight="1pt">
+            <v:stroke endarrow="block"/>
+          </v:shape>
+        </w:pict>
+      </w:r>
+      <w:r>
+        <w:rPr>
+          <w:noProof/>
+        </w:rPr>
+        <w:pict>
+          <v:shape id="_x0000_s1053" type="#_x0000_t32" style="position:absolute;left:0;text-align:left;margin-left:104.5pt;margin-top:2.8pt;width:42.1pt;height:0;z-index:251701248" o:connectortype="straight" strokeweight="1pt">
+            <v:stroke endarrow="block"/>
+          </v:shape>
+        </w:pict>
+      </w:r>
+      <w:r>
+        <w:rPr>
+          <w:noProof/>
+        </w:rPr>
+        <w:pict>
+          <v:shape id="_x0000_s1048" type="#_x0000_t32" style="position:absolute;left:0;text-align:left;margin-left:6.7pt;margin-top:2.8pt;width:25.25pt;height:0;z-index:251696128" o:connectortype="straight">
+            <v:stroke dashstyle="dash" endarrow="block"/>
+          </v:shape>
+        </w:pict>
+      </w:r>
+    </w:p>
+    <w:p>
+      <w:pPr>
+        <w:rPr>
+          <w:noProof/>
+        </w:rPr>
+      </w:pPr>
+    </w:p>
+    <w:p>
+      <w:pPr>
+        <w:rPr>
+          <w:noProof/>
+        </w:rPr>
+      </w:pPr>
+      <w:r>
+        <w:rPr>
+          <w:noProof/>
+        </w:rPr>
+        <w:pict>
+          <v:roundrect id="_x0000_s1042" style="position:absolute;left:0;text-align:left;margin-left:280.15pt;margin-top:12.45pt;width:72.55pt;height:20.95pt;z-index:251689984" arcsize="10923f" fillcolor="#4f81bd [3204]" stroked="f" strokecolor="#f2f2f2 [3041]" strokeweight="3pt">
+            <v:shadow on="t" type="perspective" color="#243f60 [1604]" opacity=".5" offset="1pt" offset2="-1pt"/>
+            <v:textbox style="mso-next-textbox:#_x0000_s1042">
+              <w:txbxContent>
+                <w:p>
+                  <w:pPr>
+                    <w:jc w:val="center"/>
+                    <w:rPr>
+                      <w:b/>
+                    </w:rPr>
+                  </w:pPr>
+                  <w:r>
+                    <w:rPr>
+                      <w:rFonts w:hint="eastAsia"/>
+                      <w:b/>
+                    </w:rPr>
+                    <w:t>.dita</w:t>
+                  </w:r>
+                  <w:r>
+                    <w:rPr>
+                      <w:rFonts w:hint="eastAsia"/>
+                      <w:b/>
+                    </w:rPr>
+                    <w:t>文件</w:t>
+                  </w:r>
+                </w:p>
+              </w:txbxContent>
+            </v:textbox>
+          </v:roundrect>
+        </w:pict>
+      </w:r>
+      <w:r>
+        <w:rPr>
+          <w:noProof/>
+        </w:rPr>
+        <w:pict>
+          <v:roundrect id="_x0000_s1040" style="position:absolute;left:0;text-align:left;margin-left:149.8pt;margin-top:12.45pt;width:72.55pt;height:20.95pt;z-index:251687936" arcsize="10923f" fillcolor="#4f81bd [3204]" stroked="f" strokecolor="#f2f2f2 [3041]" strokeweight="3pt">
+            <v:shadow on="t" type="perspective" color="#243f60 [1604]" opacity=".5" offset="1pt" offset2="-1pt"/>
+            <v:textbox style="mso-next-textbox:#_x0000_s1040">
+              <w:txbxContent>
+                <w:p>
+                  <w:pPr>
+                    <w:jc w:val="center"/>
+                    <w:rPr>
+                      <w:b/>
+                      <w:sz w:val="18"/>
+                      <w:szCs w:val="18"/>
+                    </w:rPr>
+                  </w:pPr>
+                  <w:r>
+                    <w:rPr>
+                      <w:rFonts w:hint="eastAsia"/>
+                      <w:b/>
+                      <w:sz w:val="18"/>
+                      <w:szCs w:val="18"/>
+                    </w:rPr>
+                    <w:t>.ditamap</w:t>
+                  </w:r>
+                  <w:r>
+                    <w:rPr>
+                      <w:rFonts w:hint="eastAsia"/>
+                      <w:b/>
+                      <w:sz w:val="18"/>
+                      <w:szCs w:val="18"/>
+                    </w:rPr>
+                    <w:t>文件</w:t>
+                  </w:r>
+                </w:p>
+              </w:txbxContent>
+            </v:textbox>
+          </v:roundrect>
+        </w:pict>
+      </w:r>
+      <w:r>
+        <w:rPr>
+          <w:noProof/>
+        </w:rPr>
+        <w:pict>
+          <v:roundrect id="_x0000_s1038" style="position:absolute;left:0;text-align:left;margin-left:31.95pt;margin-top:12.45pt;width:72.55pt;height:20.95pt;z-index:251685888" arcsize="10923f" fillcolor="#4f81bd [3204]" stroked="f" strokecolor="#f2f2f2 [3041]" strokeweight="3pt">
+            <v:shadow on="t" type="perspective" color="#243f60 [1604]" opacity=".5" offset="1pt" offset2="-1pt"/>
+            <v:textbox style="mso-next-textbox:#_x0000_s1038">
+              <w:txbxContent>
+                <w:p>
+                  <w:pPr>
+                    <w:jc w:val="center"/>
+                    <w:rPr>
+                      <w:b/>
+                      <w:sz w:val="13"/>
+                      <w:szCs w:val="13"/>
+                    </w:rPr>
+                  </w:pPr>
+                  <w:r>
+                    <w:rPr>
+                      <w:rFonts w:hint="eastAsia"/>
+                      <w:b/>
+                      <w:sz w:val="13"/>
+                      <w:szCs w:val="13"/>
+                    </w:rPr>
+                    <w:t>docxx.conf</w:t>
+                  </w:r>
+                  <w:r>
+                    <w:rPr>
+                      <w:rFonts w:hint="eastAsia"/>
+                      <w:b/>
+                      <w:sz w:val="13"/>
+                      <w:szCs w:val="13"/>
+                    </w:rPr>
+                    <w:t>配置文件</w:t>
+                  </w:r>
+                </w:p>
+              </w:txbxContent>
+            </v:textbox>
+          </v:roundrect>
+        </w:pict>
+      </w:r>
+    </w:p>
+    <w:p>
+      <w:pPr>
+        <w:rPr>
+          <w:noProof/>
+        </w:rPr>
+      </w:pPr>
+      <w:r>
+        <w:rPr>
+          <w:noProof/>
+        </w:rPr>
+        <w:pict>
+          <v:shape id="_x0000_s1049" type="#_x0000_t32" style="position:absolute;left:0;text-align:left;margin-left:11.3pt;margin-top:7.6pt;width:20.65pt;height:.05pt;z-index:251697152" o:connectortype="straight">
+            <v:stroke dashstyle="dash" endarrow="block"/>
+          </v:shape>
+        </w:pict>
+      </w:r>
+      <w:r>
+        <w:rPr>
+          <w:noProof/>
+        </w:rPr>
+        <w:pict>
+          <v:shape id="_x0000_s1054" type="#_x0000_t32" style="position:absolute;left:0;text-align:left;margin-left:104.5pt;margin-top:7.6pt;width:45.3pt;height:0;z-index:251702272" o:connectortype="straight" strokeweight="1pt">
+            <v:stroke endarrow="block"/>
+          </v:shape>
+        </w:pict>
+      </w:r>
+    </w:p>
+    <w:p>
+      <w:pPr>
+        <w:rPr>
+          <w:noProof/>
+        </w:rPr>
+      </w:pPr>
+      <w:r>
+        <w:rPr>
+          <w:noProof/>
+        </w:rPr>
+        <w:pict>
+          <v:shape id="_x0000_s1059" type="#_x0000_t32" style="position:absolute;left:0;text-align:left;margin-left:318.9pt;margin-top:2.2pt;width:0;height:24.7pt;z-index:251706368" o:connectortype="straight" strokeweight="1pt"/>
+        </w:pict>
+      </w:r>
+      <w:r>
+        <w:rPr>
+          <w:noProof/>
+        </w:rPr>
+        <w:pict>
+          <v:shape id="_x0000_s1058" type="#_x0000_t34" style="position:absolute;left:0;text-align:left;margin-left:181.9pt;margin-top:2.2pt;width:137pt;height:24.7pt;z-index:251705344" o:connectortype="elbow" adj="39,-424304,-42869" strokeweight="1pt"/>
+        </w:pict>
+      </w:r>
+    </w:p>
+    <w:p>
+      <w:pPr>
+        <w:rPr>
+          <w:noProof/>
+        </w:rPr>
+      </w:pPr>
+      <w:r>
+        <w:rPr>
+          <w:noProof/>
+        </w:rPr>
+        <w:pict>
+          <v:shape id="_x0000_s1068" type="#_x0000_t32" style="position:absolute;left:0;text-align:left;margin-left:318.9pt;margin-top:11.3pt;width:0;height:41.4pt;z-index:251714560" o:connectortype="straight" strokeweight="1pt">
+            <v:stroke endarrow="block"/>
+          </v:shape>
+        </w:pict>
+      </w:r>
+      <w:r>
+        <w:rPr>
+          <w:noProof/>
+        </w:rPr>
+        <w:pict>
+          <v:shape id="_x0000_s1062" type="#_x0000_t32" style="position:absolute;left:0;text-align:left;margin-left:251.2pt;margin-top:11.3pt;width:0;height:19.9pt;z-index:251709440" o:connectortype="straight" strokeweight="1pt"/>
+        </w:pict>
+      </w:r>
+    </w:p>
+    <w:p>
+      <w:pPr>
+        <w:rPr>
+          <w:noProof/>
+        </w:rPr>
+      </w:pPr>
+    </w:p>
+    <w:p>
+      <w:pPr>
+        <w:rPr>
+          <w:noProof/>
+        </w:rPr>
+      </w:pPr>
+      <w:r>
+        <w:rPr>
+          <w:noProof/>
+        </w:rPr>
+        <w:pict>
+          <v:shape id="_x0000_s1060" type="#_x0000_t34" style="position:absolute;left:0;text-align:left;margin-left:185.1pt;margin-top:0;width:66.1pt;height:21.5pt;rotation:180;flip:y;z-index:251707392" o:connectortype="elbow" adj="22041,532264,-111497" strokeweight="1pt">
+            <v:stroke endarrow="block"/>
+          </v:shape>
+        </w:pict>
+      </w:r>
+    </w:p>
+    <w:p>
+      <w:pPr>
+        <w:rPr>
+          <w:noProof/>
+        </w:rPr>
+      </w:pPr>
+      <w:r>
+        <w:rPr>
+          <w:noProof/>
+        </w:rPr>
+        <w:pict>
+          <v:roundrect id="_x0000_s1045" style="position:absolute;left:0;text-align:left;margin-left:280.15pt;margin-top:5.9pt;width:90.6pt;height:32.2pt;z-index:251693056" arcsize="10923f" fillcolor="#9bbb59 [3206]" stroked="f" strokecolor="#f2f2f2 [3041]" strokeweight="3pt">
+            <v:shadow on="t" type="perspective" color="#4e6128 [1606]" opacity=".5" offset="1pt" offset2="-1pt"/>
+            <v:textbox style="mso-next-textbox:#_x0000_s1045">
+              <w:txbxContent>
+                <w:p>
+                  <w:pPr>
+                    <w:jc w:val="center"/>
+                  </w:pPr>
+                  <w:r>
+                    <w:rPr>
+                      <w:rFonts w:hint="eastAsia"/>
+                      <w:b/>
+                    </w:rPr>
+                    <w:t>WebHelp</w:t>
+                  </w:r>
+                  <w:r>
+                    <w:rPr>
+                      <w:rFonts w:hint="eastAsia"/>
+                      <w:b/>
+                    </w:rPr>
+                    <w:t>文档</w:t>
+                  </w:r>
+                </w:p>
+              </w:txbxContent>
+            </v:textbox>
+          </v:roundrect>
+        </w:pict>
+      </w:r>
+      <w:r>
+        <w:rPr>
+          <w:noProof/>
+        </w:rPr>
+        <w:pict>
+          <v:roundrect id="_x0000_s1044" style="position:absolute;left:0;text-align:left;margin-left:146.6pt;margin-top:5.9pt;width:90.6pt;height:32.2pt;z-index:251692032" arcsize="10923f" fillcolor="#9bbb59 [3206]" stroked="f" strokecolor="#f2f2f2 [3041]" strokeweight="3pt">
+            <v:shadow on="t" type="perspective" color="#4e6128 [1606]" opacity=".5" offset="1pt" offset2="-1pt"/>
+            <v:textbox style="mso-next-textbox:#_x0000_s1044">
+              <w:txbxContent>
+                <w:p>
+                  <w:pPr>
+                    <w:rPr>
+                      <w:b/>
+                    </w:rPr>
+                  </w:pPr>
+                  <w:r>
+                    <w:rPr>
+                      <w:rFonts w:hint="eastAsia"/>
+                      <w:b/>
+                    </w:rPr>
+                    <w:t>Man Page</w:t>
+                  </w:r>
+                  <w:r>
+                    <w:rPr>
+                      <w:rFonts w:hint="eastAsia"/>
+                      <w:b/>
+                    </w:rPr>
+                    <w:t>文档</w:t>
+                  </w:r>
+                </w:p>
+                <w:p>
+                  <w:pPr>
+                    <w:jc w:val="center"/>
+                    <w:rPr>
+                      <w:b/>
+                    </w:rPr>
+                  </w:pPr>
+                </w:p>
+              </w:txbxContent>
+            </v:textbox>
+          </v:roundrect>
+        </w:pict>
+      </w:r>
+    </w:p>
+    <w:p>
+      <w:pPr>
+        <w:rPr>
+          <w:noProof/>
+        </w:rPr>
+      </w:pPr>
+      <w:r>
+        <w:rPr>
+          <w:noProof/>
+        </w:rPr>
+        <w:pict>
+          <v:shape id="_x0000_s1063" type="#_x0000_t32" style="position:absolute;left:0;text-align:left;margin-left:14.25pt;margin-top:9.65pt;width:52.1pt;height:0;z-index:251710464" o:connectortype="straight">
+            <v:stroke dashstyle="dash" endarrow="block"/>
+          </v:shape>
+        </w:pict>
+      </w:r>
+    </w:p>
+    <w:p>
+      <w:pPr>
+        <w:rPr>
+          <w:noProof/>
+        </w:rPr>
+      </w:pPr>
+      <w:r>
+        <w:rPr>
+          <w:rFonts w:hint="eastAsia"/>
+          <w:noProof/>
+        </w:rPr>
+        <w:tab/>
+      </w:r>
+      <w:r>
+        <w:rPr>
+          <w:rFonts w:hint="eastAsia"/>
+          <w:noProof/>
+        </w:rPr>
+        <w:t>移动</w:t>
+      </w:r>
+    </w:p>
+    <w:p>
+      <w:pPr>
+        <w:rPr>
+          <w:noProof/>
+        </w:rPr>
+      </w:pPr>
+      <w:r>
+        <w:rPr>
+          <w:noProof/>
+        </w:rPr>
+        <w:pict>
+          <v:shape id="_x0000_s1064" type="#_x0000_t32" style="position:absolute;left:0;text-align:left;margin-left:14.25pt;margin-top:8.5pt;width:52.1pt;height:0;z-index:251711488" o:connectortype="straight" strokeweight="1pt">
+            <v:stroke endarrow="block"/>
+          </v:shape>
+        </w:pict>
+      </w:r>
+    </w:p>
+    <w:p>
+      <w:r>
+        <w:rPr>
+          <w:rFonts w:hint="eastAsia"/>
+        </w:rPr>
+        <w:tab/>
+      </w:r>
+      <w:r>
+        <w:rPr>
+          <w:rFonts w:hint="eastAsia"/>
+        </w:rPr>
+        <w:t>转换</w:t>
       </w:r>
     </w:p>
     <w:p>
@@ -4221,7 +4983,7 @@
             <v:path gradientshapeok="t" o:connecttype="rect"/>
           </v:shapetype>
           <v:shape id="Text Box 33" o:spid="_x0000_s1035" type="#_x0000_t202" style="position:absolute;left:0;text-align:left;margin-left:11.3pt;margin-top:5.65pt;width:28pt;height:12pt;z-index:251683840;visibility:visible;mso-width-relative:margin;mso-height-relative:margin" o:gfxdata="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" stroked="f">
-            <v:textbox>
+            <v:textbox style="mso-next-textbox:#Text Box 33">
               <w:txbxContent>
                 <w:p>
                   <w:pPr>
@@ -4266,7 +5028,19 @@
         <w:rPr>
           <w:rFonts w:hint="eastAsia"/>
         </w:rPr>
-        <w:t>整个文档的生成过程应该集成到</w:t>
+        <w:t>整个文档的生成过程</w:t>
+      </w:r>
+      <w:r>
+        <w:rPr>
+          <w:rFonts w:hint="eastAsia"/>
+        </w:rPr>
+        <w:t>将会</w:t>
+      </w:r>
+      <w:r>
+        <w:rPr>
+          <w:rFonts w:hint="eastAsia"/>
+        </w:rPr>
+        <w:t>集成到</w:t>
       </w:r>
       <w:r>
         <w:rPr>
@@ -4278,7 +5052,19 @@
         <w:rPr>
           <w:rFonts w:hint="eastAsia"/>
         </w:rPr>
-        <w:t>上面自动完成，开发者只需在</w:t>
+        <w:t>上面自动完成</w:t>
+      </w:r>
+      <w:r>
+        <w:rPr>
+          <w:rFonts w:hint="eastAsia"/>
+        </w:rPr>
+        <w:t>并且提供脚本供管理员手动完成整个流程，管理员</w:t>
+      </w:r>
+      <w:r>
+        <w:rPr>
+          <w:rFonts w:hint="eastAsia"/>
+        </w:rPr>
+        <w:t>只需在</w:t>
       </w:r>
       <w:r>
         <w:rPr>
@@ -4302,19 +5088,7 @@
         <w:rPr>
           <w:rFonts w:hint="eastAsia"/>
         </w:rPr>
-        <w:t>文件，</w:t>
-      </w:r>
-      <w:r>
-        <w:rPr>
-          <w:rFonts w:hint="eastAsia"/>
-        </w:rPr>
-        <w:t>ci</w:t>
-      </w:r>
-      <w:r>
-        <w:rPr>
-          <w:rFonts w:hint="eastAsia"/>
-        </w:rPr>
-        <w:t>每次构建会从</w:t>
+        <w:t>文件，每次构建会从</w:t>
       </w:r>
       <w:r>
         <w:rPr>
@@ -4376,7 +5150,7 @@
         <w:rPr>
           <w:rFonts w:hint="eastAsia"/>
         </w:rPr>
-        <w:t>mysql</w:t>
+        <w:t>MySQL</w:t>
       </w:r>
       <w:r>
         <w:rPr>
@@ -4394,7 +5168,7 @@
         <w:rPr>
           <w:rFonts w:hint="eastAsia"/>
         </w:rPr>
-        <w:t>webhelp</w:t>
+        <w:t>WebHelp</w:t>
       </w:r>
       <w:r>
         <w:rPr>
@@ -4406,7 +5180,7 @@
         <w:rPr>
           <w:rFonts w:hint="eastAsia"/>
         </w:rPr>
-        <w:t>man page</w:t>
+        <w:t>API</w:t>
       </w:r>
       <w:r>
         <w:rPr>
@@ -4436,7 +5210,10 @@
         <w:t>离线文档提供给用户。</w:t>
       </w:r>
       <w:r>
-        <w:t>Cli</w:t>
+        <w:rPr>
+          <w:rFonts w:hint="eastAsia"/>
+        </w:rPr>
+        <w:t>Man page</w:t>
       </w:r>
       <w:r>
         <w:rPr>
@@ -4448,7 +5225,16 @@
         <w:t>则作为</w:t>
       </w:r>
       <w:r>
-        <w:t>Sequoiadb shell</w:t>
+        <w:t>Sequoia</w:t>
+      </w:r>
+      <w:r>
+        <w:rPr>
+          <w:rFonts w:hint="eastAsia"/>
+        </w:rPr>
+        <w:t>DB</w:t>
+      </w:r>
+      <w:r>
+        <w:t xml:space="preserve"> shell</w:t>
       </w:r>
       <w:r>
         <w:t>中</w:t>
@@ -4459,51 +5245,13 @@
       <w:r>
         <w:t>方法的文档。</w:t>
       </w:r>
-      <w:ins w:id="11" w:author="longyang" w:date="2015-05-15T11:48:00Z">
-        <w:r>
-          <w:rPr>
-            <w:rFonts w:hint="eastAsia"/>
-          </w:rPr>
-          <w:t>（调整</w:t>
-        </w:r>
-        <w:r>
-          <w:rPr>
-            <w:rFonts w:hint="eastAsia"/>
-          </w:rPr>
-          <w:t>last</w:t>
-        </w:r>
-        <w:r>
-          <w:rPr>
-            <w:rFonts w:hint="eastAsia"/>
-          </w:rPr>
-          <w:t>）</w:t>
-        </w:r>
-        <w:r>
-          <w:rPr>
-            <w:rFonts w:hint="eastAsia"/>
-          </w:rPr>
-          <w:t>（整个流程添加手工触发</w:t>
-        </w:r>
-        <w:r>
-          <w:rPr>
-            <w:rFonts w:hint="eastAsia"/>
-          </w:rPr>
-          <w:t>方式</w:t>
-        </w:r>
-        <w:r>
-          <w:rPr>
-            <w:rFonts w:hint="eastAsia"/>
-          </w:rPr>
-          <w:t>）</w:t>
-        </w:r>
-      </w:ins>
     </w:p>
     <w:p/>
     <w:p>
       <w:pPr>
         <w:pStyle w:val="Heading2"/>
       </w:pPr>
-      <w:bookmarkStart w:id="12" w:name="_Toc419333398"/>
+      <w:bookmarkStart w:id="10" w:name="_Toc419796302"/>
       <w:r>
         <w:rPr>
           <w:rFonts w:hint="eastAsia"/>
@@ -4523,14 +5271,14 @@
         </w:rPr>
         <w:t>细节</w:t>
       </w:r>
-      <w:bookmarkEnd w:id="12"/>
+      <w:bookmarkEnd w:id="10"/>
     </w:p>
     <w:p>
       <w:pPr>
         <w:pStyle w:val="Heading2"/>
         <w:ind w:leftChars="100" w:left="210"/>
       </w:pPr>
-      <w:bookmarkStart w:id="13" w:name="_Toc419333399"/>
+      <w:bookmarkStart w:id="11" w:name="_Toc419796303"/>
       <w:r>
         <w:rPr>
           <w:rFonts w:hint="eastAsia"/>
@@ -4543,7 +5291,7 @@
         </w:rPr>
         <w:t>场景分析</w:t>
       </w:r>
-      <w:bookmarkEnd w:id="13"/>
+      <w:bookmarkEnd w:id="11"/>
     </w:p>
     <w:p>
       <w:r>
@@ -4581,6 +5329,18 @@
         <w:rPr>
           <w:noProof/>
         </w:rPr>
+        <w:t>文件转换成</w:t>
+      </w:r>
+      <w:r>
+        <w:rPr>
+          <w:noProof/>
+        </w:rPr>
+        <w:t>html</w:t>
+      </w:r>
+      <w:r>
+        <w:rPr>
+          <w:noProof/>
+        </w:rPr>
         <w:t>文件</w:t>
       </w:r>
       <w:r>
@@ -4588,31 +5348,7 @@
           <w:rFonts w:hint="eastAsia"/>
           <w:noProof/>
         </w:rPr>
-        <w:t>根据文档</w:t>
-      </w:r>
-      <w:r>
-        <w:rPr>
-          <w:noProof/>
-        </w:rPr>
-        <w:t>toc</w:t>
-      </w:r>
-      <w:r>
-        <w:rPr>
-          <w:noProof/>
-        </w:rPr>
-        <w:t>配置文件转换成</w:t>
-      </w:r>
-      <w:r>
-        <w:rPr>
-          <w:noProof/>
-        </w:rPr>
-        <w:t>html</w:t>
-      </w:r>
-      <w:r>
-        <w:rPr>
-          <w:noProof/>
-        </w:rPr>
-        <w:t>文件</w:t>
+        <w:t>。</w:t>
       </w:r>
     </w:p>
     <w:p>
@@ -4642,9 +5378,17 @@
       </w:r>
       <w:r>
         <w:rPr>
-          <w:noProof/>
-        </w:rPr>
-        <w:t>toc</w:t>
+          <w:rFonts w:hint="eastAsia"/>
+          <w:noProof/>
+        </w:rPr>
+        <w:t>docxx.conf</w:t>
+      </w:r>
+      <w:r>
+        <w:rPr>
+          <w:rFonts w:hint="eastAsia"/>
+          <w:noProof/>
+        </w:rPr>
+        <w:t>配置文档</w:t>
       </w:r>
       <w:r>
         <w:rPr>
@@ -4662,7 +5406,27 @@
         <w:rPr>
           <w:noProof/>
         </w:rPr>
-        <w:t>建表并进行插入操作</w:t>
+        <w:t>建表并进行</w:t>
+      </w:r>
+      <w:r>
+        <w:rPr>
+          <w:rFonts w:hint="eastAsia"/>
+          <w:noProof/>
+        </w:rPr>
+        <w:t>更新</w:t>
+      </w:r>
+      <w:r>
+        <w:rPr>
+          <w:noProof/>
+        </w:rPr>
+        <w:t>操作</w:t>
+      </w:r>
+      <w:r>
+        <w:rPr>
+          <w:rFonts w:hint="eastAsia"/>
+          <w:noProof/>
+        </w:rPr>
+        <w:t>。</w:t>
       </w:r>
     </w:p>
     <w:p>
@@ -4674,6 +5438,7 @@
         </w:numPr>
         <w:ind w:firstLineChars="0"/>
         <w:rPr>
+          <w:rFonts w:hint="eastAsia"/>
           <w:noProof/>
         </w:rPr>
       </w:pPr>
@@ -4707,6 +5472,48 @@
           <w:noProof/>
         </w:rPr>
         <w:t>文件</w:t>
+      </w:r>
+      <w:r>
+        <w:rPr>
+          <w:rFonts w:hint="eastAsia"/>
+          <w:noProof/>
+        </w:rPr>
+        <w:t>和</w:t>
+      </w:r>
+      <w:r>
+        <w:rPr>
+          <w:rFonts w:hint="eastAsia"/>
+          <w:noProof/>
+        </w:rPr>
+        <w:t>docxx.conf</w:t>
+      </w:r>
+      <w:r>
+        <w:rPr>
+          <w:rFonts w:hint="eastAsia"/>
+          <w:noProof/>
+        </w:rPr>
+        <w:t>配置为奸转换为</w:t>
+      </w:r>
+      <w:r>
+        <w:rPr>
+          <w:rFonts w:hint="eastAsia"/>
+          <w:noProof/>
+        </w:rPr>
+        <w:t>ditamap</w:t>
+      </w:r>
+      <w:r>
+        <w:rPr>
+          <w:rFonts w:hint="eastAsia"/>
+          <w:noProof/>
+        </w:rPr>
+        <w:t>文件</w:t>
+      </w:r>
+      <w:r>
+        <w:rPr>
+          <w:rFonts w:hint="eastAsia"/>
+          <w:noProof/>
+        </w:rPr>
+        <w:t>。</w:t>
       </w:r>
     </w:p>
     <w:p>
@@ -4745,13 +5552,21 @@
           <w:rFonts w:hint="eastAsia"/>
           <w:noProof/>
         </w:rPr>
+        <w:t>将驱动中注释</w:t>
+      </w:r>
+      <w:r>
+        <w:rPr>
+          <w:rFonts w:hint="eastAsia"/>
+          <w:noProof/>
+        </w:rPr>
         <w:t>生成</w:t>
       </w:r>
       <w:r>
         <w:rPr>
-          <w:noProof/>
-        </w:rPr>
-        <w:t>man page</w:t>
+          <w:rFonts w:hint="eastAsia"/>
+          <w:noProof/>
+        </w:rPr>
+        <w:t>API</w:t>
       </w:r>
       <w:r>
         <w:rPr>
@@ -4759,15 +5574,13 @@
         </w:rPr>
         <w:t>文件</w:t>
       </w:r>
-      <w:ins w:id="14" w:author="longyang" w:date="2015-05-15T11:49:00Z">
-        <w:r>
-          <w:rPr>
-            <w:rFonts w:hint="eastAsia"/>
-            <w:noProof/>
-          </w:rPr>
-          <w:t>（修改）</w:t>
-        </w:r>
-      </w:ins>
+      <w:r>
+        <w:rPr>
+          <w:rFonts w:hint="eastAsia"/>
+          <w:noProof/>
+        </w:rPr>
+        <w:t>。</w:t>
+      </w:r>
     </w:p>
     <w:p>
       <w:pPr>
@@ -4802,9 +5615,10 @@
       </w:r>
       <w:r>
         <w:rPr>
-          <w:noProof/>
-        </w:rPr>
-        <w:t>man page</w:t>
+          <w:rFonts w:hint="eastAsia"/>
+          <w:noProof/>
+        </w:rPr>
+        <w:t>API</w:t>
       </w:r>
       <w:r>
         <w:rPr>
@@ -4814,9 +5628,10 @@
       </w:r>
       <w:r>
         <w:rPr>
-          <w:noProof/>
-        </w:rPr>
-        <w:t>webhelp</w:t>
+          <w:rFonts w:hint="eastAsia"/>
+          <w:noProof/>
+        </w:rPr>
+        <w:t>WebHelp</w:t>
       </w:r>
       <w:r>
         <w:rPr>
@@ -4825,15 +5640,13 @@
         </w:rPr>
         <w:t>文档</w:t>
       </w:r>
-      <w:ins w:id="15" w:author="longyang" w:date="2015-05-15T11:49:00Z">
-        <w:r>
-          <w:rPr>
-            <w:rFonts w:hint="eastAsia"/>
-            <w:noProof/>
-          </w:rPr>
-          <w:t>（修改）</w:t>
-        </w:r>
-      </w:ins>
+      <w:r>
+        <w:rPr>
+          <w:rFonts w:hint="eastAsia"/>
+          <w:noProof/>
+        </w:rPr>
+        <w:t>。</w:t>
+      </w:r>
     </w:p>
     <w:p>
       <w:pPr>
@@ -4871,15 +5684,23 @@
       </w:r>
       <w:r>
         <w:rPr>
-          <w:noProof/>
-        </w:rPr>
-        <w:t>cli</w:t>
+          <w:rFonts w:hint="eastAsia"/>
+          <w:noProof/>
+        </w:rPr>
+        <w:t>Man page</w:t>
       </w:r>
       <w:r>
         <w:rPr>
           <w:noProof/>
         </w:rPr>
         <w:t>文档</w:t>
+      </w:r>
+      <w:r>
+        <w:rPr>
+          <w:rFonts w:hint="eastAsia"/>
+          <w:noProof/>
+        </w:rPr>
+        <w:t>。</w:t>
       </w:r>
     </w:p>
     <w:p/>
@@ -4888,7 +5709,7 @@
         <w:pStyle w:val="Heading2"/>
         <w:ind w:leftChars="200" w:left="420"/>
       </w:pPr>
-      <w:bookmarkStart w:id="16" w:name="_Toc419333400"/>
+      <w:bookmarkStart w:id="12" w:name="_Toc419796304"/>
       <w:r>
         <w:rPr>
           <w:rFonts w:hint="eastAsia"/>
@@ -4904,6 +5725,13 @@
       </w:r>
       <w:r>
         <w:rPr>
+          <w:rFonts w:hint="eastAsia"/>
+          <w:noProof/>
+        </w:rPr>
+        <w:t xml:space="preserve"> </w:t>
+      </w:r>
+      <w:r>
+        <w:rPr>
           <w:noProof/>
         </w:rPr>
         <w:t>Markdown</w:t>
@@ -4912,40 +5740,21 @@
         <w:rPr>
           <w:noProof/>
         </w:rPr>
+        <w:t>文件转换成</w:t>
+      </w:r>
+      <w:r>
+        <w:rPr>
+          <w:noProof/>
+        </w:rPr>
+        <w:t>html</w:t>
+      </w:r>
+      <w:r>
+        <w:rPr>
+          <w:noProof/>
+        </w:rPr>
         <w:t>文件</w:t>
       </w:r>
-      <w:r>
-        <w:rPr>
-          <w:rFonts w:hint="eastAsia"/>
-          <w:noProof/>
-        </w:rPr>
-        <w:t>根据</w:t>
-      </w:r>
-      <w:r>
-        <w:rPr>
-          <w:noProof/>
-        </w:rPr>
-        <w:t>toc</w:t>
-      </w:r>
-      <w:r>
-        <w:rPr>
-          <w:noProof/>
-        </w:rPr>
-        <w:t>配置文件转换成</w:t>
-      </w:r>
-      <w:r>
-        <w:rPr>
-          <w:noProof/>
-        </w:rPr>
-        <w:t>html</w:t>
-      </w:r>
-      <w:r>
-        <w:rPr>
-          <w:noProof/>
-        </w:rPr>
-        <w:t>文件</w:t>
-      </w:r>
-      <w:bookmarkEnd w:id="16"/>
+      <w:bookmarkEnd w:id="12"/>
     </w:p>
     <w:tbl>
       <w:tblPr>
@@ -5034,21 +5843,6 @@
                 <w:sz w:val="18"/>
                 <w:szCs w:val="18"/>
               </w:rPr>
-              <w:t>C</w:t>
-            </w:r>
-            <w:r>
-              <w:rPr>
-                <w:rFonts w:hint="eastAsia"/>
-                <w:sz w:val="18"/>
-                <w:szCs w:val="18"/>
-              </w:rPr>
-              <w:t>i</w:t>
-            </w:r>
-            <w:r>
-              <w:rPr>
-                <w:sz w:val="18"/>
-                <w:szCs w:val="18"/>
-              </w:rPr>
               <w:t>从</w:t>
             </w:r>
             <w:r>
@@ -5103,10 +5897,11 @@
             </w:r>
             <w:r>
               <w:rPr>
-                <w:sz w:val="18"/>
-                <w:szCs w:val="18"/>
-              </w:rPr>
-              <w:t>toc</w:t>
+                <w:rFonts w:hint="eastAsia"/>
+                <w:sz w:val="18"/>
+                <w:szCs w:val="18"/>
+              </w:rPr>
+              <w:t>docxx.conf</w:t>
             </w:r>
             <w:r>
               <w:rPr>
@@ -5115,32 +5910,14 @@
               </w:rPr>
               <w:t>配置文件</w:t>
             </w:r>
-            <w:ins w:id="17" w:author="longyang" w:date="2015-05-15T11:50:00Z">
-              <w:r>
-                <w:rPr>
-                  <w:rFonts w:hint="eastAsia"/>
-                  <w:sz w:val="18"/>
-                  <w:szCs w:val="18"/>
-                </w:rPr>
-                <w:t>（去掉</w:t>
-              </w:r>
-              <w:r>
-                <w:rPr>
-                  <w:rFonts w:hint="eastAsia"/>
-                  <w:sz w:val="18"/>
-                  <w:szCs w:val="18"/>
-                </w:rPr>
-                <w:t>ci</w:t>
-              </w:r>
-              <w:r>
-                <w:rPr>
-                  <w:rFonts w:hint="eastAsia"/>
-                  <w:sz w:val="18"/>
-                  <w:szCs w:val="18"/>
-                </w:rPr>
-                <w:t>，下同）</w:t>
-              </w:r>
-            </w:ins>
+            <w:r>
+              <w:rPr>
+                <w:rFonts w:hint="eastAsia"/>
+                <w:sz w:val="18"/>
+                <w:szCs w:val="18"/>
+              </w:rPr>
+              <w:t>。</w:t>
+            </w:r>
           </w:p>
         </w:tc>
         <w:tc>
@@ -5187,21 +5964,6 @@
                 <w:sz w:val="18"/>
                 <w:szCs w:val="18"/>
               </w:rPr>
-              <w:t>C</w:t>
-            </w:r>
-            <w:r>
-              <w:rPr>
-                <w:rFonts w:hint="eastAsia"/>
-                <w:sz w:val="18"/>
-                <w:szCs w:val="18"/>
-              </w:rPr>
-              <w:t>i</w:t>
-            </w:r>
-            <w:r>
-              <w:rPr>
-                <w:sz w:val="18"/>
-                <w:szCs w:val="18"/>
-              </w:rPr>
               <w:t>调用</w:t>
             </w:r>
             <w:r>
@@ -5289,25 +6051,25 @@
             </w:pPr>
             <w:r>
               <w:rPr>
-                <w:rFonts w:hint="eastAsia"/>
-                <w:sz w:val="18"/>
-                <w:szCs w:val="18"/>
-              </w:rPr>
-              <w:t>读取</w:t>
-            </w:r>
-            <w:r>
-              <w:rPr>
-                <w:sz w:val="18"/>
-                <w:szCs w:val="18"/>
-              </w:rPr>
-              <w:t>toc</w:t>
-            </w:r>
-            <w:r>
-              <w:rPr>
-                <w:sz w:val="18"/>
-                <w:szCs w:val="18"/>
-              </w:rPr>
-              <w:t>文件对</w:t>
+                <w:sz w:val="18"/>
+                <w:szCs w:val="18"/>
+              </w:rPr>
+              <w:t>pandoc</w:t>
+            </w:r>
+            <w:r>
+              <w:rPr>
+                <w:sz w:val="18"/>
+                <w:szCs w:val="18"/>
+              </w:rPr>
+              <w:t>命令</w:t>
+            </w:r>
+            <w:r>
+              <w:rPr>
+                <w:rFonts w:hint="eastAsia"/>
+                <w:sz w:val="18"/>
+                <w:szCs w:val="18"/>
+              </w:rPr>
+              <w:t>将</w:t>
             </w:r>
             <w:r>
               <w:rPr>
@@ -5321,21 +6083,14 @@
                 <w:sz w:val="18"/>
                 <w:szCs w:val="18"/>
               </w:rPr>
-              <w:t>文件使用</w:t>
-            </w:r>
-            <w:r>
-              <w:rPr>
-                <w:sz w:val="18"/>
-                <w:szCs w:val="18"/>
-              </w:rPr>
-              <w:t>pandoc</w:t>
-            </w:r>
-            <w:r>
-              <w:rPr>
-                <w:sz w:val="18"/>
-                <w:szCs w:val="18"/>
-              </w:rPr>
-              <w:t>命令转换为</w:t>
+              <w:t>文件</w:t>
+            </w:r>
+            <w:r>
+              <w:rPr>
+                <w:sz w:val="18"/>
+                <w:szCs w:val="18"/>
+              </w:rPr>
+              <w:t>转换为</w:t>
             </w:r>
             <w:r>
               <w:rPr>
@@ -5387,7 +6142,7 @@
         <w:pStyle w:val="Heading2"/>
         <w:ind w:leftChars="200" w:left="420"/>
       </w:pPr>
-      <w:bookmarkStart w:id="18" w:name="_Toc419333401"/>
+      <w:bookmarkStart w:id="13" w:name="_Toc419796305"/>
       <w:r>
         <w:rPr>
           <w:rFonts w:hint="eastAsia"/>
@@ -5403,6 +6158,13 @@
       </w:r>
       <w:r>
         <w:rPr>
+          <w:rFonts w:hint="eastAsia"/>
+          <w:noProof/>
+        </w:rPr>
+        <w:t xml:space="preserve"> </w:t>
+      </w:r>
+      <w:r>
+        <w:rPr>
           <w:noProof/>
         </w:rPr>
         <w:t>Html</w:t>
@@ -5416,9 +6178,17 @@
       </w:r>
       <w:r>
         <w:rPr>
-          <w:noProof/>
-        </w:rPr>
-        <w:t>toc</w:t>
+          <w:rFonts w:hint="eastAsia"/>
+          <w:noProof/>
+        </w:rPr>
+        <w:t>docxx.conf</w:t>
+      </w:r>
+      <w:r>
+        <w:rPr>
+          <w:rFonts w:hint="eastAsia"/>
+          <w:noProof/>
+        </w:rPr>
+        <w:t>配置文档</w:t>
       </w:r>
       <w:r>
         <w:rPr>
@@ -5436,9 +6206,22 @@
         <w:rPr>
           <w:noProof/>
         </w:rPr>
-        <w:t>建表并进行插入操作</w:t>
-      </w:r>
-      <w:bookmarkEnd w:id="18"/>
+        <w:t>建表并进行</w:t>
+      </w:r>
+      <w:r>
+        <w:rPr>
+          <w:rFonts w:hint="eastAsia"/>
+          <w:noProof/>
+        </w:rPr>
+        <w:t>更新</w:t>
+      </w:r>
+      <w:r>
+        <w:rPr>
+          <w:noProof/>
+        </w:rPr>
+        <w:t>操作</w:t>
+      </w:r>
+      <w:bookmarkEnd w:id="13"/>
     </w:p>
     <w:tbl>
       <w:tblPr>
@@ -5545,68 +6328,62 @@
               </w:rPr>
               <w:t>建表</w:t>
             </w:r>
-            <w:ins w:id="19" w:author="longyang" w:date="2015-05-15T11:50:00Z">
-              <w:r>
-                <w:rPr>
-                  <w:rFonts w:hint="eastAsia"/>
-                  <w:sz w:val="18"/>
-                  <w:szCs w:val="18"/>
-                </w:rPr>
-                <w:t>（</w:t>
-              </w:r>
-            </w:ins>
-            <w:ins w:id="20" w:author="longyang" w:date="2015-05-15T11:51:00Z">
-              <w:r>
-                <w:rPr>
-                  <w:rFonts w:hint="eastAsia"/>
-                  <w:sz w:val="18"/>
-                  <w:szCs w:val="18"/>
-                </w:rPr>
-                <w:t>改为</w:t>
-              </w:r>
-              <w:r>
-                <w:rPr>
-                  <w:rFonts w:hint="eastAsia"/>
-                  <w:sz w:val="18"/>
-                  <w:szCs w:val="18"/>
-                </w:rPr>
-                <w:t>update</w:t>
-              </w:r>
-              <w:r>
-                <w:rPr>
-                  <w:rFonts w:hint="eastAsia"/>
-                  <w:sz w:val="18"/>
-                  <w:szCs w:val="18"/>
-                </w:rPr>
-                <w:t>或</w:t>
-              </w:r>
-              <w:r>
-                <w:rPr>
-                  <w:rFonts w:hint="eastAsia"/>
-                  <w:sz w:val="18"/>
-                  <w:szCs w:val="18"/>
-                </w:rPr>
-                <w:t>upsert</w:t>
-              </w:r>
-              <w:r>
-                <w:rPr>
-                  <w:rFonts w:hint="eastAsia"/>
-                  <w:sz w:val="18"/>
-                  <w:szCs w:val="18"/>
-                </w:rPr>
-                <w:t>，下同</w:t>
-              </w:r>
-            </w:ins>
-            <w:ins w:id="21" w:author="longyang" w:date="2015-05-15T11:50:00Z">
-              <w:r>
-                <w:rPr>
-                  <w:rFonts w:hint="eastAsia"/>
-                  <w:sz w:val="18"/>
-                  <w:szCs w:val="18"/>
-                </w:rPr>
-                <w:t>）</w:t>
-              </w:r>
-            </w:ins>
+            <w:r>
+              <w:rPr>
+                <w:rFonts w:hint="eastAsia"/>
+                <w:sz w:val="18"/>
+                <w:szCs w:val="18"/>
+              </w:rPr>
+              <w:t>：</w:t>
+            </w:r>
+            <w:r>
+              <w:rPr>
+                <w:rFonts w:hint="eastAsia"/>
+                <w:sz w:val="18"/>
+                <w:szCs w:val="18"/>
+              </w:rPr>
+              <w:t>tp_articlecat</w:t>
+            </w:r>
+            <w:r>
+              <w:rPr>
+                <w:rFonts w:hint="eastAsia"/>
+                <w:sz w:val="18"/>
+                <w:szCs w:val="18"/>
+              </w:rPr>
+              <w:t>、</w:t>
+            </w:r>
+            <w:r>
+              <w:rPr>
+                <w:rFonts w:hint="eastAsia"/>
+                <w:sz w:val="18"/>
+                <w:szCs w:val="18"/>
+              </w:rPr>
+              <w:t>tp_edition</w:t>
+            </w:r>
+            <w:r>
+              <w:rPr>
+                <w:rFonts w:hint="eastAsia"/>
+                <w:sz w:val="18"/>
+                <w:szCs w:val="18"/>
+              </w:rPr>
+              <w:t>、</w:t>
+            </w:r>
+            <w:r>
+              <w:rPr>
+                <w:rFonts w:hint="eastAsia"/>
+                <w:sz w:val="18"/>
+                <w:szCs w:val="18"/>
+              </w:rPr>
+              <w:t>tp_article</w:t>
+            </w:r>
+            <w:r>
+              <w:rPr>
+                <w:rFonts w:hint="eastAsia"/>
+                <w:sz w:val="18"/>
+                <w:szCs w:val="18"/>
+              </w:rPr>
+              <w:t>。</w:t>
+            </w:r>
           </w:p>
         </w:tc>
         <w:tc>
@@ -5634,6 +6411,14 @@
                 <w:szCs w:val="18"/>
               </w:rPr>
               <w:t>有误对表进行删除</w:t>
+            </w:r>
+            <w:r>
+              <w:rPr>
+                <w:rFonts w:hint="eastAsia"/>
+                <w:sz w:val="18"/>
+                <w:szCs w:val="18"/>
+              </w:rPr>
+              <w:t>。</w:t>
             </w:r>
           </w:p>
         </w:tc>
@@ -5659,6 +6444,7 @@
           <w:p>
             <w:pPr>
               <w:rPr>
+                <w:rFonts w:hint="eastAsia"/>
                 <w:sz w:val="18"/>
                 <w:szCs w:val="18"/>
               </w:rPr>
@@ -5669,51 +6455,31 @@
                 <w:sz w:val="18"/>
                 <w:szCs w:val="18"/>
               </w:rPr>
-              <w:t>将</w:t>
-            </w:r>
-            <w:r>
-              <w:rPr>
-                <w:sz w:val="18"/>
-                <w:szCs w:val="18"/>
-              </w:rPr>
-              <w:t>转换</w:t>
-            </w:r>
-            <w:r>
-              <w:rPr>
-                <w:rFonts w:hint="eastAsia"/>
-                <w:sz w:val="18"/>
-                <w:szCs w:val="18"/>
-              </w:rPr>
-              <w:t>的</w:t>
-            </w:r>
-            <w:r>
-              <w:rPr>
-                <w:sz w:val="18"/>
-                <w:szCs w:val="18"/>
-              </w:rPr>
-              <w:t>html</w:t>
-            </w:r>
-            <w:r>
-              <w:rPr>
-                <w:sz w:val="18"/>
-                <w:szCs w:val="18"/>
-              </w:rPr>
-              <w:t>文件插入到所</w:t>
-            </w:r>
-            <w:r>
-              <w:rPr>
-                <w:rFonts w:hint="eastAsia"/>
-                <w:sz w:val="18"/>
-                <w:szCs w:val="18"/>
-              </w:rPr>
-              <w:t>建</w:t>
-            </w:r>
-            <w:r>
-              <w:rPr>
-                <w:sz w:val="18"/>
-                <w:szCs w:val="18"/>
-              </w:rPr>
-              <w:t>表之中</w:t>
+              <w:t>将文档内容以及逻辑关系</w:t>
+            </w:r>
+            <w:r>
+              <w:rPr>
+                <w:rFonts w:hint="eastAsia"/>
+                <w:sz w:val="18"/>
+                <w:szCs w:val="18"/>
+              </w:rPr>
+              <w:t>update</w:t>
+            </w:r>
+            <w:r>
+              <w:rPr>
+                <w:rFonts w:hint="eastAsia"/>
+                <w:sz w:val="18"/>
+                <w:szCs w:val="18"/>
+              </w:rPr>
+              <w:t>到表中</w:t>
+            </w:r>
+            <w:r>
+              <w:rPr>
+                <w:rFonts w:hint="eastAsia"/>
+                <w:sz w:val="18"/>
+                <w:szCs w:val="18"/>
+              </w:rPr>
+              <w:t>。</w:t>
             </w:r>
           </w:p>
         </w:tc>
@@ -5723,7 +6489,14 @@
           </w:tcPr>
           <w:p>
             <w:pPr>
-              <w:rPr>
+              <w:pStyle w:val="ListParagraph"/>
+              <w:numPr>
+                <w:ilvl w:val="0"/>
+                <w:numId w:val="17"/>
+              </w:numPr>
+              <w:ind w:firstLineChars="0"/>
+              <w:rPr>
+                <w:rFonts w:hint="eastAsia"/>
                 <w:sz w:val="18"/>
                 <w:szCs w:val="18"/>
               </w:rPr>
@@ -5734,29 +6507,86 @@
                 <w:sz w:val="18"/>
                 <w:szCs w:val="18"/>
               </w:rPr>
+              <w:t>如果表中没有所要</w:t>
+            </w:r>
+            <w:r>
+              <w:rPr>
+                <w:rFonts w:hint="eastAsia"/>
+                <w:sz w:val="18"/>
+                <w:szCs w:val="18"/>
+              </w:rPr>
+              <w:t>update</w:t>
+            </w:r>
+            <w:r>
+              <w:rPr>
+                <w:rFonts w:hint="eastAsia"/>
+                <w:sz w:val="18"/>
+                <w:szCs w:val="18"/>
+              </w:rPr>
+              <w:t>数据，那么则</w:t>
+            </w:r>
+            <w:r>
+              <w:rPr>
+                <w:rFonts w:hint="eastAsia"/>
+                <w:sz w:val="18"/>
+                <w:szCs w:val="18"/>
+              </w:rPr>
+              <w:t>insert</w:t>
+            </w:r>
+            <w:r>
+              <w:rPr>
+                <w:rFonts w:hint="eastAsia"/>
+                <w:sz w:val="18"/>
+                <w:szCs w:val="18"/>
+              </w:rPr>
+              <w:t>文档内容及其逻辑关系</w:t>
+            </w:r>
+            <w:r>
+              <w:rPr>
+                <w:rFonts w:hint="eastAsia"/>
+                <w:sz w:val="18"/>
+                <w:szCs w:val="18"/>
+              </w:rPr>
+              <w:t>。</w:t>
+            </w:r>
+          </w:p>
+          <w:p>
+            <w:pPr>
+              <w:pStyle w:val="ListParagraph"/>
+              <w:numPr>
+                <w:ilvl w:val="0"/>
+                <w:numId w:val="17"/>
+              </w:numPr>
+              <w:ind w:firstLineChars="0"/>
+              <w:rPr>
+                <w:rFonts w:hint="eastAsia"/>
+                <w:sz w:val="18"/>
+                <w:szCs w:val="18"/>
+              </w:rPr>
+            </w:pPr>
+            <w:r>
+              <w:rPr>
+                <w:rFonts w:hint="eastAsia"/>
+                <w:sz w:val="18"/>
+                <w:szCs w:val="18"/>
+              </w:rPr>
               <w:t>如果</w:t>
             </w:r>
             <w:r>
               <w:rPr>
-                <w:sz w:val="18"/>
-                <w:szCs w:val="18"/>
-              </w:rPr>
-              <w:t>插入</w:t>
-            </w:r>
-            <w:r>
-              <w:rPr>
-                <w:rFonts w:hint="eastAsia"/>
-                <w:sz w:val="18"/>
-                <w:szCs w:val="18"/>
-              </w:rPr>
-              <w:t>有误</w:t>
-            </w:r>
-            <w:r>
-              <w:rPr>
-                <w:sz w:val="18"/>
-                <w:szCs w:val="18"/>
-              </w:rPr>
-              <w:t>，对表内数据进行删除</w:t>
+                <w:rFonts w:hint="eastAsia"/>
+                <w:sz w:val="18"/>
+                <w:szCs w:val="18"/>
+              </w:rPr>
+              <w:t>update</w:t>
+            </w:r>
+            <w:r>
+              <w:rPr>
+                <w:rFonts w:hint="eastAsia"/>
+                <w:sz w:val="18"/>
+                <w:szCs w:val="18"/>
+              </w:rPr>
+              <w:t>数据有误，那么对表进行清空。</w:t>
             </w:r>
           </w:p>
         </w:tc>
@@ -5780,11 +6610,12 @@
         <w:pStyle w:val="Heading2"/>
         <w:ind w:leftChars="200" w:left="420"/>
       </w:pPr>
-      <w:bookmarkStart w:id="22" w:name="_Toc419333402"/>
-      <w:r>
-        <w:rPr>
-          <w:rFonts w:hint="eastAsia"/>
-        </w:rPr>
+      <w:bookmarkStart w:id="14" w:name="_Toc419796306"/>
+      <w:r>
+        <w:rPr>
+          <w:rFonts w:hint="eastAsia"/>
+        </w:rPr>
+        <w:lastRenderedPageBreak/>
         <w:t>1.3.1.3</w:t>
       </w:r>
       <w:r>
@@ -5796,6 +6627,13 @@
       </w:r>
       <w:r>
         <w:rPr>
+          <w:rFonts w:hint="eastAsia"/>
+          <w:noProof/>
+        </w:rPr>
+        <w:t xml:space="preserve"> </w:t>
+      </w:r>
+      <w:r>
+        <w:rPr>
           <w:noProof/>
         </w:rPr>
         <w:t>Html</w:t>
@@ -5825,7 +6663,42 @@
         </w:rPr>
         <w:t>文件</w:t>
       </w:r>
-      <w:bookmarkEnd w:id="22"/>
+      <w:r>
+        <w:rPr>
+          <w:rFonts w:hint="eastAsia"/>
+          <w:noProof/>
+        </w:rPr>
+        <w:t>和</w:t>
+      </w:r>
+      <w:r>
+        <w:rPr>
+          <w:rFonts w:hint="eastAsia"/>
+          <w:noProof/>
+        </w:rPr>
+        <w:t>docxx.conf</w:t>
+      </w:r>
+      <w:r>
+        <w:rPr>
+          <w:rFonts w:hint="eastAsia"/>
+          <w:noProof/>
+        </w:rPr>
+        <w:t>配置为奸转换为</w:t>
+      </w:r>
+      <w:r>
+        <w:rPr>
+          <w:rFonts w:hint="eastAsia"/>
+          <w:noProof/>
+        </w:rPr>
+        <w:t>ditamap</w:t>
+      </w:r>
+      <w:r>
+        <w:rPr>
+          <w:rFonts w:hint="eastAsia"/>
+          <w:noProof/>
+        </w:rPr>
+        <w:t>文件</w:t>
+      </w:r>
+      <w:bookmarkEnd w:id="14"/>
     </w:p>
     <w:tbl>
       <w:tblPr>
@@ -5908,22 +6781,6 @@
                 <w:sz w:val="18"/>
                 <w:szCs w:val="18"/>
               </w:rPr>
-              <w:lastRenderedPageBreak/>
-              <w:t>C</w:t>
-            </w:r>
-            <w:r>
-              <w:rPr>
-                <w:rFonts w:hint="eastAsia"/>
-                <w:sz w:val="18"/>
-                <w:szCs w:val="18"/>
-              </w:rPr>
-              <w:t>i</w:t>
-            </w:r>
-            <w:r>
-              <w:rPr>
-                <w:sz w:val="18"/>
-                <w:szCs w:val="18"/>
-              </w:rPr>
               <w:t>调用</w:t>
             </w:r>
             <w:r>
@@ -5946,7 +6803,7 @@
                 <w:sz w:val="18"/>
                 <w:szCs w:val="18"/>
               </w:rPr>
-              <w:t>调用</w:t>
+              <w:t>使用</w:t>
             </w:r>
             <w:r>
               <w:rPr>
@@ -6006,6 +6863,14 @@
                 <w:szCs w:val="18"/>
               </w:rPr>
               <w:t>标签</w:t>
+            </w:r>
+            <w:r>
+              <w:rPr>
+                <w:rFonts w:hint="eastAsia"/>
+                <w:sz w:val="18"/>
+                <w:szCs w:val="18"/>
+              </w:rPr>
+              <w:t>。</w:t>
             </w:r>
           </w:p>
         </w:tc>
@@ -6050,70 +6915,27 @@
             </w:pPr>
             <w:r>
               <w:rPr>
-                <w:sz w:val="18"/>
-                <w:szCs w:val="18"/>
-              </w:rPr>
-              <w:t>C</w:t>
-            </w:r>
-            <w:r>
-              <w:rPr>
-                <w:rFonts w:hint="eastAsia"/>
-                <w:sz w:val="18"/>
-                <w:szCs w:val="18"/>
-              </w:rPr>
-              <w:t>i</w:t>
-            </w:r>
-            <w:r>
-              <w:rPr>
-                <w:sz w:val="18"/>
-                <w:szCs w:val="18"/>
-              </w:rPr>
-              <w:t>调用</w:t>
-            </w:r>
-            <w:r>
-              <w:rPr>
-                <w:sz w:val="18"/>
-                <w:szCs w:val="18"/>
-              </w:rPr>
-              <w:t>ant</w:t>
-            </w:r>
-            <w:r>
-              <w:rPr>
-                <w:sz w:val="18"/>
-                <w:szCs w:val="18"/>
-              </w:rPr>
-              <w:t>脚本</w:t>
-            </w:r>
-            <w:r>
-              <w:rPr>
-                <w:rFonts w:hint="eastAsia"/>
-                <w:sz w:val="18"/>
-                <w:szCs w:val="18"/>
-              </w:rPr>
-              <w:t>根据</w:t>
-            </w:r>
-            <w:r>
-              <w:rPr>
-                <w:rFonts w:hint="eastAsia"/>
-                <w:sz w:val="18"/>
-                <w:szCs w:val="18"/>
-              </w:rPr>
-              <w:t>toc</w:t>
-            </w:r>
-            <w:r>
-              <w:rPr>
-                <w:sz w:val="18"/>
-                <w:szCs w:val="18"/>
-              </w:rPr>
-              <w:t>配置文件对每一个文件路径进行读操作，并同时</w:t>
-            </w:r>
-            <w:r>
-              <w:rPr>
-                <w:rFonts w:hint="eastAsia"/>
-                <w:sz w:val="18"/>
-                <w:szCs w:val="18"/>
-              </w:rPr>
-              <w:t>写在</w:t>
+                <w:rFonts w:hint="eastAsia"/>
+                <w:sz w:val="18"/>
+                <w:szCs w:val="18"/>
+              </w:rPr>
+              <w:t>将</w:t>
+            </w:r>
+            <w:r>
+              <w:rPr>
+                <w:rFonts w:hint="eastAsia"/>
+                <w:sz w:val="18"/>
+                <w:szCs w:val="18"/>
+              </w:rPr>
+              <w:t>docxx.conf</w:t>
+            </w:r>
+            <w:r>
+              <w:rPr>
+                <w:rFonts w:hint="eastAsia"/>
+                <w:sz w:val="18"/>
+                <w:szCs w:val="18"/>
+              </w:rPr>
+              <w:t>配置文件转换为</w:t>
             </w:r>
             <w:r>
               <w:rPr>
@@ -6128,7 +6950,15 @@
                 <w:sz w:val="18"/>
                 <w:szCs w:val="18"/>
               </w:rPr>
-              <w:t>文件上</w:t>
+              <w:t>文件</w:t>
+            </w:r>
+            <w:r>
+              <w:rPr>
+                <w:rFonts w:hint="eastAsia"/>
+                <w:sz w:val="18"/>
+                <w:szCs w:val="18"/>
+              </w:rPr>
+              <w:t>。</w:t>
             </w:r>
           </w:p>
         </w:tc>
@@ -6165,7 +6995,7 @@
         <w:pStyle w:val="Heading2"/>
         <w:ind w:leftChars="200" w:left="420"/>
       </w:pPr>
-      <w:bookmarkStart w:id="23" w:name="_Toc419333403"/>
+      <w:bookmarkStart w:id="15" w:name="_Toc419796307"/>
       <w:r>
         <w:rPr>
           <w:rFonts w:hint="eastAsia"/>
@@ -6187,6 +7017,12 @@
       <w:r>
         <w:rPr>
           <w:rFonts w:hint="eastAsia"/>
+        </w:rPr>
+        <w:t xml:space="preserve"> </w:t>
+      </w:r>
+      <w:r>
+        <w:rPr>
+          <w:rFonts w:hint="eastAsia"/>
           <w:noProof/>
         </w:rPr>
         <w:t>根据</w:t>
@@ -6208,13 +7044,14 @@
           <w:rFonts w:hint="eastAsia"/>
           <w:noProof/>
         </w:rPr>
-        <w:t>生成</w:t>
-      </w:r>
-      <w:r>
-        <w:rPr>
-          <w:noProof/>
-        </w:rPr>
-        <w:t>man page</w:t>
+        <w:t>将驱动中注释生成</w:t>
+      </w:r>
+      <w:r>
+        <w:rPr>
+          <w:rFonts w:hint="eastAsia"/>
+          <w:noProof/>
+        </w:rPr>
+        <w:t>API</w:t>
       </w:r>
       <w:r>
         <w:rPr>
@@ -6222,7 +7059,7 @@
         </w:rPr>
         <w:t>文件</w:t>
       </w:r>
-      <w:bookmarkEnd w:id="23"/>
+      <w:bookmarkEnd w:id="15"/>
     </w:p>
     <w:tbl>
       <w:tblPr>
@@ -6302,21 +7139,6 @@
             </w:pPr>
             <w:r>
               <w:rPr>
-                <w:sz w:val="18"/>
-                <w:szCs w:val="18"/>
-              </w:rPr>
-              <w:t>C</w:t>
-            </w:r>
-            <w:r>
-              <w:rPr>
-                <w:rFonts w:hint="eastAsia"/>
-                <w:sz w:val="18"/>
-                <w:szCs w:val="18"/>
-              </w:rPr>
-              <w:t>i</w:t>
-            </w:r>
-            <w:r>
-              <w:rPr>
                 <w:rFonts w:hint="eastAsia"/>
                 <w:sz w:val="18"/>
                 <w:szCs w:val="18"/>
@@ -6378,6 +7200,14 @@
                 <w:szCs w:val="18"/>
               </w:rPr>
               <w:t>文件</w:t>
+            </w:r>
+            <w:r>
+              <w:rPr>
+                <w:rFonts w:hint="eastAsia"/>
+                <w:sz w:val="18"/>
+                <w:szCs w:val="18"/>
+              </w:rPr>
+              <w:t>。</w:t>
             </w:r>
           </w:p>
         </w:tc>
@@ -6422,14 +7252,6 @@
             </w:pPr>
             <w:r>
               <w:rPr>
-                <w:rFonts w:hint="eastAsia"/>
-                <w:sz w:val="18"/>
-                <w:szCs w:val="18"/>
-              </w:rPr>
-              <w:t>ci</w:t>
-            </w:r>
-            <w:r>
-              <w:rPr>
                 <w:sz w:val="18"/>
                 <w:szCs w:val="18"/>
               </w:rPr>
@@ -6451,10 +7273,11 @@
             </w:r>
             <w:r>
               <w:rPr>
-                <w:sz w:val="18"/>
-                <w:szCs w:val="18"/>
-              </w:rPr>
-              <w:t>man page</w:t>
+                <w:rFonts w:hint="eastAsia"/>
+                <w:sz w:val="18"/>
+                <w:szCs w:val="18"/>
+              </w:rPr>
+              <w:t>API</w:t>
             </w:r>
             <w:r>
               <w:rPr>
@@ -6463,33 +7286,7 @@
               </w:rPr>
               <w:t>文件夹</w:t>
             </w:r>
-            <w:ins w:id="24" w:author="longyang" w:date="2015-05-15T11:55:00Z">
-              <w:r>
-                <w:rPr>
-                  <w:rFonts w:hint="eastAsia"/>
-                  <w:sz w:val="18"/>
-                  <w:szCs w:val="18"/>
-                </w:rPr>
-                <w:t>（改为</w:t>
-              </w:r>
-              <w:r>
-                <w:rPr>
-                  <w:rFonts w:hint="eastAsia"/>
-                  <w:sz w:val="18"/>
-                  <w:szCs w:val="18"/>
-                </w:rPr>
-                <w:t>api</w:t>
-              </w:r>
-              <w:r>
-                <w:rPr>
-                  <w:rFonts w:hint="eastAsia"/>
-                  <w:sz w:val="18"/>
-                  <w:szCs w:val="18"/>
-                </w:rPr>
-                <w:t>文档）</w:t>
-              </w:r>
-            </w:ins>
-            <w:ins w:id="25" w:author="longyang" w:date="2015-05-15T11:58:00Z">
+            <w:ins w:id="16" w:author="longyang" w:date="2015-05-15T11:58:00Z">
               <w:r>
                 <w:rPr>
                   <w:rFonts w:hint="eastAsia"/>
@@ -6499,7 +7296,7 @@
                 <w:t>（存储设计</w:t>
               </w:r>
             </w:ins>
-            <w:ins w:id="26" w:author="longyang" w:date="2015-05-15T11:59:00Z">
+            <w:ins w:id="17" w:author="longyang" w:date="2015-05-15T11:59:00Z">
               <w:r>
                 <w:rPr>
                   <w:rFonts w:hint="eastAsia"/>
@@ -6509,7 +7306,7 @@
                 <w:t>：静态页面存储</w:t>
               </w:r>
             </w:ins>
-            <w:ins w:id="27" w:author="longyang" w:date="2015-05-15T11:58:00Z">
+            <w:ins w:id="18" w:author="longyang" w:date="2015-05-15T11:58:00Z">
               <w:r>
                 <w:rPr>
                   <w:rFonts w:hint="eastAsia"/>
@@ -6519,6 +7316,14 @@
                 <w:t>）</w:t>
               </w:r>
             </w:ins>
+            <w:r>
+              <w:rPr>
+                <w:rFonts w:hint="eastAsia"/>
+                <w:sz w:val="18"/>
+                <w:szCs w:val="18"/>
+              </w:rPr>
+              <w:t>。</w:t>
+            </w:r>
           </w:p>
         </w:tc>
         <w:tc>
@@ -6562,21 +7367,6 @@
             </w:pPr>
             <w:r>
               <w:rPr>
-                <w:sz w:val="18"/>
-                <w:szCs w:val="18"/>
-              </w:rPr>
-              <w:t>C</w:t>
-            </w:r>
-            <w:r>
-              <w:rPr>
-                <w:rFonts w:hint="eastAsia"/>
-                <w:sz w:val="18"/>
-                <w:szCs w:val="18"/>
-              </w:rPr>
-              <w:t>i</w:t>
-            </w:r>
-            <w:r>
-              <w:rPr>
                 <w:rFonts w:hint="eastAsia"/>
                 <w:sz w:val="18"/>
                 <w:szCs w:val="18"/>
@@ -6627,10 +7417,11 @@
             </w:r>
             <w:r>
               <w:rPr>
-                <w:sz w:val="18"/>
-                <w:szCs w:val="18"/>
-              </w:rPr>
-              <w:t>man page</w:t>
+                <w:rFonts w:hint="eastAsia"/>
+                <w:sz w:val="18"/>
+                <w:szCs w:val="18"/>
+              </w:rPr>
+              <w:t>API</w:t>
             </w:r>
             <w:r>
               <w:rPr>
@@ -6638,6 +7429,14 @@
                 <w:szCs w:val="18"/>
               </w:rPr>
               <w:t>文档</w:t>
+            </w:r>
+            <w:r>
+              <w:rPr>
+                <w:rFonts w:hint="eastAsia"/>
+                <w:sz w:val="18"/>
+                <w:szCs w:val="18"/>
+              </w:rPr>
+              <w:t>。</w:t>
             </w:r>
           </w:p>
         </w:tc>
@@ -6674,7 +7473,7 @@
         <w:pStyle w:val="Heading2"/>
         <w:ind w:leftChars="200" w:left="420"/>
       </w:pPr>
-      <w:bookmarkStart w:id="28" w:name="_Toc419333404"/>
+      <w:bookmarkStart w:id="19" w:name="_Toc419796308"/>
       <w:r>
         <w:rPr>
           <w:rFonts w:hint="eastAsia"/>
@@ -6690,6 +7489,12 @@
       <w:r>
         <w:rPr>
           <w:rFonts w:hint="eastAsia"/>
+        </w:rPr>
+        <w:t xml:space="preserve"> </w:t>
+      </w:r>
+      <w:r>
+        <w:rPr>
+          <w:rFonts w:hint="eastAsia"/>
           <w:noProof/>
         </w:rPr>
         <w:t>将</w:t>
@@ -6708,44 +7513,11 @@
       </w:r>
       <w:r>
         <w:rPr>
-          <w:noProof/>
-        </w:rPr>
-        <w:t>man page</w:t>
-      </w:r>
-      <w:ins w:id="29" w:author="longyang" w:date="2015-05-15T11:59:00Z">
-        <w:r>
-          <w:rPr>
-            <w:rFonts w:hint="eastAsia"/>
-            <w:noProof/>
-          </w:rPr>
-          <w:t>（</w:t>
-        </w:r>
-      </w:ins>
-      <w:ins w:id="30" w:author="longyang" w:date="2015-05-15T12:00:00Z">
-        <w:r>
-          <w:rPr>
-            <w:rFonts w:hint="eastAsia"/>
-            <w:noProof/>
-          </w:rPr>
-          <w:t>api</w:t>
-        </w:r>
-        <w:r>
-          <w:rPr>
-            <w:rFonts w:hint="eastAsia"/>
-            <w:noProof/>
-          </w:rPr>
-          <w:t>文件</w:t>
-        </w:r>
-      </w:ins>
-      <w:ins w:id="31" w:author="longyang" w:date="2015-05-15T11:59:00Z">
-        <w:r>
-          <w:rPr>
-            <w:rFonts w:hint="eastAsia"/>
-            <w:noProof/>
-          </w:rPr>
-          <w:t>）</w:t>
-        </w:r>
-      </w:ins>
+          <w:rFonts w:hint="eastAsia"/>
+          <w:noProof/>
+        </w:rPr>
+        <w:t>API</w:t>
+      </w:r>
       <w:r>
         <w:rPr>
           <w:noProof/>
@@ -6754,9 +7526,10 @@
       </w:r>
       <w:r>
         <w:rPr>
-          <w:noProof/>
-        </w:rPr>
-        <w:t>webhelp</w:t>
+          <w:rFonts w:hint="eastAsia"/>
+          <w:noProof/>
+        </w:rPr>
+        <w:t>WebHelp</w:t>
       </w:r>
       <w:r>
         <w:rPr>
@@ -6765,7 +7538,7 @@
         </w:rPr>
         <w:t>文档</w:t>
       </w:r>
-      <w:bookmarkEnd w:id="28"/>
+      <w:bookmarkEnd w:id="19"/>
     </w:p>
     <w:tbl>
       <w:tblPr>
@@ -6848,21 +7621,6 @@
                 <w:sz w:val="18"/>
                 <w:szCs w:val="18"/>
               </w:rPr>
-              <w:t>C</w:t>
-            </w:r>
-            <w:r>
-              <w:rPr>
-                <w:rFonts w:hint="eastAsia"/>
-                <w:sz w:val="18"/>
-                <w:szCs w:val="18"/>
-              </w:rPr>
-              <w:t>i</w:t>
-            </w:r>
-            <w:r>
-              <w:rPr>
-                <w:sz w:val="18"/>
-                <w:szCs w:val="18"/>
-              </w:rPr>
               <w:t>调用</w:t>
             </w:r>
             <w:r>
@@ -6896,10 +7654,11 @@
             </w:r>
             <w:r>
               <w:rPr>
-                <w:sz w:val="18"/>
-                <w:szCs w:val="18"/>
-              </w:rPr>
-              <w:t>webhelp</w:t>
+                <w:rFonts w:hint="eastAsia"/>
+                <w:sz w:val="18"/>
+                <w:szCs w:val="18"/>
+              </w:rPr>
+              <w:t>WebHelp</w:t>
             </w:r>
             <w:r>
               <w:rPr>
@@ -6907,6 +7666,14 @@
                 <w:szCs w:val="18"/>
               </w:rPr>
               <w:t>文档</w:t>
+            </w:r>
+            <w:r>
+              <w:rPr>
+                <w:rFonts w:hint="eastAsia"/>
+                <w:sz w:val="18"/>
+                <w:szCs w:val="18"/>
+              </w:rPr>
+              <w:t>。</w:t>
             </w:r>
           </w:p>
         </w:tc>
@@ -6981,10 +7748,11 @@
             </w:r>
             <w:r>
               <w:rPr>
-                <w:sz w:val="18"/>
-                <w:szCs w:val="18"/>
-              </w:rPr>
-              <w:t>man page</w:t>
+                <w:rFonts w:hint="eastAsia"/>
+                <w:sz w:val="18"/>
+                <w:szCs w:val="18"/>
+              </w:rPr>
+              <w:t>API</w:t>
             </w:r>
             <w:r>
               <w:rPr>
@@ -6992,6 +7760,14 @@
                 <w:szCs w:val="18"/>
               </w:rPr>
               <w:t>文档合在一处</w:t>
+            </w:r>
+            <w:r>
+              <w:rPr>
+                <w:rFonts w:hint="eastAsia"/>
+                <w:sz w:val="18"/>
+                <w:szCs w:val="18"/>
+              </w:rPr>
+              <w:t>。</w:t>
             </w:r>
           </w:p>
         </w:tc>
@@ -7039,21 +7815,6 @@
                 <w:sz w:val="18"/>
                 <w:szCs w:val="18"/>
               </w:rPr>
-              <w:t>C</w:t>
-            </w:r>
-            <w:r>
-              <w:rPr>
-                <w:rFonts w:hint="eastAsia"/>
-                <w:sz w:val="18"/>
-                <w:szCs w:val="18"/>
-              </w:rPr>
-              <w:t>i</w:t>
-            </w:r>
-            <w:r>
-              <w:rPr>
-                <w:sz w:val="18"/>
-                <w:szCs w:val="18"/>
-              </w:rPr>
               <w:t>调用</w:t>
             </w:r>
             <w:r>
@@ -7100,10 +7861,11 @@
             </w:r>
             <w:r>
               <w:rPr>
-                <w:sz w:val="18"/>
-                <w:szCs w:val="18"/>
-              </w:rPr>
-              <w:t>webhelp</w:t>
+                <w:rFonts w:hint="eastAsia"/>
+                <w:sz w:val="18"/>
+                <w:szCs w:val="18"/>
+              </w:rPr>
+              <w:t>WebHelp</w:t>
             </w:r>
             <w:r>
               <w:rPr>
@@ -7111,6 +7873,14 @@
                 <w:szCs w:val="18"/>
               </w:rPr>
               <w:t>文档</w:t>
+            </w:r>
+            <w:r>
+              <w:rPr>
+                <w:rFonts w:hint="eastAsia"/>
+                <w:sz w:val="18"/>
+                <w:szCs w:val="18"/>
+              </w:rPr>
+              <w:t>。</w:t>
             </w:r>
           </w:p>
         </w:tc>
@@ -7148,7 +7918,7 @@
         <w:pStyle w:val="Heading2"/>
         <w:ind w:leftChars="200" w:left="420"/>
       </w:pPr>
-      <w:bookmarkStart w:id="32" w:name="_Toc419333405"/>
+      <w:bookmarkStart w:id="20" w:name="_Toc419796309"/>
       <w:r>
         <w:rPr>
           <w:rFonts w:hint="eastAsia"/>
@@ -7198,7 +7968,7 @@
         </w:rPr>
         <w:t>文档</w:t>
       </w:r>
-      <w:bookmarkEnd w:id="32"/>
+      <w:bookmarkEnd w:id="20"/>
     </w:p>
     <w:tbl>
       <w:tblPr>
@@ -7281,21 +8051,6 @@
                 <w:sz w:val="18"/>
                 <w:szCs w:val="18"/>
               </w:rPr>
-              <w:t>C</w:t>
-            </w:r>
-            <w:r>
-              <w:rPr>
-                <w:rFonts w:hint="eastAsia"/>
-                <w:sz w:val="18"/>
-                <w:szCs w:val="18"/>
-              </w:rPr>
-              <w:t>i</w:t>
-            </w:r>
-            <w:r>
-              <w:rPr>
-                <w:sz w:val="18"/>
-                <w:szCs w:val="18"/>
-              </w:rPr>
               <w:t>调用</w:t>
             </w:r>
             <w:r>
@@ -7329,10 +8084,11 @@
             </w:r>
             <w:r>
               <w:rPr>
-                <w:sz w:val="18"/>
-                <w:szCs w:val="18"/>
-              </w:rPr>
-              <w:t>cli</w:t>
+                <w:rFonts w:hint="eastAsia"/>
+                <w:sz w:val="18"/>
+                <w:szCs w:val="18"/>
+              </w:rPr>
+              <w:t>Man page</w:t>
             </w:r>
             <w:r>
               <w:rPr>
@@ -7340,6 +8096,14 @@
                 <w:szCs w:val="18"/>
               </w:rPr>
               <w:t>文档</w:t>
+            </w:r>
+            <w:r>
+              <w:rPr>
+                <w:rFonts w:hint="eastAsia"/>
+                <w:sz w:val="18"/>
+                <w:szCs w:val="18"/>
+              </w:rPr>
+              <w:t>。</w:t>
             </w:r>
           </w:p>
         </w:tc>
@@ -7387,21 +8151,6 @@
                 <w:sz w:val="18"/>
                 <w:szCs w:val="18"/>
               </w:rPr>
-              <w:t>C</w:t>
-            </w:r>
-            <w:r>
-              <w:rPr>
-                <w:rFonts w:hint="eastAsia"/>
-                <w:sz w:val="18"/>
-                <w:szCs w:val="18"/>
-              </w:rPr>
-              <w:t>i</w:t>
-            </w:r>
-            <w:r>
-              <w:rPr>
-                <w:sz w:val="18"/>
-                <w:szCs w:val="18"/>
-              </w:rPr>
               <w:t>调用</w:t>
             </w:r>
             <w:r>
@@ -7456,10 +8205,11 @@
             </w:r>
             <w:r>
               <w:rPr>
-                <w:sz w:val="18"/>
-                <w:szCs w:val="18"/>
-              </w:rPr>
-              <w:t>cli</w:t>
+                <w:rFonts w:hint="eastAsia"/>
+                <w:sz w:val="18"/>
+                <w:szCs w:val="18"/>
+              </w:rPr>
+              <w:t>Man page</w:t>
             </w:r>
             <w:r>
               <w:rPr>
@@ -7467,6 +8217,14 @@
                 <w:szCs w:val="18"/>
               </w:rPr>
               <w:t>文件</w:t>
+            </w:r>
+            <w:r>
+              <w:rPr>
+                <w:rFonts w:hint="eastAsia"/>
+                <w:sz w:val="18"/>
+                <w:szCs w:val="18"/>
+              </w:rPr>
+              <w:t>。</w:t>
             </w:r>
           </w:p>
         </w:tc>
@@ -7505,384 +8263,375 @@
         <w:pStyle w:val="Heading2"/>
         <w:ind w:leftChars="100" w:left="210"/>
       </w:pPr>
-      <w:bookmarkStart w:id="33" w:name="_Toc419333406"/>
-      <w:r>
-        <w:rPr>
-          <w:rFonts w:hint="eastAsia"/>
+      <w:bookmarkStart w:id="21" w:name="_Toc419796310"/>
+      <w:r>
+        <w:rPr>
+          <w:rFonts w:hint="eastAsia"/>
+        </w:rPr>
+        <w:t>1.3.</w:t>
+      </w:r>
+      <w:r>
+        <w:rPr>
+          <w:rFonts w:hint="eastAsia"/>
+        </w:rPr>
+        <w:t>2</w:t>
+      </w:r>
+      <w:r>
+        <w:rPr>
+          <w:rFonts w:hint="eastAsia"/>
+        </w:rPr>
+        <w:t>架构设计</w:t>
+      </w:r>
+      <w:bookmarkEnd w:id="21"/>
+    </w:p>
+    <w:p>
+      <w:r>
+        <w:rPr>
+          <w:rFonts w:hint="eastAsia"/>
+        </w:rPr>
+        <w:t>TODO</w:t>
+      </w:r>
+    </w:p>
+    <w:p>
+      <w:pPr>
+        <w:pStyle w:val="Heading2"/>
+      </w:pPr>
+      <w:bookmarkStart w:id="22" w:name="_Toc419796311"/>
+      <w:r>
+        <w:rPr>
+          <w:rFonts w:hint="eastAsia"/>
+        </w:rPr>
+        <w:t xml:space="preserve">1.4 </w:t>
+      </w:r>
+      <w:r>
+        <w:rPr>
+          <w:rFonts w:hint="eastAsia"/>
+        </w:rPr>
+        <w:t>依存关系</w:t>
+      </w:r>
+      <w:bookmarkEnd w:id="22"/>
+    </w:p>
+    <w:p>
+      <w:pPr>
+        <w:rPr>
+          <w:color w:val="FF0000"/>
+        </w:rPr>
+      </w:pPr>
+      <w:r>
+        <w:rPr>
+          <w:rFonts w:hint="eastAsia"/>
+          <w:color w:val="FF0000"/>
+        </w:rPr>
+        <w:t>【如果该模块与其他组件或开发小组存在依存关系，则需要被详细记录在本段。例如如果其他模块的某些功能在该模块中必不可少。</w:t>
+      </w:r>
+    </w:p>
+    <w:p>
+      <w:pPr>
+        <w:rPr>
+          <w:color w:val="FF0000"/>
+        </w:rPr>
+      </w:pPr>
+      <w:r>
+        <w:rPr>
+          <w:rFonts w:hint="eastAsia"/>
+          <w:color w:val="FF0000"/>
+        </w:rPr>
+        <w:t>譬如如果在运行库中增加一个新的数据类型，如果需要对该类型进行排序，很显然单纯滴增加一个对比函数完全不足以涵盖所有操作。也许整个的排序算法需要重新讨论与设计，因此如果一个模块涉及到多个领域，则需要与各领域的属主交流。】</w:t>
+      </w:r>
+    </w:p>
+    <w:p/>
+    <w:p>
+      <w:r>
+        <w:rPr>
+          <w:rFonts w:hint="eastAsia"/>
+        </w:rPr>
+        <w:t>《写入详细信息》</w:t>
+      </w:r>
+    </w:p>
+    <w:p/>
+    <w:p>
+      <w:pPr>
+        <w:pStyle w:val="Heading2"/>
+      </w:pPr>
+      <w:bookmarkStart w:id="23" w:name="_Toc419796312"/>
+      <w:r>
+        <w:rPr>
+          <w:rFonts w:hint="eastAsia"/>
+        </w:rPr>
+        <w:t xml:space="preserve">1.5 </w:t>
+      </w:r>
+      <w:r>
+        <w:rPr>
+          <w:rFonts w:hint="eastAsia"/>
+        </w:rPr>
+        <w:t>接口结构</w:t>
+      </w:r>
+      <w:bookmarkEnd w:id="23"/>
+    </w:p>
+    <w:p>
+      <w:pPr>
+        <w:rPr>
+          <w:color w:val="FF0000"/>
+        </w:rPr>
+      </w:pPr>
+      <w:r>
+        <w:rPr>
+          <w:rFonts w:hint="eastAsia"/>
+          <w:color w:val="FF0000"/>
+        </w:rPr>
+        <w:t>【一个模块和其他模块的衔接方式称为接口。对于典型的</w:t>
+      </w:r>
+      <w:r>
+        <w:rPr>
+          <w:color w:val="FF0000"/>
+        </w:rPr>
+        <w:t>C++</w:t>
+      </w:r>
+      <w:r>
+        <w:rPr>
+          <w:rFonts w:hint="eastAsia"/>
+          <w:color w:val="FF0000"/>
+        </w:rPr>
+        <w:t>程序，接口可以是一个</w:t>
+      </w:r>
+      <w:r>
+        <w:rPr>
+          <w:color w:val="FF0000"/>
+        </w:rPr>
+        <w:t>class</w:t>
+      </w:r>
+      <w:r>
+        <w:rPr>
+          <w:rFonts w:hint="eastAsia"/>
+          <w:color w:val="FF0000"/>
+        </w:rPr>
+        <w:t>。而对于典型的</w:t>
+      </w:r>
+      <w:r>
+        <w:rPr>
+          <w:color w:val="FF0000"/>
+        </w:rPr>
+        <w:t>C</w:t>
+      </w:r>
+      <w:r>
+        <w:rPr>
+          <w:rFonts w:hint="eastAsia"/>
+          <w:color w:val="FF0000"/>
+        </w:rPr>
+        <w:t>程序，接口可以是若干函数与</w:t>
+      </w:r>
+      <w:r>
+        <w:rPr>
+          <w:color w:val="FF0000"/>
+        </w:rPr>
+        <w:t>struct</w:t>
+      </w:r>
+      <w:r>
+        <w:rPr>
+          <w:rFonts w:hint="eastAsia"/>
+          <w:color w:val="FF0000"/>
+        </w:rPr>
+        <w:t>。根据模块所使用的编程模式，该部分描述该模块与其他组件衔接的方式。文档属主可以考虑使用伪代码与</w:t>
+      </w:r>
+      <w:r>
+        <w:rPr>
+          <w:color w:val="FF0000"/>
+        </w:rPr>
+        <w:t>UML</w:t>
+      </w:r>
+      <w:r>
+        <w:rPr>
+          <w:rFonts w:hint="eastAsia"/>
+          <w:color w:val="FF0000"/>
+        </w:rPr>
+        <w:t>描述这一部分。】</w:t>
+      </w:r>
+    </w:p>
+    <w:p/>
+    <w:p>
+      <w:r>
+        <w:rPr>
+          <w:rFonts w:hint="eastAsia"/>
+        </w:rPr>
+        <w:t>《写入详细信息》</w:t>
+      </w:r>
+    </w:p>
+    <w:p/>
+    <w:p>
+      <w:pPr>
+        <w:pStyle w:val="Heading2"/>
+      </w:pPr>
+      <w:bookmarkStart w:id="24" w:name="_Toc419796313"/>
+      <w:r>
+        <w:rPr>
+          <w:rFonts w:hint="eastAsia"/>
+        </w:rPr>
+        <w:t xml:space="preserve">1.6 </w:t>
+      </w:r>
+      <w:r>
+        <w:rPr>
+          <w:rFonts w:hint="eastAsia"/>
+        </w:rPr>
+        <w:t>平台相关特性</w:t>
+      </w:r>
+      <w:bookmarkEnd w:id="24"/>
+    </w:p>
+    <w:p>
+      <w:pPr>
+        <w:rPr>
+          <w:color w:val="FF0000"/>
+        </w:rPr>
+      </w:pPr>
+      <w:r>
+        <w:rPr>
+          <w:rFonts w:hint="eastAsia"/>
+          <w:color w:val="FF0000"/>
+        </w:rPr>
+        <w:t>【如果该模块在不同平台的运行方式不同，或者接口有区别，则需要在该部分进行描述。很多模块在</w:t>
+      </w:r>
+      <w:r>
+        <w:rPr>
+          <w:color w:val="FF0000"/>
+        </w:rPr>
+        <w:t>Windows</w:t>
+      </w:r>
+      <w:r>
+        <w:rPr>
+          <w:rFonts w:hint="eastAsia"/>
+          <w:color w:val="FF0000"/>
+        </w:rPr>
+        <w:t>和</w:t>
+      </w:r>
+      <w:r>
+        <w:rPr>
+          <w:color w:val="FF0000"/>
+        </w:rPr>
+        <w:t>Unix/Linux</w:t>
+      </w:r>
+      <w:r>
+        <w:rPr>
+          <w:rFonts w:hint="eastAsia"/>
+          <w:color w:val="FF0000"/>
+        </w:rPr>
+        <w:t>的运行方式大不一样，或者在不同平台上所产生的动态库结构不尽相同。理论上我们应当尽可能将平台的区别隐藏入</w:t>
+      </w:r>
+      <w:r>
+        <w:rPr>
+          <w:color w:val="FF0000"/>
+        </w:rPr>
+        <w:t>OSS</w:t>
+      </w:r>
+      <w:r>
+        <w:rPr>
+          <w:rFonts w:hint="eastAsia"/>
+          <w:color w:val="FF0000"/>
+        </w:rPr>
+        <w:t>层，但是很多时候</w:t>
+      </w:r>
+      <w:r>
+        <w:rPr>
+          <w:color w:val="FF0000"/>
+        </w:rPr>
+        <w:t>OSS</w:t>
+      </w:r>
+      <w:r>
+        <w:rPr>
+          <w:rFonts w:hint="eastAsia"/>
+          <w:color w:val="FF0000"/>
+        </w:rPr>
+        <w:t>并不能使上层做到完全的平台无关。】</w:t>
+      </w:r>
+    </w:p>
+    <w:p/>
+    <w:p>
+      <w:r>
+        <w:rPr>
+          <w:rFonts w:hint="eastAsia"/>
+        </w:rPr>
+        <w:t>《写入详细信息》</w:t>
+      </w:r>
+    </w:p>
+    <w:p/>
+    <w:p>
+      <w:pPr>
+        <w:pStyle w:val="Heading2"/>
+      </w:pPr>
+      <w:bookmarkStart w:id="25" w:name="_Toc419796314"/>
+      <w:r>
+        <w:rPr>
+          <w:rFonts w:hint="eastAsia"/>
+        </w:rPr>
+        <w:t xml:space="preserve">1.7 </w:t>
+      </w:r>
+      <w:r>
+        <w:rPr>
+          <w:rFonts w:hint="eastAsia"/>
+        </w:rPr>
+        <w:t>错误处理</w:t>
+      </w:r>
+      <w:bookmarkEnd w:id="25"/>
+    </w:p>
+    <w:p>
+      <w:pPr>
+        <w:rPr>
+          <w:color w:val="FF0000"/>
+        </w:rPr>
+      </w:pPr>
+      <w:r>
+        <w:rPr>
+          <w:rFonts w:hint="eastAsia"/>
+          <w:color w:val="FF0000"/>
+        </w:rPr>
+        <w:t>【一个成熟的数据库产品中，绝大部分（超过</w:t>
+      </w:r>
+      <w:r>
+        <w:rPr>
+          <w:rFonts w:hint="eastAsia"/>
+          <w:color w:val="FF0000"/>
+        </w:rPr>
+        <w:t>80%</w:t>
+      </w:r>
+      <w:r>
+        <w:rPr>
+          <w:rFonts w:hint="eastAsia"/>
+          <w:color w:val="FF0000"/>
+        </w:rPr>
+        <w:t>以上）的用户问题都来自不完善的错误处理机制。有时是引擎内部没有合理地处理某一种类型的错误，有时是在返回给用户的错误信息不能精确地描述错误的特性。因此错误处理机制是否完善，是一个模块健壮性的直观体现。</w:t>
+      </w:r>
+    </w:p>
+    <w:p>
+      <w:pPr>
+        <w:rPr>
+          <w:color w:val="FF0000"/>
+        </w:rPr>
+      </w:pPr>
+      <w:r>
+        <w:rPr>
+          <w:rFonts w:hint="eastAsia"/>
+          <w:color w:val="FF0000"/>
         </w:rPr>
         <w:lastRenderedPageBreak/>
-        <w:t>1.3.</w:t>
-      </w:r>
-      <w:r>
-        <w:rPr>
-          <w:rFonts w:hint="eastAsia"/>
-        </w:rPr>
-        <w:t>2</w:t>
-      </w:r>
-      <w:r>
-        <w:rPr>
-          <w:rFonts w:hint="eastAsia"/>
-        </w:rPr>
-        <w:t>架构设计</w:t>
-      </w:r>
-      <w:bookmarkEnd w:id="33"/>
-    </w:p>
-    <w:p>
-      <w:r>
-        <w:rPr>
-          <w:rFonts w:hint="eastAsia"/>
-        </w:rPr>
-        <w:t>TODO</w:t>
-      </w:r>
-    </w:p>
+        <w:t>尤其是对很多极限情况，良好设计的模块需要能够处理尽可能多的极限情况（例如内存耗尽，磁盘空间满，磁盘损坏，读取数据错误等）】</w:t>
+      </w:r>
+    </w:p>
+    <w:p/>
+    <w:p>
+      <w:r>
+        <w:rPr>
+          <w:rFonts w:hint="eastAsia"/>
+        </w:rPr>
+        <w:t>《写入详细信息》</w:t>
+      </w:r>
+    </w:p>
+    <w:p/>
     <w:p>
       <w:pPr>
         <w:pStyle w:val="Heading2"/>
-      </w:pPr>
-      <w:bookmarkStart w:id="34" w:name="_Toc419333407"/>
-      <w:r>
-        <w:rPr>
-          <w:rFonts w:hint="eastAsia"/>
-        </w:rPr>
-        <w:t xml:space="preserve">1.4 </w:t>
-      </w:r>
-      <w:r>
-        <w:rPr>
-          <w:rFonts w:hint="eastAsia"/>
-        </w:rPr>
-        <w:t>依存关系</w:t>
-      </w:r>
-      <w:bookmarkEnd w:id="34"/>
-    </w:p>
-    <w:p>
-      <w:pPr>
-        <w:rPr>
-          <w:color w:val="FF0000"/>
-        </w:rPr>
-      </w:pPr>
-      <w:r>
-        <w:rPr>
-          <w:rFonts w:hint="eastAsia"/>
-          <w:color w:val="FF0000"/>
-        </w:rPr>
-        <w:t>【如果该模块与其他组件或开发小组存在依存关系，则需要被详细记录在本段。例如如果其他模块的某些功能在该模块中必不可少。</w:t>
-      </w:r>
-    </w:p>
-    <w:p>
-      <w:pPr>
-        <w:rPr>
-          <w:color w:val="FF0000"/>
-        </w:rPr>
-      </w:pPr>
-      <w:r>
-        <w:rPr>
-          <w:rFonts w:hint="eastAsia"/>
-          <w:color w:val="FF0000"/>
-        </w:rPr>
-        <w:t>譬如如果在运行库中增加一个新的数据类型，如果需要对该类型进行排序，很显然单纯滴增加一个对比函数完全不足以涵盖所有操作。也许整个的排序算法需要重新讨论与设计，因此如果一个模块涉及到多个领域，则需要与各领域的属主交流。】</w:t>
-      </w:r>
-    </w:p>
-    <w:p/>
-    <w:p>
-      <w:r>
-        <w:rPr>
-          <w:rFonts w:hint="eastAsia"/>
-        </w:rPr>
-        <w:t>《写入详细信息》</w:t>
-      </w:r>
-    </w:p>
-    <w:p/>
-    <w:p>
-      <w:pPr>
-        <w:pStyle w:val="Heading2"/>
-      </w:pPr>
-      <w:bookmarkStart w:id="35" w:name="_Toc419333408"/>
-      <w:r>
-        <w:rPr>
-          <w:rFonts w:hint="eastAsia"/>
-        </w:rPr>
-        <w:t xml:space="preserve">1.5 </w:t>
-      </w:r>
-      <w:r>
-        <w:rPr>
-          <w:rFonts w:hint="eastAsia"/>
-        </w:rPr>
-        <w:t>接口结构</w:t>
-      </w:r>
-      <w:bookmarkEnd w:id="35"/>
-    </w:p>
-    <w:p>
-      <w:pPr>
-        <w:rPr>
-          <w:color w:val="FF0000"/>
-        </w:rPr>
-      </w:pPr>
-      <w:r>
-        <w:rPr>
-          <w:rFonts w:hint="eastAsia"/>
-          <w:color w:val="FF0000"/>
-        </w:rPr>
-        <w:t>【一个模块和其他模块的衔接方式称为接口。对于典型的</w:t>
-      </w:r>
-      <w:r>
-        <w:rPr>
-          <w:color w:val="FF0000"/>
-        </w:rPr>
-        <w:t>C++</w:t>
-      </w:r>
-      <w:r>
-        <w:rPr>
-          <w:rFonts w:hint="eastAsia"/>
-          <w:color w:val="FF0000"/>
-        </w:rPr>
-        <w:t>程序，接口可以是一个</w:t>
-      </w:r>
-      <w:r>
-        <w:rPr>
-          <w:color w:val="FF0000"/>
-        </w:rPr>
-        <w:t>class</w:t>
-      </w:r>
-      <w:r>
-        <w:rPr>
-          <w:rFonts w:hint="eastAsia"/>
-          <w:color w:val="FF0000"/>
-        </w:rPr>
-        <w:t>。而对于典型的</w:t>
-      </w:r>
-      <w:r>
-        <w:rPr>
-          <w:color w:val="FF0000"/>
-        </w:rPr>
-        <w:t>C</w:t>
-      </w:r>
-      <w:r>
-        <w:rPr>
-          <w:rFonts w:hint="eastAsia"/>
-          <w:color w:val="FF0000"/>
-        </w:rPr>
-        <w:t>程序，接口可以是若干函数与</w:t>
-      </w:r>
-      <w:r>
-        <w:rPr>
-          <w:color w:val="FF0000"/>
-        </w:rPr>
-        <w:t>struct</w:t>
-      </w:r>
-      <w:r>
-        <w:rPr>
-          <w:rFonts w:hint="eastAsia"/>
-          <w:color w:val="FF0000"/>
-        </w:rPr>
-        <w:t>。根据模块所使用的编程模式，该部分描述该模块与其他组件衔接的方式。文档属主可以考虑使用伪代码与</w:t>
-      </w:r>
-      <w:r>
-        <w:rPr>
-          <w:color w:val="FF0000"/>
-        </w:rPr>
-        <w:t>UML</w:t>
-      </w:r>
-      <w:r>
-        <w:rPr>
-          <w:rFonts w:hint="eastAsia"/>
-          <w:color w:val="FF0000"/>
-        </w:rPr>
-        <w:t>描述这一部分。】</w:t>
-      </w:r>
-    </w:p>
-    <w:p/>
-    <w:p>
-      <w:r>
-        <w:rPr>
-          <w:rFonts w:hint="eastAsia"/>
-        </w:rPr>
-        <w:t>《写入详细信息》</w:t>
-      </w:r>
-    </w:p>
-    <w:p/>
-    <w:p>
-      <w:pPr>
-        <w:pStyle w:val="Heading2"/>
-      </w:pPr>
-      <w:bookmarkStart w:id="36" w:name="_Toc419333409"/>
-      <w:r>
-        <w:rPr>
-          <w:rFonts w:hint="eastAsia"/>
-        </w:rPr>
-        <w:t xml:space="preserve">1.6 </w:t>
-      </w:r>
-      <w:r>
-        <w:rPr>
-          <w:rFonts w:hint="eastAsia"/>
-        </w:rPr>
-        <w:t>平台相关特性</w:t>
-      </w:r>
-      <w:bookmarkEnd w:id="36"/>
-    </w:p>
-    <w:p>
-      <w:pPr>
-        <w:rPr>
-          <w:color w:val="FF0000"/>
-        </w:rPr>
-      </w:pPr>
-      <w:r>
-        <w:rPr>
-          <w:rFonts w:hint="eastAsia"/>
-          <w:color w:val="FF0000"/>
-        </w:rPr>
-        <w:t>【如果该模块在不同平台的运行方式不同，或者接口有区别，则需要在该部分进行描述。很多模块在</w:t>
-      </w:r>
-      <w:r>
-        <w:rPr>
-          <w:color w:val="FF0000"/>
-        </w:rPr>
-        <w:t>Windows</w:t>
-      </w:r>
-      <w:r>
-        <w:rPr>
-          <w:rFonts w:hint="eastAsia"/>
-          <w:color w:val="FF0000"/>
-        </w:rPr>
-        <w:t>和</w:t>
-      </w:r>
-      <w:r>
-        <w:rPr>
-          <w:color w:val="FF0000"/>
-        </w:rPr>
-        <w:t>Unix/Linux</w:t>
-      </w:r>
-      <w:r>
-        <w:rPr>
-          <w:rFonts w:hint="eastAsia"/>
-          <w:color w:val="FF0000"/>
-        </w:rPr>
-        <w:t>的运行方式大不一样，或者在不同平台上所产生的动态库结构不尽相同。理论上我们应当尽可能将平台的区别隐藏入</w:t>
-      </w:r>
-      <w:r>
-        <w:rPr>
-          <w:color w:val="FF0000"/>
-        </w:rPr>
-        <w:t>OSS</w:t>
-      </w:r>
-      <w:r>
-        <w:rPr>
-          <w:rFonts w:hint="eastAsia"/>
-          <w:color w:val="FF0000"/>
-        </w:rPr>
-        <w:t>层，但是很多时候</w:t>
-      </w:r>
-      <w:r>
-        <w:rPr>
-          <w:color w:val="FF0000"/>
-        </w:rPr>
-        <w:t>OSS</w:t>
-      </w:r>
-      <w:r>
-        <w:rPr>
-          <w:rFonts w:hint="eastAsia"/>
-          <w:color w:val="FF0000"/>
-        </w:rPr>
-        <w:t>并不能使上层做到完全的平台无关。】</w:t>
-      </w:r>
-    </w:p>
-    <w:p/>
-    <w:p>
-      <w:r>
-        <w:rPr>
-          <w:rFonts w:hint="eastAsia"/>
-        </w:rPr>
-        <w:t>《写入详细信息》</w:t>
-      </w:r>
-    </w:p>
-    <w:p/>
-    <w:p>
-      <w:pPr>
-        <w:pStyle w:val="Heading2"/>
-      </w:pPr>
-      <w:bookmarkStart w:id="37" w:name="_Toc419333410"/>
-      <w:r>
-        <w:rPr>
-          <w:rFonts w:hint="eastAsia"/>
-        </w:rPr>
-        <w:t xml:space="preserve">1.7 </w:t>
-      </w:r>
-      <w:r>
-        <w:rPr>
-          <w:rFonts w:hint="eastAsia"/>
-        </w:rPr>
-        <w:t>错误处理</w:t>
-      </w:r>
-      <w:bookmarkEnd w:id="37"/>
-    </w:p>
-    <w:p>
-      <w:pPr>
-        <w:rPr>
-          <w:color w:val="FF0000"/>
-        </w:rPr>
-      </w:pPr>
-      <w:r>
-        <w:rPr>
-          <w:rFonts w:hint="eastAsia"/>
-          <w:color w:val="FF0000"/>
-        </w:rPr>
-        <w:t>【一个成熟的数据库产品中，绝大部分（超过</w:t>
-      </w:r>
-      <w:r>
-        <w:rPr>
-          <w:rFonts w:hint="eastAsia"/>
-          <w:color w:val="FF0000"/>
-        </w:rPr>
-        <w:t>80%</w:t>
-      </w:r>
-      <w:r>
-        <w:rPr>
-          <w:rFonts w:hint="eastAsia"/>
-          <w:color w:val="FF0000"/>
-        </w:rPr>
-        <w:t>以上）的用户问题都来自不完善的错误处理机制。有时是引擎内部没有合理地处理某一种类型的错误，有时是在返回给用户的错误信息不能精确地描述错误的特性。因此错误处理机制是否完善，是一个模块健壮性的直观体现。</w:t>
-      </w:r>
-    </w:p>
-    <w:p>
-      <w:pPr>
-        <w:rPr>
-          <w:color w:val="FF0000"/>
-        </w:rPr>
-      </w:pPr>
-      <w:r>
-        <w:rPr>
-          <w:rFonts w:hint="eastAsia"/>
-          <w:color w:val="FF0000"/>
-        </w:rPr>
-        <w:t>尤其是对很多极限情况，良好设计的模块需要能够处理尽可能多的极限情况（例如内存耗尽，</w:t>
-      </w:r>
-      <w:r>
-        <w:rPr>
-          <w:rFonts w:hint="eastAsia"/>
-          <w:color w:val="FF0000"/>
-        </w:rPr>
-        <w:lastRenderedPageBreak/>
-        <w:t>磁盘空间满，磁盘损坏，读取数据错误等）】</w:t>
-      </w:r>
-    </w:p>
-    <w:p/>
-    <w:p>
-      <w:r>
-        <w:rPr>
-          <w:rFonts w:hint="eastAsia"/>
-        </w:rPr>
-        <w:t>《写入详细信息》</w:t>
-      </w:r>
-    </w:p>
-    <w:p/>
-    <w:p>
-      <w:pPr>
-        <w:pStyle w:val="Heading2"/>
-        <w:rPr>
-          <w:ins w:id="38" w:author="longyang" w:date="2015-05-15T12:10:00Z"/>
-          <w:rFonts w:hint="eastAsia"/>
-        </w:rPr>
-      </w:pPr>
-      <w:bookmarkStart w:id="39" w:name="_Toc419333411"/>
+        <w:rPr>
+          <w:ins w:id="26" w:author="longyang" w:date="2015-05-15T12:10:00Z"/>
+        </w:rPr>
+      </w:pPr>
+      <w:bookmarkStart w:id="27" w:name="_Toc419796315"/>
       <w:r>
         <w:rPr>
           <w:rFonts w:hint="eastAsia"/>
@@ -7895,17 +8644,17 @@
         </w:rPr>
         <w:t>假设条件</w:t>
       </w:r>
-      <w:bookmarkEnd w:id="39"/>
-    </w:p>
-    <w:p>
-      <w:pPr>
-        <w:pPrChange w:id="40" w:author="longyang" w:date="2015-05-15T12:10:00Z">
+      <w:bookmarkEnd w:id="27"/>
+    </w:p>
+    <w:p>
+      <w:pPr>
+        <w:pPrChange w:id="28" w:author="longyang" w:date="2015-05-15T12:10:00Z">
           <w:pPr>
             <w:pStyle w:val="Heading2"/>
           </w:pPr>
         </w:pPrChange>
       </w:pPr>
-      <w:ins w:id="41" w:author="longyang" w:date="2015-05-15T12:10:00Z">
+      <w:ins w:id="29" w:author="longyang" w:date="2015-05-15T12:10:00Z">
         <w:r>
           <w:rPr>
             <w:rFonts w:hint="eastAsia"/>
@@ -8037,7 +8786,7 @@
       <w:pPr>
         <w:pStyle w:val="Heading1"/>
       </w:pPr>
-      <w:bookmarkStart w:id="42" w:name="_Toc419333412"/>
+      <w:bookmarkStart w:id="30" w:name="_Toc419796316"/>
       <w:r>
         <w:rPr>
           <w:rFonts w:hint="eastAsia"/>
@@ -8045,7 +8794,7 @@
         <w:lastRenderedPageBreak/>
         <w:t>第二章：其他特性</w:t>
       </w:r>
-      <w:bookmarkEnd w:id="42"/>
+      <w:bookmarkEnd w:id="30"/>
     </w:p>
     <w:p>
       <w:pPr>
@@ -8058,7 +8807,7 @@
       <w:pPr>
         <w:pStyle w:val="Heading2"/>
       </w:pPr>
-      <w:bookmarkStart w:id="43" w:name="_Toc419333413"/>
+      <w:bookmarkStart w:id="31" w:name="_Toc419796317"/>
       <w:r>
         <w:rPr>
           <w:rFonts w:hint="eastAsia"/>
@@ -8071,7 +8820,7 @@
         </w:rPr>
         <w:t>性能</w:t>
       </w:r>
-      <w:bookmarkEnd w:id="43"/>
+      <w:bookmarkEnd w:id="31"/>
     </w:p>
     <w:p>
       <w:pPr>
@@ -8121,7 +8870,7 @@
       <w:pPr>
         <w:pStyle w:val="Heading2"/>
       </w:pPr>
-      <w:bookmarkStart w:id="44" w:name="_Toc419333414"/>
+      <w:bookmarkStart w:id="32" w:name="_Toc419796318"/>
       <w:r>
         <w:rPr>
           <w:rFonts w:hint="eastAsia"/>
@@ -8134,7 +8883,7 @@
         </w:rPr>
         <w:t>升级</w:t>
       </w:r>
-      <w:bookmarkEnd w:id="44"/>
+      <w:bookmarkEnd w:id="32"/>
     </w:p>
     <w:p>
       <w:pPr>
@@ -8184,7 +8933,7 @@
       <w:pPr>
         <w:pStyle w:val="Heading2"/>
       </w:pPr>
-      <w:bookmarkStart w:id="45" w:name="_Toc419333415"/>
+      <w:bookmarkStart w:id="33" w:name="_Toc419796319"/>
       <w:r>
         <w:rPr>
           <w:rFonts w:hint="eastAsia"/>
@@ -8197,7 +8946,7 @@
         </w:rPr>
         <w:t>安装</w:t>
       </w:r>
-      <w:bookmarkEnd w:id="45"/>
+      <w:bookmarkEnd w:id="33"/>
     </w:p>
     <w:p>
       <w:pPr>
@@ -8247,7 +8996,7 @@
       <w:pPr>
         <w:pStyle w:val="Heading2"/>
       </w:pPr>
-      <w:bookmarkStart w:id="46" w:name="_Toc419333416"/>
+      <w:bookmarkStart w:id="34" w:name="_Toc419796320"/>
       <w:r>
         <w:rPr>
           <w:rFonts w:hint="eastAsia"/>
@@ -8260,7 +9009,7 @@
         </w:rPr>
         <w:t>资源消耗</w:t>
       </w:r>
-      <w:bookmarkEnd w:id="46"/>
+      <w:bookmarkEnd w:id="34"/>
     </w:p>
     <w:p>
       <w:pPr>
@@ -8325,7 +9074,7 @@
       <w:pPr>
         <w:pStyle w:val="Heading2"/>
       </w:pPr>
-      <w:bookmarkStart w:id="47" w:name="_Toc419333417"/>
+      <w:bookmarkStart w:id="35" w:name="_Toc419796321"/>
       <w:r>
         <w:rPr>
           <w:rFonts w:hint="eastAsia"/>
@@ -8338,7 +9087,7 @@
         </w:rPr>
         <w:t>其他方法</w:t>
       </w:r>
-      <w:bookmarkEnd w:id="47"/>
+      <w:bookmarkEnd w:id="35"/>
     </w:p>
     <w:p>
       <w:pPr>
@@ -8388,7 +9137,7 @@
       <w:pPr>
         <w:pStyle w:val="Heading2"/>
       </w:pPr>
-      <w:bookmarkStart w:id="48" w:name="_Toc419333418"/>
+      <w:bookmarkStart w:id="36" w:name="_Toc419796322"/>
       <w:r>
         <w:rPr>
           <w:rFonts w:hint="eastAsia"/>
@@ -8401,7 +9150,7 @@
         </w:rPr>
         <w:t>测试</w:t>
       </w:r>
-      <w:bookmarkEnd w:id="48"/>
+      <w:bookmarkEnd w:id="36"/>
     </w:p>
     <w:p>
       <w:pPr>
@@ -8481,7 +9230,7 @@
       <w:pPr>
         <w:pStyle w:val="Heading2"/>
       </w:pPr>
-      <w:bookmarkStart w:id="49" w:name="_Toc419333419"/>
+      <w:bookmarkStart w:id="37" w:name="_Toc419796323"/>
       <w:r>
         <w:rPr>
           <w:rFonts w:hint="eastAsia"/>
@@ -8494,7 +9243,7 @@
         </w:rPr>
         <w:t>其余信息</w:t>
       </w:r>
-      <w:bookmarkEnd w:id="49"/>
+      <w:bookmarkEnd w:id="37"/>
     </w:p>
     <w:p>
       <w:pPr>
@@ -8544,7 +9293,7 @@
       <w:pPr>
         <w:pStyle w:val="Heading2"/>
       </w:pPr>
-      <w:bookmarkStart w:id="50" w:name="_Toc419333420"/>
+      <w:bookmarkStart w:id="38" w:name="_Toc419796324"/>
       <w:r>
         <w:rPr>
           <w:rFonts w:hint="eastAsia"/>
@@ -8557,7 +9306,7 @@
         </w:rPr>
         <w:t>检查列表</w:t>
       </w:r>
-      <w:bookmarkEnd w:id="50"/>
+      <w:bookmarkEnd w:id="38"/>
     </w:p>
     <w:p>
       <w:pPr>
@@ -9011,8 +9760,8 @@
       </w:pPr>
     </w:p>
     <w:sectPr>
-      <w:headerReference w:type="default" r:id="rId9"/>
-      <w:footerReference w:type="default" r:id="rId10"/>
+      <w:headerReference w:type="default" r:id="rId8"/>
+      <w:footerReference w:type="default" r:id="rId9"/>
       <w:pgSz w:w="11906" w:h="16838"/>
       <w:pgMar w:top="1440" w:right="1800" w:bottom="1440" w:left="1800" w:header="851" w:footer="992" w:gutter="0"/>
       <w:cols w:space="425"/>
@@ -9070,7 +9819,7 @@
           <w:rPr>
             <w:noProof/>
           </w:rPr>
-          <w:t>9</w:t>
+          <w:t>3</w:t>
         </w:r>
         <w:r>
           <w:rPr>
@@ -9253,6 +10002,205 @@
     </w:lvl>
   </w:abstractNum>
   <w:abstractNum w:abstractNumId="1">
+    <w:nsid w:val="075D1EB9"/>
+    <w:multiLevelType w:val="hybridMultilevel"/>
+    <w:tmpl w:val="9190D9FA"/>
+    <w:lvl w:ilvl="0" w:tplc="0409000F">
+      <w:start w:val="1"/>
+      <w:numFmt w:val="decimal"/>
+      <w:lvlText w:val="%1."/>
+      <w:lvlJc w:val="left"/>
+      <w:pPr>
+        <w:ind w:left="420" w:hanging="420"/>
+      </w:pPr>
+    </w:lvl>
+    <w:lvl w:ilvl="1" w:tplc="04090019" w:tentative="1">
+      <w:start w:val="1"/>
+      <w:numFmt w:val="lowerLetter"/>
+      <w:lvlText w:val="%2)"/>
+      <w:lvlJc w:val="left"/>
+      <w:pPr>
+        <w:ind w:left="840" w:hanging="420"/>
+      </w:pPr>
+    </w:lvl>
+    <w:lvl w:ilvl="2" w:tplc="0409001B" w:tentative="1">
+      <w:start w:val="1"/>
+      <w:numFmt w:val="lowerRoman"/>
+      <w:lvlText w:val="%3."/>
+      <w:lvlJc w:val="right"/>
+      <w:pPr>
+        <w:ind w:left="1260" w:hanging="420"/>
+      </w:pPr>
+    </w:lvl>
+    <w:lvl w:ilvl="3" w:tplc="0409000F" w:tentative="1">
+      <w:start w:val="1"/>
+      <w:numFmt w:val="decimal"/>
+      <w:lvlText w:val="%4."/>
+      <w:lvlJc w:val="left"/>
+      <w:pPr>
+        <w:ind w:left="1680" w:hanging="420"/>
+      </w:pPr>
+    </w:lvl>
+    <w:lvl w:ilvl="4" w:tplc="04090019" w:tentative="1">
+      <w:start w:val="1"/>
+      <w:numFmt w:val="lowerLetter"/>
+      <w:lvlText w:val="%5)"/>
+      <w:lvlJc w:val="left"/>
+      <w:pPr>
+        <w:ind w:left="2100" w:hanging="420"/>
+      </w:pPr>
+    </w:lvl>
+    <w:lvl w:ilvl="5" w:tplc="0409001B" w:tentative="1">
+      <w:start w:val="1"/>
+      <w:numFmt w:val="lowerRoman"/>
+      <w:lvlText w:val="%6."/>
+      <w:lvlJc w:val="right"/>
+      <w:pPr>
+        <w:ind w:left="2520" w:hanging="420"/>
+      </w:pPr>
+    </w:lvl>
+    <w:lvl w:ilvl="6" w:tplc="0409000F" w:tentative="1">
+      <w:start w:val="1"/>
+      <w:numFmt w:val="decimal"/>
+      <w:lvlText w:val="%7."/>
+      <w:lvlJc w:val="left"/>
+      <w:pPr>
+        <w:ind w:left="2940" w:hanging="420"/>
+      </w:pPr>
+    </w:lvl>
+    <w:lvl w:ilvl="7" w:tplc="04090019" w:tentative="1">
+      <w:start w:val="1"/>
+      <w:numFmt w:val="lowerLetter"/>
+      <w:lvlText w:val="%8)"/>
+      <w:lvlJc w:val="left"/>
+      <w:pPr>
+        <w:ind w:left="3360" w:hanging="420"/>
+      </w:pPr>
+    </w:lvl>
+    <w:lvl w:ilvl="8" w:tplc="0409001B" w:tentative="1">
+      <w:start w:val="1"/>
+      <w:numFmt w:val="lowerRoman"/>
+      <w:lvlText w:val="%9."/>
+      <w:lvlJc w:val="right"/>
+      <w:pPr>
+        <w:ind w:left="3780" w:hanging="420"/>
+      </w:pPr>
+    </w:lvl>
+  </w:abstractNum>
+  <w:abstractNum w:abstractNumId="2">
+    <w:nsid w:val="138046D6"/>
+    <w:multiLevelType w:val="hybridMultilevel"/>
+    <w:tmpl w:val="8E64FD1E"/>
+    <w:lvl w:ilvl="0" w:tplc="04090001">
+      <w:start w:val="1"/>
+      <w:numFmt w:val="bullet"/>
+      <w:lvlText w:val=""/>
+      <w:lvlJc w:val="left"/>
+      <w:pPr>
+        <w:ind w:left="420" w:hanging="420"/>
+      </w:pPr>
+      <w:rPr>
+        <w:rFonts w:ascii="Wingdings" w:hAnsi="Wingdings" w:hint="default"/>
+      </w:rPr>
+    </w:lvl>
+    <w:lvl w:ilvl="1" w:tplc="04090003" w:tentative="1">
+      <w:start w:val="1"/>
+      <w:numFmt w:val="bullet"/>
+      <w:lvlText w:val=""/>
+      <w:lvlJc w:val="left"/>
+      <w:pPr>
+        <w:ind w:left="840" w:hanging="420"/>
+      </w:pPr>
+      <w:rPr>
+        <w:rFonts w:ascii="Wingdings" w:hAnsi="Wingdings" w:hint="default"/>
+      </w:rPr>
+    </w:lvl>
+    <w:lvl w:ilvl="2" w:tplc="04090005" w:tentative="1">
+      <w:start w:val="1"/>
+      <w:numFmt w:val="bullet"/>
+      <w:lvlText w:val=""/>
+      <w:lvlJc w:val="left"/>
+      <w:pPr>
+        <w:ind w:left="1260" w:hanging="420"/>
+      </w:pPr>
+      <w:rPr>
+        <w:rFonts w:ascii="Wingdings" w:hAnsi="Wingdings" w:hint="default"/>
+      </w:rPr>
+    </w:lvl>
+    <w:lvl w:ilvl="3" w:tplc="04090001" w:tentative="1">
+      <w:start w:val="1"/>
+      <w:numFmt w:val="bullet"/>
+      <w:lvlText w:val=""/>
+      <w:lvlJc w:val="left"/>
+      <w:pPr>
+        <w:ind w:left="1680" w:hanging="420"/>
+      </w:pPr>
+      <w:rPr>
+        <w:rFonts w:ascii="Wingdings" w:hAnsi="Wingdings" w:hint="default"/>
+      </w:rPr>
+    </w:lvl>
+    <w:lvl w:ilvl="4" w:tplc="04090003" w:tentative="1">
+      <w:start w:val="1"/>
+      <w:numFmt w:val="bullet"/>
+      <w:lvlText w:val=""/>
+      <w:lvlJc w:val="left"/>
+      <w:pPr>
+        <w:ind w:left="2100" w:hanging="420"/>
+      </w:pPr>
+      <w:rPr>
+        <w:rFonts w:ascii="Wingdings" w:hAnsi="Wingdings" w:hint="default"/>
+      </w:rPr>
+    </w:lvl>
+    <w:lvl w:ilvl="5" w:tplc="04090005" w:tentative="1">
+      <w:start w:val="1"/>
+      <w:numFmt w:val="bullet"/>
+      <w:lvlText w:val=""/>
+      <w:lvlJc w:val="left"/>
+      <w:pPr>
+        <w:ind w:left="2520" w:hanging="420"/>
+      </w:pPr>
+      <w:rPr>
+        <w:rFonts w:ascii="Wingdings" w:hAnsi="Wingdings" w:hint="default"/>
+      </w:rPr>
+    </w:lvl>
+    <w:lvl w:ilvl="6" w:tplc="04090001" w:tentative="1">
+      <w:start w:val="1"/>
+      <w:numFmt w:val="bullet"/>
+      <w:lvlText w:val=""/>
+      <w:lvlJc w:val="left"/>
+      <w:pPr>
+        <w:ind w:left="2940" w:hanging="420"/>
+      </w:pPr>
+      <w:rPr>
+        <w:rFonts w:ascii="Wingdings" w:hAnsi="Wingdings" w:hint="default"/>
+      </w:rPr>
+    </w:lvl>
+    <w:lvl w:ilvl="7" w:tplc="04090003" w:tentative="1">
+      <w:start w:val="1"/>
+      <w:numFmt w:val="bullet"/>
+      <w:lvlText w:val=""/>
+      <w:lvlJc w:val="left"/>
+      <w:pPr>
+        <w:ind w:left="3360" w:hanging="420"/>
+      </w:pPr>
+      <w:rPr>
+        <w:rFonts w:ascii="Wingdings" w:hAnsi="Wingdings" w:hint="default"/>
+      </w:rPr>
+    </w:lvl>
+    <w:lvl w:ilvl="8" w:tplc="04090005" w:tentative="1">
+      <w:start w:val="1"/>
+      <w:numFmt w:val="bullet"/>
+      <w:lvlText w:val=""/>
+      <w:lvlJc w:val="left"/>
+      <w:pPr>
+        <w:ind w:left="3780" w:hanging="420"/>
+      </w:pPr>
+      <w:rPr>
+        <w:rFonts w:ascii="Wingdings" w:hAnsi="Wingdings" w:hint="default"/>
+      </w:rPr>
+    </w:lvl>
+  </w:abstractNum>
+  <w:abstractNum w:abstractNumId="3">
     <w:nsid w:val="14B46D92"/>
     <w:multiLevelType w:val="hybridMultilevel"/>
     <w:tmpl w:val="23745C0A"/>
@@ -9341,7 +10289,7 @@
       </w:pPr>
     </w:lvl>
   </w:abstractNum>
-  <w:abstractNum w:abstractNumId="2">
+  <w:abstractNum w:abstractNumId="4">
     <w:nsid w:val="283252A7"/>
     <w:multiLevelType w:val="hybridMultilevel"/>
     <w:tmpl w:val="09F43DF8"/>
@@ -9454,7 +10402,7 @@
       </w:rPr>
     </w:lvl>
   </w:abstractNum>
-  <w:abstractNum w:abstractNumId="3">
+  <w:abstractNum w:abstractNumId="5">
     <w:nsid w:val="346C5E3E"/>
     <w:multiLevelType w:val="hybridMultilevel"/>
     <w:tmpl w:val="8EC6C4EA"/>
@@ -9540,7 +10488,7 @@
       </w:pPr>
     </w:lvl>
   </w:abstractNum>
-  <w:abstractNum w:abstractNumId="4">
+  <w:abstractNum w:abstractNumId="6">
     <w:nsid w:val="3D5813D2"/>
     <w:multiLevelType w:val="hybridMultilevel"/>
     <w:tmpl w:val="0330AB4E"/>
@@ -9626,7 +10574,7 @@
       </w:pPr>
     </w:lvl>
   </w:abstractNum>
-  <w:abstractNum w:abstractNumId="5">
+  <w:abstractNum w:abstractNumId="7">
     <w:nsid w:val="493F2C30"/>
     <w:multiLevelType w:val="multilevel"/>
     <w:tmpl w:val="D7E05D30"/>
@@ -9739,7 +10687,7 @@
       </w:rPr>
     </w:lvl>
   </w:abstractNum>
-  <w:abstractNum w:abstractNumId="6">
+  <w:abstractNum w:abstractNumId="8">
     <w:nsid w:val="4B111A60"/>
     <w:multiLevelType w:val="hybridMultilevel"/>
     <w:tmpl w:val="33B4D82C"/>
@@ -9825,7 +10773,7 @@
       </w:pPr>
     </w:lvl>
   </w:abstractNum>
-  <w:abstractNum w:abstractNumId="7">
+  <w:abstractNum w:abstractNumId="9">
     <w:nsid w:val="543F3157"/>
     <w:multiLevelType w:val="hybridMultilevel"/>
     <w:tmpl w:val="91E0A74C"/>
@@ -9938,7 +10886,7 @@
       </w:rPr>
     </w:lvl>
   </w:abstractNum>
-  <w:abstractNum w:abstractNumId="8">
+  <w:abstractNum w:abstractNumId="10">
     <w:nsid w:val="56972FDF"/>
     <w:multiLevelType w:val="hybridMultilevel"/>
     <w:tmpl w:val="DCAC3376"/>
@@ -10027,7 +10975,7 @@
       </w:pPr>
     </w:lvl>
   </w:abstractNum>
-  <w:abstractNum w:abstractNumId="9">
+  <w:abstractNum w:abstractNumId="11">
     <w:nsid w:val="6AE40850"/>
     <w:multiLevelType w:val="hybridMultilevel"/>
     <w:tmpl w:val="14DC96F6"/>
@@ -10113,7 +11061,7 @@
       </w:pPr>
     </w:lvl>
   </w:abstractNum>
-  <w:abstractNum w:abstractNumId="10">
+  <w:abstractNum w:abstractNumId="12">
     <w:nsid w:val="6E03285B"/>
     <w:multiLevelType w:val="hybridMultilevel"/>
     <w:tmpl w:val="AE58D6FE"/>
@@ -10199,7 +11147,7 @@
       </w:pPr>
     </w:lvl>
   </w:abstractNum>
-  <w:abstractNum w:abstractNumId="11">
+  <w:abstractNum w:abstractNumId="13">
     <w:nsid w:val="6EB73902"/>
     <w:multiLevelType w:val="hybridMultilevel"/>
     <w:tmpl w:val="5D68DC02"/>
@@ -10285,7 +11233,7 @@
       </w:pPr>
     </w:lvl>
   </w:abstractNum>
-  <w:abstractNum w:abstractNumId="12">
+  <w:abstractNum w:abstractNumId="14">
     <w:nsid w:val="73985D89"/>
     <w:multiLevelType w:val="hybridMultilevel"/>
     <w:tmpl w:val="367C94E0"/>
@@ -10371,7 +11319,7 @@
       </w:pPr>
     </w:lvl>
   </w:abstractNum>
-  <w:abstractNum w:abstractNumId="13">
+  <w:abstractNum w:abstractNumId="15">
     <w:nsid w:val="77F11BA7"/>
     <w:multiLevelType w:val="hybridMultilevel"/>
     <w:tmpl w:val="0330AB4E"/>
@@ -10457,7 +11405,7 @@
       </w:pPr>
     </w:lvl>
   </w:abstractNum>
-  <w:abstractNum w:abstractNumId="14">
+  <w:abstractNum w:abstractNumId="16">
     <w:nsid w:val="7CDC5337"/>
     <w:multiLevelType w:val="hybridMultilevel"/>
     <w:tmpl w:val="367C94E0"/>
@@ -10544,49 +11492,55 @@
     </w:lvl>
   </w:abstractNum>
   <w:num w:numId="1">
-    <w:abstractNumId w:val="8"/>
+    <w:abstractNumId w:val="10"/>
   </w:num>
   <w:num w:numId="2">
-    <w:abstractNumId w:val="5"/>
+    <w:abstractNumId w:val="7"/>
   </w:num>
   <w:num w:numId="3">
-    <w:abstractNumId w:val="7"/>
+    <w:abstractNumId w:val="9"/>
   </w:num>
   <w:num w:numId="4">
-    <w:abstractNumId w:val="1"/>
+    <w:abstractNumId w:val="3"/>
   </w:num>
   <w:num w:numId="5">
+    <w:abstractNumId w:val="6"/>
+  </w:num>
+  <w:num w:numId="6">
+    <w:abstractNumId w:val="15"/>
+  </w:num>
+  <w:num w:numId="7">
+    <w:abstractNumId w:val="11"/>
+  </w:num>
+  <w:num w:numId="8">
+    <w:abstractNumId w:val="14"/>
+  </w:num>
+  <w:num w:numId="9">
     <w:abstractNumId w:val="4"/>
   </w:num>
-  <w:num w:numId="6">
-    <w:abstractNumId w:val="13"/>
+  <w:num w:numId="10">
+    <w:abstractNumId w:val="16"/>
   </w:num>
-  <w:num w:numId="7">
-    <w:abstractNumId w:val="9"/>
-  </w:num>
-  <w:num w:numId="8">
+  <w:num w:numId="11">
     <w:abstractNumId w:val="12"/>
   </w:num>
-  <w:num w:numId="9">
-    <w:abstractNumId w:val="2"/>
-  </w:num>
-  <w:num w:numId="10">
-    <w:abstractNumId w:val="14"/>
-  </w:num>
-  <w:num w:numId="11">
-    <w:abstractNumId w:val="10"/>
-  </w:num>
   <w:num w:numId="12">
-    <w:abstractNumId w:val="11"/>
+    <w:abstractNumId w:val="13"/>
   </w:num>
   <w:num w:numId="13">
     <w:abstractNumId w:val="0"/>
   </w:num>
   <w:num w:numId="14">
-    <w:abstractNumId w:val="3"/>
+    <w:abstractNumId w:val="5"/>
   </w:num>
   <w:num w:numId="15">
-    <w:abstractNumId w:val="6"/>
+    <w:abstractNumId w:val="8"/>
+  </w:num>
+  <w:num w:numId="16">
+    <w:abstractNumId w:val="2"/>
+  </w:num>
+  <w:num w:numId="17">
+    <w:abstractNumId w:val="1"/>
   </w:num>
 </w:numbering>
 </file>
@@ -11118,6 +12072,16 @@
       <w:bCs/>
     </w:rPr>
   </w:style>
+  <w:style w:type="paragraph" w:styleId="NoSpacing">
+    <w:name w:val="No Spacing"/>
+    <w:uiPriority w:val="1"/>
+    <w:qFormat/>
+    <w:rsid w:val="007D6903"/>
+    <w:pPr>
+      <w:widowControl w:val="0"/>
+      <w:jc w:val="both"/>
+    </w:pPr>
+  </w:style>
 </w:styles>
 </file>
 
